--- a/sablony/detailni_kniha.docx
+++ b/sablony/detailni_kniha.docx
@@ -822,11 +822,7 @@
       </w:r>
       <w:r>
         <w:rPr>
-          <w:rFonts w:ascii="Arial Unicode MS" w:cs="Arial Unicode MS" w:hAnsi="Arial Unicode MS" w:eastAsia="Arial Unicode MS" w:hint="default"/>
-          <w:b w:val="0"/>
-          <w:bCs w:val="0"/>
-          <w:i w:val="0"/>
-          <w:iCs w:val="0"/>
+          <w:rFonts w:ascii="Arial Unicode MS" w:hAnsi="Arial Unicode MS" w:hint="default"/>
           <w:rtl w:val="0"/>
           <w:lang w:val="en-US"/>
         </w:rPr>
@@ -1392,6 +1388,237 @@
         </w:rPr>
         <w:t>}</w:t>
       </w:r>
+    </w:p>
+    <w:p>
+      <w:pPr>
+        <w:pStyle w:val="Výchozí"/>
+        <w:suppressAutoHyphens w:val="1"/>
+        <w:spacing w:before="0" w:line="240" w:lineRule="auto"/>
+      </w:pPr>
+    </w:p>
+    <w:p>
+      <w:pPr>
+        <w:pStyle w:val="Výchozí"/>
+        <w:suppressAutoHyphens w:val="1"/>
+        <w:spacing w:before="0" w:line="240" w:lineRule="auto"/>
+      </w:pPr>
+    </w:p>
+    <w:p>
+      <w:pPr>
+        <w:pStyle w:val="Výchozí"/>
+        <w:suppressAutoHyphens w:val="1"/>
+        <w:spacing w:before="0" w:line="240" w:lineRule="auto"/>
+      </w:pPr>
+      <w:r>
+        <w:rPr>
+          <w:rtl w:val="0"/>
+          <w:lang w:val="en-US"/>
+        </w:rPr>
+        <w:t>/* ---------- AUTO HIDE OBRAZKY ---------- */</w:t>
+      </w:r>
+    </w:p>
+    <w:p>
+      <w:pPr>
+        <w:pStyle w:val="Výchozí"/>
+        <w:suppressAutoHyphens w:val="1"/>
+        <w:spacing w:before="0" w:line="240" w:lineRule="auto"/>
+      </w:pPr>
+      <w:r>
+        <w:rPr>
+          <w:rtl w:val="0"/>
+          <w:lang w:val="en-US"/>
+        </w:rPr>
+        <w:t>img[src=""] {</w:t>
+      </w:r>
+    </w:p>
+    <w:p>
+      <w:pPr>
+        <w:pStyle w:val="Výchozí"/>
+        <w:suppressAutoHyphens w:val="1"/>
+        <w:spacing w:before="0" w:line="240" w:lineRule="auto"/>
+      </w:pPr>
+      <w:r>
+        <w:rPr>
+          <w:rtl w:val="0"/>
+          <w:lang w:val="en-US"/>
+        </w:rPr>
+        <w:t xml:space="preserve">  display: none;</w:t>
+      </w:r>
+    </w:p>
+    <w:p>
+      <w:pPr>
+        <w:pStyle w:val="Výchozí"/>
+        <w:suppressAutoHyphens w:val="1"/>
+        <w:spacing w:before="0" w:line="240" w:lineRule="auto"/>
+      </w:pPr>
+      <w:r>
+        <w:rPr>
+          <w:rtl w:val="0"/>
+          <w:lang w:val="en-US"/>
+        </w:rPr>
+        <w:t>}</w:t>
+      </w:r>
+    </w:p>
+    <w:p>
+      <w:pPr>
+        <w:pStyle w:val="Výchozí"/>
+        <w:suppressAutoHyphens w:val="1"/>
+        <w:spacing w:before="0" w:line="240" w:lineRule="auto"/>
+      </w:pPr>
+    </w:p>
+    <w:p>
+      <w:pPr>
+        <w:pStyle w:val="Výchozí"/>
+        <w:suppressAutoHyphens w:val="1"/>
+        <w:spacing w:before="0" w:line="240" w:lineRule="auto"/>
+      </w:pPr>
+      <w:r>
+        <w:rPr>
+          <w:rtl w:val="0"/>
+          <w:lang w:val="en-US"/>
+        </w:rPr>
+        <w:t>.image-grid a:has(img[src=""]) {</w:t>
+      </w:r>
+    </w:p>
+    <w:p>
+      <w:pPr>
+        <w:pStyle w:val="Výchozí"/>
+        <w:suppressAutoHyphens w:val="1"/>
+        <w:spacing w:before="0" w:line="240" w:lineRule="auto"/>
+      </w:pPr>
+      <w:r>
+        <w:rPr>
+          <w:rtl w:val="0"/>
+          <w:lang w:val="en-US"/>
+        </w:rPr>
+        <w:t xml:space="preserve">  display: none;</w:t>
+      </w:r>
+    </w:p>
+    <w:p>
+      <w:pPr>
+        <w:pStyle w:val="Výchozí"/>
+        <w:suppressAutoHyphens w:val="1"/>
+        <w:spacing w:before="0" w:line="240" w:lineRule="auto"/>
+      </w:pPr>
+      <w:r>
+        <w:rPr>
+          <w:rtl w:val="0"/>
+          <w:lang w:val="en-US"/>
+        </w:rPr>
+        <w:t>}</w:t>
+      </w:r>
+    </w:p>
+    <w:p>
+      <w:pPr>
+        <w:pStyle w:val="Výchozí"/>
+        <w:suppressAutoHyphens w:val="1"/>
+        <w:spacing w:before="0" w:line="240" w:lineRule="auto"/>
+      </w:pPr>
+    </w:p>
+    <w:p>
+      <w:pPr>
+        <w:pStyle w:val="Výchozí"/>
+        <w:suppressAutoHyphens w:val="1"/>
+        <w:spacing w:before="0" w:line="240" w:lineRule="auto"/>
+      </w:pPr>
+      <w:r>
+        <w:rPr>
+          <w:rtl w:val="0"/>
+          <w:lang w:val="en-US"/>
+        </w:rPr>
+        <w:t>.lightbox img[src=""] {</w:t>
+      </w:r>
+    </w:p>
+    <w:p>
+      <w:pPr>
+        <w:pStyle w:val="Výchozí"/>
+        <w:suppressAutoHyphens w:val="1"/>
+        <w:spacing w:before="0" w:line="240" w:lineRule="auto"/>
+      </w:pPr>
+      <w:r>
+        <w:rPr>
+          <w:rtl w:val="0"/>
+          <w:lang w:val="en-US"/>
+        </w:rPr>
+        <w:t xml:space="preserve">  display: none;</w:t>
+      </w:r>
+    </w:p>
+    <w:p>
+      <w:pPr>
+        <w:pStyle w:val="Výchozí"/>
+        <w:suppressAutoHyphens w:val="1"/>
+        <w:spacing w:before="0" w:line="240" w:lineRule="auto"/>
+      </w:pPr>
+      <w:r>
+        <w:rPr>
+          <w:rtl w:val="0"/>
+          <w:lang w:val="en-US"/>
+        </w:rPr>
+        <w:t>}</w:t>
+      </w:r>
+    </w:p>
+    <w:p>
+      <w:pPr>
+        <w:pStyle w:val="Výchozí"/>
+        <w:suppressAutoHyphens w:val="1"/>
+        <w:spacing w:before="0" w:line="240" w:lineRule="auto"/>
+      </w:pPr>
+    </w:p>
+    <w:p>
+      <w:pPr>
+        <w:pStyle w:val="Výchozí"/>
+        <w:suppressAutoHyphens w:val="1"/>
+        <w:spacing w:before="0" w:line="240" w:lineRule="auto"/>
+      </w:pPr>
+      <w:r>
+        <w:rPr>
+          <w:rtl w:val="0"/>
+          <w:lang w:val="en-US"/>
+        </w:rPr>
+        <w:t>.lightbox:has(img[src=""]) {</w:t>
+      </w:r>
+    </w:p>
+    <w:p>
+      <w:pPr>
+        <w:pStyle w:val="Výchozí"/>
+        <w:suppressAutoHyphens w:val="1"/>
+        <w:spacing w:before="0" w:line="240" w:lineRule="auto"/>
+      </w:pPr>
+      <w:r>
+        <w:rPr>
+          <w:rtl w:val="0"/>
+          <w:lang w:val="en-US"/>
+        </w:rPr>
+        <w:t xml:space="preserve">  display: none;</w:t>
+      </w:r>
+    </w:p>
+    <w:p>
+      <w:pPr>
+        <w:pStyle w:val="Výchozí"/>
+        <w:suppressAutoHyphens w:val="1"/>
+        <w:spacing w:before="0" w:line="240" w:lineRule="auto"/>
+      </w:pPr>
+      <w:r>
+        <w:rPr>
+          <w:rtl w:val="0"/>
+          <w:lang w:val="en-US"/>
+        </w:rPr>
+        <w:t>}</w:t>
+      </w:r>
+    </w:p>
+    <w:p>
+      <w:pPr>
+        <w:pStyle w:val="Výchozí"/>
+        <w:suppressAutoHyphens w:val="1"/>
+        <w:spacing w:before="0" w:line="240" w:lineRule="auto"/>
+      </w:pPr>
+    </w:p>
+    <w:p>
+      <w:pPr>
+        <w:pStyle w:val="Výchozí"/>
+        <w:suppressAutoHyphens w:val="1"/>
+        <w:spacing w:before="0" w:line="240" w:lineRule="auto"/>
+      </w:pPr>
     </w:p>
     <w:p>
       <w:pPr>

--- a/sablony/detailni_kniha.docx
+++ b/sablony/detailni_kniha.docx
@@ -13,34 +13,6 @@
           <w:rtl w:val="0"/>
           <w:lang w:val="en-US"/>
         </w:rPr>
-        <w:t>&lt;!-- ===================== CSS STYL (KNIHA_CS - NOV</w:t>
-      </w:r>
-      <w:r>
-        <w:rPr>
-          <w:rtl w:val="0"/>
-          <w:lang w:val="en-US"/>
-        </w:rPr>
-        <w:t xml:space="preserve">Ý </w:t>
-      </w:r>
-      <w:r>
-        <w:rPr>
-          <w:rtl w:val="0"/>
-          <w:lang w:val="en-US"/>
-        </w:rPr>
-        <w:t>CLEAN STYLE) ===================== --&gt;</w:t>
-      </w:r>
-    </w:p>
-    <w:p>
-      <w:pPr>
-        <w:pStyle w:val="Výchozí"/>
-        <w:suppressAutoHyphens w:val="1"/>
-        <w:spacing w:before="0" w:line="240" w:lineRule="auto"/>
-      </w:pPr>
-      <w:r>
-        <w:rPr>
-          <w:rtl w:val="0"/>
-          <w:lang w:val="en-US"/>
-        </w:rPr>
         <w:t>&lt;style&gt;</w:t>
       </w:r>
     </w:p>
@@ -167,6 +139,20 @@
           <w:rtl w:val="0"/>
           <w:lang w:val="en-US"/>
         </w:rPr>
+        <w:t xml:space="preserve">  --pw-soft:#eef6fb;</w:t>
+      </w:r>
+    </w:p>
+    <w:p>
+      <w:pPr>
+        <w:pStyle w:val="Výchozí"/>
+        <w:suppressAutoHyphens w:val="1"/>
+        <w:spacing w:before="0" w:line="240" w:lineRule="auto"/>
+      </w:pPr>
+      <w:r>
+        <w:rPr>
+          <w:rtl w:val="0"/>
+          <w:lang w:val="en-US"/>
+        </w:rPr>
         <w:t xml:space="preserve">  --pw-shadow:0 10px 30px rgba(15, 35, 55, 0.08);</w:t>
       </w:r>
     </w:p>
@@ -244,98 +230,98 @@
           <w:rtl w:val="0"/>
           <w:lang w:val="en-US"/>
         </w:rPr>
-        <w:t>* { box-sizing: border-box; }</w:t>
-      </w:r>
-    </w:p>
-    <w:p>
-      <w:pPr>
-        <w:pStyle w:val="Výchozí"/>
-        <w:suppressAutoHyphens w:val="1"/>
-        <w:spacing w:before="0" w:line="240" w:lineRule="auto"/>
-      </w:pPr>
-    </w:p>
-    <w:p>
-      <w:pPr>
-        <w:pStyle w:val="Výchozí"/>
-        <w:suppressAutoHyphens w:val="1"/>
-        <w:spacing w:before="0" w:line="240" w:lineRule="auto"/>
-      </w:pPr>
-      <w:r>
-        <w:rPr>
-          <w:rtl w:val="0"/>
-          <w:lang w:val="en-US"/>
-        </w:rPr>
-        <w:t>html, body {</w:t>
-      </w:r>
-    </w:p>
-    <w:p>
-      <w:pPr>
-        <w:pStyle w:val="Výchozí"/>
-        <w:suppressAutoHyphens w:val="1"/>
-        <w:spacing w:before="0" w:line="240" w:lineRule="auto"/>
-      </w:pPr>
-      <w:r>
-        <w:rPr>
-          <w:rtl w:val="0"/>
-          <w:lang w:val="en-US"/>
-        </w:rPr>
-        <w:t xml:space="preserve">  margin: 0;</w:t>
-      </w:r>
-    </w:p>
-    <w:p>
-      <w:pPr>
-        <w:pStyle w:val="Výchozí"/>
-        <w:suppressAutoHyphens w:val="1"/>
-        <w:spacing w:before="0" w:line="240" w:lineRule="auto"/>
-      </w:pPr>
-      <w:r>
-        <w:rPr>
-          <w:rtl w:val="0"/>
-          <w:lang w:val="en-US"/>
-        </w:rPr>
-        <w:t xml:space="preserve">  padding: 0;</w:t>
-      </w:r>
-    </w:p>
-    <w:p>
-      <w:pPr>
-        <w:pStyle w:val="Výchozí"/>
-        <w:suppressAutoHyphens w:val="1"/>
-        <w:spacing w:before="0" w:line="240" w:lineRule="auto"/>
-      </w:pPr>
-      <w:r>
-        <w:rPr>
-          <w:rtl w:val="0"/>
-          <w:lang w:val="en-US"/>
-        </w:rPr>
-        <w:t xml:space="preserve">  background: var(--pw-bg);</w:t>
-      </w:r>
-    </w:p>
-    <w:p>
-      <w:pPr>
-        <w:pStyle w:val="Výchozí"/>
-        <w:suppressAutoHyphens w:val="1"/>
-        <w:spacing w:before="0" w:line="240" w:lineRule="auto"/>
-      </w:pPr>
-      <w:r>
-        <w:rPr>
-          <w:rtl w:val="0"/>
-          <w:lang w:val="en-US"/>
-        </w:rPr>
-        <w:t xml:space="preserve">  color: var(--pw-text);</w:t>
-      </w:r>
-    </w:p>
-    <w:p>
-      <w:pPr>
-        <w:pStyle w:val="Výchozí"/>
-        <w:suppressAutoHyphens w:val="1"/>
-        <w:spacing w:before="0" w:line="240" w:lineRule="auto"/>
-      </w:pPr>
-      <w:r>
-        <w:rPr>
-          <w:rtl w:val="0"/>
-          <w:lang w:val="en-US"/>
-        </w:rPr>
-        <w:t xml:space="preserve">  font-family: Arial, Helvetica, sans-serif;</w:t>
+        <w:t>*{box-sizing:border-box;}</w:t>
+      </w:r>
+    </w:p>
+    <w:p>
+      <w:pPr>
+        <w:pStyle w:val="Výchozí"/>
+        <w:suppressAutoHyphens w:val="1"/>
+        <w:spacing w:before="0" w:line="240" w:lineRule="auto"/>
+      </w:pPr>
+    </w:p>
+    <w:p>
+      <w:pPr>
+        <w:pStyle w:val="Výchozí"/>
+        <w:suppressAutoHyphens w:val="1"/>
+        <w:spacing w:before="0" w:line="240" w:lineRule="auto"/>
+      </w:pPr>
+      <w:r>
+        <w:rPr>
+          <w:rtl w:val="0"/>
+          <w:lang w:val="en-US"/>
+        </w:rPr>
+        <w:t>html, body{</w:t>
+      </w:r>
+    </w:p>
+    <w:p>
+      <w:pPr>
+        <w:pStyle w:val="Výchozí"/>
+        <w:suppressAutoHyphens w:val="1"/>
+        <w:spacing w:before="0" w:line="240" w:lineRule="auto"/>
+      </w:pPr>
+      <w:r>
+        <w:rPr>
+          <w:rtl w:val="0"/>
+          <w:lang w:val="en-US"/>
+        </w:rPr>
+        <w:t xml:space="preserve">  margin:0;</w:t>
+      </w:r>
+    </w:p>
+    <w:p>
+      <w:pPr>
+        <w:pStyle w:val="Výchozí"/>
+        <w:suppressAutoHyphens w:val="1"/>
+        <w:spacing w:before="0" w:line="240" w:lineRule="auto"/>
+      </w:pPr>
+      <w:r>
+        <w:rPr>
+          <w:rtl w:val="0"/>
+          <w:lang w:val="en-US"/>
+        </w:rPr>
+        <w:t xml:space="preserve">  padding:0;</w:t>
+      </w:r>
+    </w:p>
+    <w:p>
+      <w:pPr>
+        <w:pStyle w:val="Výchozí"/>
+        <w:suppressAutoHyphens w:val="1"/>
+        <w:spacing w:before="0" w:line="240" w:lineRule="auto"/>
+      </w:pPr>
+      <w:r>
+        <w:rPr>
+          <w:rtl w:val="0"/>
+          <w:lang w:val="en-US"/>
+        </w:rPr>
+        <w:t xml:space="preserve">  background:var(--pw-bg);</w:t>
+      </w:r>
+    </w:p>
+    <w:p>
+      <w:pPr>
+        <w:pStyle w:val="Výchozí"/>
+        <w:suppressAutoHyphens w:val="1"/>
+        <w:spacing w:before="0" w:line="240" w:lineRule="auto"/>
+      </w:pPr>
+      <w:r>
+        <w:rPr>
+          <w:rtl w:val="0"/>
+          <w:lang w:val="en-US"/>
+        </w:rPr>
+        <w:t xml:space="preserve">  color:var(--pw-text);</w:t>
+      </w:r>
+    </w:p>
+    <w:p>
+      <w:pPr>
+        <w:pStyle w:val="Výchozí"/>
+        <w:suppressAutoHyphens w:val="1"/>
+        <w:spacing w:before="0" w:line="240" w:lineRule="auto"/>
+      </w:pPr>
+      <w:r>
+        <w:rPr>
+          <w:rtl w:val="0"/>
+          <w:lang w:val="en-US"/>
+        </w:rPr>
+        <w:t xml:space="preserve">  font-family:Arial, Helvetica, sans-serif;</w:t>
       </w:r>
     </w:p>
     <w:p>
@@ -370,35 +356,35 @@
           <w:rtl w:val="0"/>
           <w:lang w:val="en-US"/>
         </w:rPr>
-        <w:t>img {</w:t>
-      </w:r>
-    </w:p>
-    <w:p>
-      <w:pPr>
-        <w:pStyle w:val="Výchozí"/>
-        <w:suppressAutoHyphens w:val="1"/>
-        <w:spacing w:before="0" w:line="240" w:lineRule="auto"/>
-      </w:pPr>
-      <w:r>
-        <w:rPr>
-          <w:rtl w:val="0"/>
-          <w:lang w:val="en-US"/>
-        </w:rPr>
-        <w:t xml:space="preserve">  max-width: 100%;</w:t>
-      </w:r>
-    </w:p>
-    <w:p>
-      <w:pPr>
-        <w:pStyle w:val="Výchozí"/>
-        <w:suppressAutoHyphens w:val="1"/>
-        <w:spacing w:before="0" w:line="240" w:lineRule="auto"/>
-      </w:pPr>
-      <w:r>
-        <w:rPr>
-          <w:rtl w:val="0"/>
-          <w:lang w:val="en-US"/>
-        </w:rPr>
-        <w:t xml:space="preserve">  display: block;</w:t>
+        <w:t>img{</w:t>
+      </w:r>
+    </w:p>
+    <w:p>
+      <w:pPr>
+        <w:pStyle w:val="Výchozí"/>
+        <w:suppressAutoHyphens w:val="1"/>
+        <w:spacing w:before="0" w:line="240" w:lineRule="auto"/>
+      </w:pPr>
+      <w:r>
+        <w:rPr>
+          <w:rtl w:val="0"/>
+          <w:lang w:val="en-US"/>
+        </w:rPr>
+        <w:t xml:space="preserve">  max-width:100%;</w:t>
+      </w:r>
+    </w:p>
+    <w:p>
+      <w:pPr>
+        <w:pStyle w:val="Výchozí"/>
+        <w:suppressAutoHyphens w:val="1"/>
+        <w:spacing w:before="0" w:line="240" w:lineRule="auto"/>
+      </w:pPr>
+      <w:r>
+        <w:rPr>
+          <w:rtl w:val="0"/>
+          <w:lang w:val="en-US"/>
+        </w:rPr>
+        <w:t xml:space="preserve">  display:block;</w:t>
       </w:r>
     </w:p>
     <w:p>
@@ -433,112 +419,147 @@
           <w:rtl w:val="0"/>
           <w:lang w:val="en-US"/>
         </w:rPr>
-        <w:t>/* auto hide */</w:t>
-      </w:r>
-    </w:p>
-    <w:p>
-      <w:pPr>
-        <w:pStyle w:val="Výchozí"/>
-        <w:suppressAutoHyphens w:val="1"/>
-        <w:spacing w:before="0" w:line="240" w:lineRule="auto"/>
-      </w:pPr>
-      <w:r>
-        <w:rPr>
-          <w:rtl w:val="0"/>
-          <w:lang w:val="en-US"/>
-        </w:rPr>
-        <w:t>img[src=""] { display:none; }</w:t>
-      </w:r>
-    </w:p>
-    <w:p>
-      <w:pPr>
-        <w:pStyle w:val="Výchozí"/>
-        <w:suppressAutoHyphens w:val="1"/>
-        <w:spacing w:before="0" w:line="240" w:lineRule="auto"/>
-      </w:pPr>
-      <w:r>
-        <w:rPr>
-          <w:rtl w:val="0"/>
-          <w:lang w:val="en-US"/>
-        </w:rPr>
-        <w:t>iframe[src=""] { display:none; }</w:t>
-      </w:r>
-    </w:p>
-    <w:p>
-      <w:pPr>
-        <w:pStyle w:val="Výchozí"/>
-        <w:suppressAutoHyphens w:val="1"/>
-        <w:spacing w:before="0" w:line="240" w:lineRule="auto"/>
-      </w:pPr>
-    </w:p>
-    <w:p>
-      <w:pPr>
-        <w:pStyle w:val="Výchozí"/>
-        <w:suppressAutoHyphens w:val="1"/>
-        <w:spacing w:before="0" w:line="240" w:lineRule="auto"/>
-      </w:pPr>
-      <w:r>
-        <w:rPr>
-          <w:rtl w:val="0"/>
-          <w:lang w:val="en-US"/>
-        </w:rPr>
-        <w:t>/* wrapper */</w:t>
-      </w:r>
-    </w:p>
-    <w:p>
-      <w:pPr>
-        <w:pStyle w:val="Výchozí"/>
-        <w:suppressAutoHyphens w:val="1"/>
-        <w:spacing w:before="0" w:line="240" w:lineRule="auto"/>
-      </w:pPr>
-      <w:r>
-        <w:rPr>
-          <w:rtl w:val="0"/>
-          <w:lang w:val="en-US"/>
-        </w:rPr>
-        <w:t>.book-wrap {</w:t>
-      </w:r>
-    </w:p>
-    <w:p>
-      <w:pPr>
-        <w:pStyle w:val="Výchozí"/>
-        <w:suppressAutoHyphens w:val="1"/>
-        <w:spacing w:before="0" w:line="240" w:lineRule="auto"/>
-      </w:pPr>
-      <w:r>
-        <w:rPr>
-          <w:rtl w:val="0"/>
-          <w:lang w:val="en-US"/>
-        </w:rPr>
-        <w:t xml:space="preserve">  max-width: var(--pw-max);</w:t>
-      </w:r>
-    </w:p>
-    <w:p>
-      <w:pPr>
-        <w:pStyle w:val="Výchozí"/>
-        <w:suppressAutoHyphens w:val="1"/>
-        <w:spacing w:before="0" w:line="240" w:lineRule="auto"/>
-      </w:pPr>
-      <w:r>
-        <w:rPr>
-          <w:rtl w:val="0"/>
-          <w:lang w:val="en-US"/>
-        </w:rPr>
-        <w:t xml:space="preserve">  margin: 0 auto;</w:t>
-      </w:r>
-    </w:p>
-    <w:p>
-      <w:pPr>
-        <w:pStyle w:val="Výchozí"/>
-        <w:suppressAutoHyphens w:val="1"/>
-        <w:spacing w:before="0" w:line="240" w:lineRule="auto"/>
-      </w:pPr>
-      <w:r>
-        <w:rPr>
-          <w:rtl w:val="0"/>
-          <w:lang w:val="en-US"/>
-        </w:rPr>
-        <w:t xml:space="preserve">  padding: 28px 16px 56px;</w:t>
+        <w:t>img[src=""]{display:none;}</w:t>
+      </w:r>
+    </w:p>
+    <w:p>
+      <w:pPr>
+        <w:pStyle w:val="Výchozí"/>
+        <w:suppressAutoHyphens w:val="1"/>
+        <w:spacing w:before="0" w:line="240" w:lineRule="auto"/>
+      </w:pPr>
+      <w:r>
+        <w:rPr>
+          <w:rtl w:val="0"/>
+          <w:lang w:val="en-US"/>
+        </w:rPr>
+        <w:t>iframe[src=</w:t>
+      </w:r>
+      <w:r>
+        <w:rPr>
+          <w:rtl w:val="0"/>
+          <w:lang w:val="en-US"/>
+        </w:rPr>
+        <w:t>“</w:t>
+      </w:r>
+      <w:r>
+        <w:rPr>
+          <w:rtl w:val="0"/>
+          <w:lang w:val="en-US"/>
+        </w:rPr>
+        <w:t>“</w:t>
+      </w:r>
+      <w:r>
+        <w:rPr>
+          <w:rtl w:val="0"/>
+          <w:lang w:val="en-US"/>
+        </w:rPr>
+        <w:t>]{display:none;}</w:t>
+      </w:r>
+    </w:p>
+    <w:p>
+      <w:pPr>
+        <w:pStyle w:val="Výchozí"/>
+        <w:suppressAutoHyphens w:val="1"/>
+        <w:spacing w:before="0" w:line="240" w:lineRule="auto"/>
+      </w:pPr>
+    </w:p>
+    <w:p>
+      <w:pPr>
+        <w:pStyle w:val="Výchozí"/>
+        <w:suppressAutoHyphens w:val="1"/>
+        <w:spacing w:before="0" w:line="240" w:lineRule="auto"/>
+      </w:pPr>
+      <w:r>
+        <w:rPr>
+          <w:rtl w:val="0"/>
+          <w:lang w:val="en-US"/>
+        </w:rPr>
+        <w:t>/* schov</w:t>
+      </w:r>
+      <w:r>
+        <w:rPr>
+          <w:rtl w:val="0"/>
+          <w:lang w:val="en-US"/>
+        </w:rPr>
+        <w:t>á</w:t>
+      </w:r>
+      <w:r>
+        <w:rPr>
+          <w:rtl w:val="0"/>
+          <w:lang w:val="en-US"/>
+        </w:rPr>
+        <w:t>n</w:t>
+      </w:r>
+      <w:r>
+        <w:rPr>
+          <w:rtl w:val="0"/>
+          <w:lang w:val="en-US"/>
+        </w:rPr>
+        <w:t xml:space="preserve">í </w:t>
+      </w:r>
+      <w:r>
+        <w:rPr>
+          <w:rtl w:val="0"/>
+          <w:lang w:val="en-US"/>
+        </w:rPr>
+        <w:t>pr</w:t>
+      </w:r>
+      <w:r>
+        <w:rPr>
+          <w:rtl w:val="0"/>
+          <w:lang w:val="en-US"/>
+        </w:rPr>
+        <w:t>á</w:t>
+      </w:r>
+      <w:r>
+        <w:rPr>
+          <w:rtl w:val="0"/>
+          <w:lang w:val="en-US"/>
+        </w:rPr>
+        <w:t>zdn</w:t>
+      </w:r>
+      <w:r>
+        <w:rPr>
+          <w:rtl w:val="0"/>
+          <w:lang w:val="en-US"/>
+        </w:rPr>
+        <w:t>é</w:t>
+      </w:r>
+      <w:r>
+        <w:rPr>
+          <w:rtl w:val="0"/>
+          <w:lang w:val="en-US"/>
+        </w:rPr>
+        <w:t>ho YouTube */</w:t>
+      </w:r>
+    </w:p>
+    <w:p>
+      <w:pPr>
+        <w:pStyle w:val="Výchozí"/>
+        <w:suppressAutoHyphens w:val="1"/>
+        <w:spacing w:before="0" w:line="240" w:lineRule="auto"/>
+      </w:pPr>
+      <w:r>
+        <w:rPr>
+          <w:rtl w:val="0"/>
+          <w:lang w:val="en-US"/>
+        </w:rPr>
+        <w:t>iframe[src="https://www.youtube.com/embed/"] {</w:t>
+      </w:r>
+    </w:p>
+    <w:p>
+      <w:pPr>
+        <w:pStyle w:val="Výchozí"/>
+        <w:suppressAutoHyphens w:val="1"/>
+        <w:spacing w:before="0" w:line="240" w:lineRule="auto"/>
+      </w:pPr>
+      <w:r>
+        <w:rPr>
+          <w:rtl w:val="0"/>
+          <w:lang w:val="en-US"/>
+        </w:rPr>
+        <w:t xml:space="preserve">  display: none;</w:t>
       </w:r>
     </w:p>
     <w:p>
@@ -573,91 +594,21 @@
           <w:rtl w:val="0"/>
           <w:lang w:val="en-US"/>
         </w:rPr>
-        <w:t>/* hero */</w:t>
-      </w:r>
-    </w:p>
-    <w:p>
-      <w:pPr>
-        <w:pStyle w:val="Výchozí"/>
-        <w:suppressAutoHyphens w:val="1"/>
-        <w:spacing w:before="0" w:line="240" w:lineRule="auto"/>
-      </w:pPr>
-      <w:r>
-        <w:rPr>
-          <w:rtl w:val="0"/>
-          <w:lang w:val="en-US"/>
-        </w:rPr>
-        <w:t>.book-hero {</w:t>
-      </w:r>
-    </w:p>
-    <w:p>
-      <w:pPr>
-        <w:pStyle w:val="Výchozí"/>
-        <w:suppressAutoHyphens w:val="1"/>
-        <w:spacing w:before="0" w:line="240" w:lineRule="auto"/>
-      </w:pPr>
-      <w:r>
-        <w:rPr>
-          <w:rtl w:val="0"/>
-          <w:lang w:val="en-US"/>
-        </w:rPr>
-        <w:t xml:space="preserve">  display: grid;</w:t>
-      </w:r>
-    </w:p>
-    <w:p>
-      <w:pPr>
-        <w:pStyle w:val="Výchozí"/>
-        <w:suppressAutoHyphens w:val="1"/>
-        <w:spacing w:before="0" w:line="240" w:lineRule="auto"/>
-      </w:pPr>
-      <w:r>
-        <w:rPr>
-          <w:rtl w:val="0"/>
-          <w:lang w:val="en-US"/>
-        </w:rPr>
-        <w:t xml:space="preserve">  grid-template-columns: minmax(0, 1.15fr) minmax(320px, 0.85fr);</w:t>
-      </w:r>
-    </w:p>
-    <w:p>
-      <w:pPr>
-        <w:pStyle w:val="Výchozí"/>
-        <w:suppressAutoHyphens w:val="1"/>
-        <w:spacing w:before="0" w:line="240" w:lineRule="auto"/>
-      </w:pPr>
-      <w:r>
-        <w:rPr>
-          <w:rtl w:val="0"/>
-          <w:lang w:val="en-US"/>
-        </w:rPr>
-        <w:t xml:space="preserve">  gap: 24px;</w:t>
-      </w:r>
-    </w:p>
-    <w:p>
-      <w:pPr>
-        <w:pStyle w:val="Výchozí"/>
-        <w:suppressAutoHyphens w:val="1"/>
-        <w:spacing w:before="0" w:line="240" w:lineRule="auto"/>
-      </w:pPr>
-      <w:r>
-        <w:rPr>
-          <w:rtl w:val="0"/>
-          <w:lang w:val="en-US"/>
-        </w:rPr>
-        <w:t xml:space="preserve">  align-items: stretch;</w:t>
-      </w:r>
-    </w:p>
-    <w:p>
-      <w:pPr>
-        <w:pStyle w:val="Výchozí"/>
-        <w:suppressAutoHyphens w:val="1"/>
-        <w:spacing w:before="0" w:line="240" w:lineRule="auto"/>
-      </w:pPr>
-      <w:r>
-        <w:rPr>
-          <w:rtl w:val="0"/>
-          <w:lang w:val="en-US"/>
-        </w:rPr>
-        <w:t xml:space="preserve">  margin-bottom: 26px;</w:t>
+        <w:t>.video-shell:has(iframe[src=""]) {</w:t>
+      </w:r>
+    </w:p>
+    <w:p>
+      <w:pPr>
+        <w:pStyle w:val="Výchozí"/>
+        <w:suppressAutoHyphens w:val="1"/>
+        <w:spacing w:before="0" w:line="240" w:lineRule="auto"/>
+      </w:pPr>
+      <w:r>
+        <w:rPr>
+          <w:rtl w:val="0"/>
+          <w:lang w:val="en-US"/>
+        </w:rPr>
+        <w:t xml:space="preserve">  display: none;</w:t>
       </w:r>
     </w:p>
     <w:p>
@@ -692,6 +643,335 @@
           <w:rtl w:val="0"/>
           <w:lang w:val="en-US"/>
         </w:rPr>
+        <w:t>.video-shell:has(iframe[src="https://www.youtube.com/embed/"]) {</w:t>
+      </w:r>
+    </w:p>
+    <w:p>
+      <w:pPr>
+        <w:pStyle w:val="Výchozí"/>
+        <w:suppressAutoHyphens w:val="1"/>
+        <w:spacing w:before="0" w:line="240" w:lineRule="auto"/>
+      </w:pPr>
+      <w:r>
+        <w:rPr>
+          <w:rtl w:val="0"/>
+          <w:lang w:val="en-US"/>
+        </w:rPr>
+        <w:t xml:space="preserve">  display: none;</w:t>
+      </w:r>
+    </w:p>
+    <w:p>
+      <w:pPr>
+        <w:pStyle w:val="Výchozí"/>
+        <w:suppressAutoHyphens w:val="1"/>
+        <w:spacing w:before="0" w:line="240" w:lineRule="auto"/>
+      </w:pPr>
+      <w:r>
+        <w:rPr>
+          <w:rtl w:val="0"/>
+          <w:lang w:val="en-US"/>
+        </w:rPr>
+        <w:t>}</w:t>
+      </w:r>
+    </w:p>
+    <w:p>
+      <w:pPr>
+        <w:pStyle w:val="Výchozí"/>
+        <w:suppressAutoHyphens w:val="1"/>
+        <w:spacing w:before="0" w:line="240" w:lineRule="auto"/>
+      </w:pPr>
+    </w:p>
+    <w:p>
+      <w:pPr>
+        <w:pStyle w:val="Výchozí"/>
+        <w:suppressAutoHyphens w:val="1"/>
+        <w:spacing w:before="0" w:line="240" w:lineRule="auto"/>
+      </w:pPr>
+      <w:r>
+        <w:rPr>
+          <w:rtl w:val="0"/>
+          <w:lang w:val="en-US"/>
+        </w:rPr>
+        <w:t>.video-shell:has(iframe[src=""]) {</w:t>
+      </w:r>
+    </w:p>
+    <w:p>
+      <w:pPr>
+        <w:pStyle w:val="Výchozí"/>
+        <w:suppressAutoHyphens w:val="1"/>
+        <w:spacing w:before="0" w:line="240" w:lineRule="auto"/>
+      </w:pPr>
+      <w:r>
+        <w:rPr>
+          <w:rtl w:val="0"/>
+          <w:lang w:val="en-US"/>
+        </w:rPr>
+        <w:t xml:space="preserve">  display: none;</w:t>
+      </w:r>
+    </w:p>
+    <w:p>
+      <w:pPr>
+        <w:pStyle w:val="Výchozí"/>
+        <w:suppressAutoHyphens w:val="1"/>
+        <w:spacing w:before="0" w:line="240" w:lineRule="auto"/>
+      </w:pPr>
+      <w:r>
+        <w:rPr>
+          <w:rtl w:val="0"/>
+          <w:lang w:val="en-US"/>
+        </w:rPr>
+        <w:t>}</w:t>
+      </w:r>
+    </w:p>
+    <w:p>
+      <w:pPr>
+        <w:pStyle w:val="Výchozí"/>
+        <w:suppressAutoHyphens w:val="1"/>
+        <w:spacing w:before="0" w:line="240" w:lineRule="auto"/>
+      </w:pPr>
+    </w:p>
+    <w:p>
+      <w:pPr>
+        <w:pStyle w:val="Výchozí"/>
+        <w:suppressAutoHyphens w:val="1"/>
+        <w:spacing w:before="0" w:line="240" w:lineRule="auto"/>
+      </w:pPr>
+      <w:r>
+        <w:rPr>
+          <w:rtl w:val="0"/>
+          <w:lang w:val="en-US"/>
+        </w:rPr>
+        <w:t>.video-shell:has(iframe[src="https://www.youtube.com/embed/"]) {</w:t>
+      </w:r>
+    </w:p>
+    <w:p>
+      <w:pPr>
+        <w:pStyle w:val="Výchozí"/>
+        <w:suppressAutoHyphens w:val="1"/>
+        <w:spacing w:before="0" w:line="240" w:lineRule="auto"/>
+      </w:pPr>
+      <w:r>
+        <w:rPr>
+          <w:rtl w:val="0"/>
+          <w:lang w:val="en-US"/>
+        </w:rPr>
+        <w:t xml:space="preserve">  display: none;</w:t>
+      </w:r>
+    </w:p>
+    <w:p>
+      <w:pPr>
+        <w:pStyle w:val="Výchozí"/>
+        <w:suppressAutoHyphens w:val="1"/>
+        <w:spacing w:before="0" w:line="240" w:lineRule="auto"/>
+      </w:pPr>
+      <w:r>
+        <w:rPr>
+          <w:rtl w:val="0"/>
+          <w:lang w:val="en-US"/>
+        </w:rPr>
+        <w:t>}</w:t>
+      </w:r>
+    </w:p>
+    <w:p>
+      <w:pPr>
+        <w:pStyle w:val="Výchozí"/>
+        <w:suppressAutoHyphens w:val="1"/>
+        <w:spacing w:before="0" w:line="240" w:lineRule="auto"/>
+      </w:pPr>
+    </w:p>
+    <w:p>
+      <w:pPr>
+        <w:pStyle w:val="Výchozí"/>
+        <w:suppressAutoHyphens w:val="1"/>
+        <w:spacing w:before="0" w:line="240" w:lineRule="auto"/>
+      </w:pPr>
+      <w:r>
+        <w:rPr>
+          <w:rtl w:val="0"/>
+          <w:lang w:val="en-US"/>
+        </w:rPr>
+        <w:t>.book-wrap{</w:t>
+      </w:r>
+    </w:p>
+    <w:p>
+      <w:pPr>
+        <w:pStyle w:val="Výchozí"/>
+        <w:suppressAutoHyphens w:val="1"/>
+        <w:spacing w:before="0" w:line="240" w:lineRule="auto"/>
+      </w:pPr>
+      <w:r>
+        <w:rPr>
+          <w:rtl w:val="0"/>
+          <w:lang w:val="en-US"/>
+        </w:rPr>
+        <w:t xml:space="preserve">  max-width:var(--pw-max);</w:t>
+      </w:r>
+    </w:p>
+    <w:p>
+      <w:pPr>
+        <w:pStyle w:val="Výchozí"/>
+        <w:suppressAutoHyphens w:val="1"/>
+        <w:spacing w:before="0" w:line="240" w:lineRule="auto"/>
+      </w:pPr>
+      <w:r>
+        <w:rPr>
+          <w:rtl w:val="0"/>
+          <w:lang w:val="en-US"/>
+        </w:rPr>
+        <w:t xml:space="preserve">  margin:0 auto;</w:t>
+      </w:r>
+    </w:p>
+    <w:p>
+      <w:pPr>
+        <w:pStyle w:val="Výchozí"/>
+        <w:suppressAutoHyphens w:val="1"/>
+        <w:spacing w:before="0" w:line="240" w:lineRule="auto"/>
+      </w:pPr>
+      <w:r>
+        <w:rPr>
+          <w:rtl w:val="0"/>
+          <w:lang w:val="en-US"/>
+        </w:rPr>
+        <w:t xml:space="preserve">  padding:28px 16px 56px;</w:t>
+      </w:r>
+    </w:p>
+    <w:p>
+      <w:pPr>
+        <w:pStyle w:val="Výchozí"/>
+        <w:suppressAutoHyphens w:val="1"/>
+        <w:spacing w:before="0" w:line="240" w:lineRule="auto"/>
+      </w:pPr>
+      <w:r>
+        <w:rPr>
+          <w:rtl w:val="0"/>
+          <w:lang w:val="en-US"/>
+        </w:rPr>
+        <w:t>}</w:t>
+      </w:r>
+    </w:p>
+    <w:p>
+      <w:pPr>
+        <w:pStyle w:val="Výchozí"/>
+        <w:suppressAutoHyphens w:val="1"/>
+        <w:spacing w:before="0" w:line="240" w:lineRule="auto"/>
+      </w:pPr>
+    </w:p>
+    <w:p>
+      <w:pPr>
+        <w:pStyle w:val="Výchozí"/>
+        <w:suppressAutoHyphens w:val="1"/>
+        <w:spacing w:before="0" w:line="240" w:lineRule="auto"/>
+      </w:pPr>
+      <w:r>
+        <w:rPr>
+          <w:rtl w:val="0"/>
+          <w:lang w:val="en-US"/>
+        </w:rPr>
+        <w:t>.hero{</w:t>
+      </w:r>
+    </w:p>
+    <w:p>
+      <w:pPr>
+        <w:pStyle w:val="Výchozí"/>
+        <w:suppressAutoHyphens w:val="1"/>
+        <w:spacing w:before="0" w:line="240" w:lineRule="auto"/>
+      </w:pPr>
+      <w:r>
+        <w:rPr>
+          <w:rtl w:val="0"/>
+          <w:lang w:val="en-US"/>
+        </w:rPr>
+        <w:t xml:space="preserve">  display:grid;</w:t>
+      </w:r>
+    </w:p>
+    <w:p>
+      <w:pPr>
+        <w:pStyle w:val="Výchozí"/>
+        <w:suppressAutoHyphens w:val="1"/>
+        <w:spacing w:before="0" w:line="240" w:lineRule="auto"/>
+      </w:pPr>
+      <w:r>
+        <w:rPr>
+          <w:rtl w:val="0"/>
+          <w:lang w:val="en-US"/>
+        </w:rPr>
+        <w:t xml:space="preserve">  grid-template-columns:minmax(0,1.15fr) minmax(320px,0.85fr);</w:t>
+      </w:r>
+    </w:p>
+    <w:p>
+      <w:pPr>
+        <w:pStyle w:val="Výchozí"/>
+        <w:suppressAutoHyphens w:val="1"/>
+        <w:spacing w:before="0" w:line="240" w:lineRule="auto"/>
+      </w:pPr>
+      <w:r>
+        <w:rPr>
+          <w:rtl w:val="0"/>
+          <w:lang w:val="en-US"/>
+        </w:rPr>
+        <w:t xml:space="preserve">  gap:24px;</w:t>
+      </w:r>
+    </w:p>
+    <w:p>
+      <w:pPr>
+        <w:pStyle w:val="Výchozí"/>
+        <w:suppressAutoHyphens w:val="1"/>
+        <w:spacing w:before="0" w:line="240" w:lineRule="auto"/>
+      </w:pPr>
+      <w:r>
+        <w:rPr>
+          <w:rtl w:val="0"/>
+          <w:lang w:val="en-US"/>
+        </w:rPr>
+        <w:t xml:space="preserve">  align-items:stretch;</w:t>
+      </w:r>
+    </w:p>
+    <w:p>
+      <w:pPr>
+        <w:pStyle w:val="Výchozí"/>
+        <w:suppressAutoHyphens w:val="1"/>
+        <w:spacing w:before="0" w:line="240" w:lineRule="auto"/>
+      </w:pPr>
+      <w:r>
+        <w:rPr>
+          <w:rtl w:val="0"/>
+          <w:lang w:val="en-US"/>
+        </w:rPr>
+        <w:t xml:space="preserve">  margin-bottom:24px;</w:t>
+      </w:r>
+    </w:p>
+    <w:p>
+      <w:pPr>
+        <w:pStyle w:val="Výchozí"/>
+        <w:suppressAutoHyphens w:val="1"/>
+        <w:spacing w:before="0" w:line="240" w:lineRule="auto"/>
+      </w:pPr>
+      <w:r>
+        <w:rPr>
+          <w:rtl w:val="0"/>
+          <w:lang w:val="en-US"/>
+        </w:rPr>
+        <w:t>}</w:t>
+      </w:r>
+    </w:p>
+    <w:p>
+      <w:pPr>
+        <w:pStyle w:val="Výchozí"/>
+        <w:suppressAutoHyphens w:val="1"/>
+        <w:spacing w:before="0" w:line="240" w:lineRule="auto"/>
+      </w:pPr>
+    </w:p>
+    <w:p>
+      <w:pPr>
+        <w:pStyle w:val="Výchozí"/>
+        <w:suppressAutoHyphens w:val="1"/>
+        <w:spacing w:before="0" w:line="240" w:lineRule="auto"/>
+      </w:pPr>
+      <w:r>
+        <w:rPr>
+          <w:rtl w:val="0"/>
+          <w:lang w:val="en-US"/>
+        </w:rPr>
         <w:t>.hero-card,</w:t>
       </w:r>
     </w:p>
@@ -706,7 +986,21 @@
           <w:rtl w:val="0"/>
           <w:lang w:val="en-US"/>
         </w:rPr>
-        <w:t>.hero-image-card,</w:t>
+        <w:t>.hero-image,</w:t>
+      </w:r>
+    </w:p>
+    <w:p>
+      <w:pPr>
+        <w:pStyle w:val="Výchozí"/>
+        <w:suppressAutoHyphens w:val="1"/>
+        <w:spacing w:before="0" w:line="240" w:lineRule="auto"/>
+      </w:pPr>
+      <w:r>
+        <w:rPr>
+          <w:rtl w:val="0"/>
+          <w:lang w:val="en-US"/>
+        </w:rPr>
+        <w:t>.info-card,</w:t>
       </w:r>
     </w:p>
     <w:p>
@@ -734,63 +1028,77 @@
           <w:rtl w:val="0"/>
           <w:lang w:val="en-US"/>
         </w:rPr>
-        <w:t>.table-card {</w:t>
-      </w:r>
-    </w:p>
-    <w:p>
-      <w:pPr>
-        <w:pStyle w:val="Výchozí"/>
-        <w:suppressAutoHyphens w:val="1"/>
-        <w:spacing w:before="0" w:line="240" w:lineRule="auto"/>
-      </w:pPr>
-      <w:r>
-        <w:rPr>
-          <w:rtl w:val="0"/>
-          <w:lang w:val="en-US"/>
-        </w:rPr>
-        <w:t xml:space="preserve">  background: var(--pw-surface);</w:t>
-      </w:r>
-    </w:p>
-    <w:p>
-      <w:pPr>
-        <w:pStyle w:val="Výchozí"/>
-        <w:suppressAutoHyphens w:val="1"/>
-        <w:spacing w:before="0" w:line="240" w:lineRule="auto"/>
-      </w:pPr>
-      <w:r>
-        <w:rPr>
-          <w:rtl w:val="0"/>
-          <w:lang w:val="en-US"/>
-        </w:rPr>
-        <w:t xml:space="preserve">  border: 1px solid var(--pw-line);</w:t>
-      </w:r>
-    </w:p>
-    <w:p>
-      <w:pPr>
-        <w:pStyle w:val="Výchozí"/>
-        <w:suppressAutoHyphens w:val="1"/>
-        <w:spacing w:before="0" w:line="240" w:lineRule="auto"/>
-      </w:pPr>
-      <w:r>
-        <w:rPr>
-          <w:rtl w:val="0"/>
-          <w:lang w:val="en-US"/>
-        </w:rPr>
-        <w:t xml:space="preserve">  border-radius: var(--pw-radius);</w:t>
-      </w:r>
-    </w:p>
-    <w:p>
-      <w:pPr>
-        <w:pStyle w:val="Výchozí"/>
-        <w:suppressAutoHyphens w:val="1"/>
-        <w:spacing w:before="0" w:line="240" w:lineRule="auto"/>
-      </w:pPr>
-      <w:r>
-        <w:rPr>
-          <w:rtl w:val="0"/>
-          <w:lang w:val="en-US"/>
-        </w:rPr>
-        <w:t xml:space="preserve">  box-shadow: var(--pw-shadow);</w:t>
+        <w:t>.table-card,</w:t>
+      </w:r>
+    </w:p>
+    <w:p>
+      <w:pPr>
+        <w:pStyle w:val="Výchozí"/>
+        <w:suppressAutoHyphens w:val="1"/>
+        <w:spacing w:before="0" w:line="240" w:lineRule="auto"/>
+      </w:pPr>
+      <w:r>
+        <w:rPr>
+          <w:rtl w:val="0"/>
+          <w:lang w:val="en-US"/>
+        </w:rPr>
+        <w:t>.points-card{</w:t>
+      </w:r>
+    </w:p>
+    <w:p>
+      <w:pPr>
+        <w:pStyle w:val="Výchozí"/>
+        <w:suppressAutoHyphens w:val="1"/>
+        <w:spacing w:before="0" w:line="240" w:lineRule="auto"/>
+      </w:pPr>
+      <w:r>
+        <w:rPr>
+          <w:rtl w:val="0"/>
+          <w:lang w:val="en-US"/>
+        </w:rPr>
+        <w:t xml:space="preserve">  background:var(--pw-surface);</w:t>
+      </w:r>
+    </w:p>
+    <w:p>
+      <w:pPr>
+        <w:pStyle w:val="Výchozí"/>
+        <w:suppressAutoHyphens w:val="1"/>
+        <w:spacing w:before="0" w:line="240" w:lineRule="auto"/>
+      </w:pPr>
+      <w:r>
+        <w:rPr>
+          <w:rtl w:val="0"/>
+          <w:lang w:val="en-US"/>
+        </w:rPr>
+        <w:t xml:space="preserve">  border:1px solid var(--pw-line);</w:t>
+      </w:r>
+    </w:p>
+    <w:p>
+      <w:pPr>
+        <w:pStyle w:val="Výchozí"/>
+        <w:suppressAutoHyphens w:val="1"/>
+        <w:spacing w:before="0" w:line="240" w:lineRule="auto"/>
+      </w:pPr>
+      <w:r>
+        <w:rPr>
+          <w:rtl w:val="0"/>
+          <w:lang w:val="en-US"/>
+        </w:rPr>
+        <w:t xml:space="preserve">  border-radius:var(--pw-radius);</w:t>
+      </w:r>
+    </w:p>
+    <w:p>
+      <w:pPr>
+        <w:pStyle w:val="Výchozí"/>
+        <w:suppressAutoHyphens w:val="1"/>
+        <w:spacing w:before="0" w:line="240" w:lineRule="auto"/>
+      </w:pPr>
+      <w:r>
+        <w:rPr>
+          <w:rtl w:val="0"/>
+          <w:lang w:val="en-US"/>
+        </w:rPr>
+        <w:t xml:space="preserve">  box-shadow:var(--pw-shadow);</w:t>
       </w:r>
     </w:p>
     <w:p>
@@ -825,91 +1133,91 @@
           <w:rtl w:val="0"/>
           <w:lang w:val="en-US"/>
         </w:rPr>
-        <w:t>.hero-card {</w:t>
-      </w:r>
-    </w:p>
-    <w:p>
-      <w:pPr>
-        <w:pStyle w:val="Výchozí"/>
-        <w:suppressAutoHyphens w:val="1"/>
-        <w:spacing w:before="0" w:line="240" w:lineRule="auto"/>
-      </w:pPr>
-      <w:r>
-        <w:rPr>
-          <w:rtl w:val="0"/>
-          <w:lang w:val="en-US"/>
-        </w:rPr>
-        <w:t xml:space="preserve">  padding: 34px 34px 28px;</w:t>
-      </w:r>
-    </w:p>
-    <w:p>
-      <w:pPr>
-        <w:pStyle w:val="Výchozí"/>
-        <w:suppressAutoHyphens w:val="1"/>
-        <w:spacing w:before="0" w:line="240" w:lineRule="auto"/>
-      </w:pPr>
-      <w:r>
-        <w:rPr>
-          <w:rtl w:val="0"/>
-          <w:lang w:val="en-US"/>
-        </w:rPr>
-        <w:t xml:space="preserve">  display: flex;</w:t>
-      </w:r>
-    </w:p>
-    <w:p>
-      <w:pPr>
-        <w:pStyle w:val="Výchozí"/>
-        <w:suppressAutoHyphens w:val="1"/>
-        <w:spacing w:before="0" w:line="240" w:lineRule="auto"/>
-      </w:pPr>
-      <w:r>
-        <w:rPr>
-          <w:rtl w:val="0"/>
-          <w:lang w:val="en-US"/>
-        </w:rPr>
-        <w:t xml:space="preserve">  flex-direction: column;</w:t>
-      </w:r>
-    </w:p>
-    <w:p>
-      <w:pPr>
-        <w:pStyle w:val="Výchozí"/>
-        <w:suppressAutoHyphens w:val="1"/>
-        <w:spacing w:before="0" w:line="240" w:lineRule="auto"/>
-      </w:pPr>
-      <w:r>
-        <w:rPr>
-          <w:rtl w:val="0"/>
-          <w:lang w:val="en-US"/>
-        </w:rPr>
-        <w:t xml:space="preserve">  justify-content: center;</w:t>
-      </w:r>
-    </w:p>
-    <w:p>
-      <w:pPr>
-        <w:pStyle w:val="Výchozí"/>
-        <w:suppressAutoHyphens w:val="1"/>
-        <w:spacing w:before="0" w:line="240" w:lineRule="auto"/>
-      </w:pPr>
-      <w:r>
-        <w:rPr>
-          <w:rtl w:val="0"/>
-          <w:lang w:val="en-US"/>
-        </w:rPr>
-        <w:t xml:space="preserve">  position: relative;</w:t>
-      </w:r>
-    </w:p>
-    <w:p>
-      <w:pPr>
-        <w:pStyle w:val="Výchozí"/>
-        <w:suppressAutoHyphens w:val="1"/>
-        <w:spacing w:before="0" w:line="240" w:lineRule="auto"/>
-      </w:pPr>
-      <w:r>
-        <w:rPr>
-          <w:rtl w:val="0"/>
-          <w:lang w:val="en-US"/>
-        </w:rPr>
-        <w:t xml:space="preserve">  overflow: hidden;</w:t>
+        <w:t>.hero-card{</w:t>
+      </w:r>
+    </w:p>
+    <w:p>
+      <w:pPr>
+        <w:pStyle w:val="Výchozí"/>
+        <w:suppressAutoHyphens w:val="1"/>
+        <w:spacing w:before="0" w:line="240" w:lineRule="auto"/>
+      </w:pPr>
+      <w:r>
+        <w:rPr>
+          <w:rtl w:val="0"/>
+          <w:lang w:val="en-US"/>
+        </w:rPr>
+        <w:t xml:space="preserve">  padding:34px;</w:t>
+      </w:r>
+    </w:p>
+    <w:p>
+      <w:pPr>
+        <w:pStyle w:val="Výchozí"/>
+        <w:suppressAutoHyphens w:val="1"/>
+        <w:spacing w:before="0" w:line="240" w:lineRule="auto"/>
+      </w:pPr>
+      <w:r>
+        <w:rPr>
+          <w:rtl w:val="0"/>
+          <w:lang w:val="en-US"/>
+        </w:rPr>
+        <w:t xml:space="preserve">  position:relative;</w:t>
+      </w:r>
+    </w:p>
+    <w:p>
+      <w:pPr>
+        <w:pStyle w:val="Výchozí"/>
+        <w:suppressAutoHyphens w:val="1"/>
+        <w:spacing w:before="0" w:line="240" w:lineRule="auto"/>
+      </w:pPr>
+      <w:r>
+        <w:rPr>
+          <w:rtl w:val="0"/>
+          <w:lang w:val="en-US"/>
+        </w:rPr>
+        <w:t xml:space="preserve">  overflow:hidden;</w:t>
+      </w:r>
+    </w:p>
+    <w:p>
+      <w:pPr>
+        <w:pStyle w:val="Výchozí"/>
+        <w:suppressAutoHyphens w:val="1"/>
+        <w:spacing w:before="0" w:line="240" w:lineRule="auto"/>
+      </w:pPr>
+      <w:r>
+        <w:rPr>
+          <w:rtl w:val="0"/>
+          <w:lang w:val="en-US"/>
+        </w:rPr>
+        <w:t xml:space="preserve">  display:flex;</w:t>
+      </w:r>
+    </w:p>
+    <w:p>
+      <w:pPr>
+        <w:pStyle w:val="Výchozí"/>
+        <w:suppressAutoHyphens w:val="1"/>
+        <w:spacing w:before="0" w:line="240" w:lineRule="auto"/>
+      </w:pPr>
+      <w:r>
+        <w:rPr>
+          <w:rtl w:val="0"/>
+          <w:lang w:val="en-US"/>
+        </w:rPr>
+        <w:t xml:space="preserve">  flex-direction:column;</w:t>
+      </w:r>
+    </w:p>
+    <w:p>
+      <w:pPr>
+        <w:pStyle w:val="Výchozí"/>
+        <w:suppressAutoHyphens w:val="1"/>
+        <w:spacing w:before="0" w:line="240" w:lineRule="auto"/>
+      </w:pPr>
+      <w:r>
+        <w:rPr>
+          <w:rtl w:val="0"/>
+          <w:lang w:val="en-US"/>
+        </w:rPr>
+        <w:t xml:space="preserve">  justify-content:center;</w:t>
       </w:r>
     </w:p>
     <w:p>
@@ -944,49 +1252,49 @@
           <w:rtl w:val="0"/>
           <w:lang w:val="en-US"/>
         </w:rPr>
-        <w:t>.hero-card::before {</w:t>
-      </w:r>
-    </w:p>
-    <w:p>
-      <w:pPr>
-        <w:pStyle w:val="Výchozí"/>
-        <w:suppressAutoHyphens w:val="1"/>
-        <w:spacing w:before="0" w:line="240" w:lineRule="auto"/>
-      </w:pPr>
-      <w:r>
-        <w:rPr>
-          <w:rtl w:val="0"/>
-          <w:lang w:val="en-US"/>
-        </w:rPr>
-        <w:t xml:space="preserve">  content: "";</w:t>
-      </w:r>
-    </w:p>
-    <w:p>
-      <w:pPr>
-        <w:pStyle w:val="Výchozí"/>
-        <w:suppressAutoHyphens w:val="1"/>
-        <w:spacing w:before="0" w:line="240" w:lineRule="auto"/>
-      </w:pPr>
-      <w:r>
-        <w:rPr>
-          <w:rtl w:val="0"/>
-          <w:lang w:val="en-US"/>
-        </w:rPr>
-        <w:t xml:space="preserve">  position: absolute;</w:t>
-      </w:r>
-    </w:p>
-    <w:p>
-      <w:pPr>
-        <w:pStyle w:val="Výchozí"/>
-        <w:suppressAutoHyphens w:val="1"/>
-        <w:spacing w:before="0" w:line="240" w:lineRule="auto"/>
-      </w:pPr>
-      <w:r>
-        <w:rPr>
-          <w:rtl w:val="0"/>
-          <w:lang w:val="en-US"/>
-        </w:rPr>
-        <w:t xml:space="preserve">  inset: 0;</w:t>
+        <w:t>.hero-card::before{</w:t>
+      </w:r>
+    </w:p>
+    <w:p>
+      <w:pPr>
+        <w:pStyle w:val="Výchozí"/>
+        <w:suppressAutoHyphens w:val="1"/>
+        <w:spacing w:before="0" w:line="240" w:lineRule="auto"/>
+      </w:pPr>
+      <w:r>
+        <w:rPr>
+          <w:rtl w:val="0"/>
+          <w:lang w:val="en-US"/>
+        </w:rPr>
+        <w:t xml:space="preserve">  content:"";</w:t>
+      </w:r>
+    </w:p>
+    <w:p>
+      <w:pPr>
+        <w:pStyle w:val="Výchozí"/>
+        <w:suppressAutoHyphens w:val="1"/>
+        <w:spacing w:before="0" w:line="240" w:lineRule="auto"/>
+      </w:pPr>
+      <w:r>
+        <w:rPr>
+          <w:rtl w:val="0"/>
+          <w:lang w:val="en-US"/>
+        </w:rPr>
+        <w:t xml:space="preserve">  position:absolute;</w:t>
+      </w:r>
+    </w:p>
+    <w:p>
+      <w:pPr>
+        <w:pStyle w:val="Výchozí"/>
+        <w:suppressAutoHyphens w:val="1"/>
+        <w:spacing w:before="0" w:line="240" w:lineRule="auto"/>
+      </w:pPr>
+      <w:r>
+        <w:rPr>
+          <w:rtl w:val="0"/>
+          <w:lang w:val="en-US"/>
+        </w:rPr>
+        <w:t xml:space="preserve">  inset:0;</w:t>
       </w:r>
     </w:p>
     <w:p>
@@ -1042,7 +1350,7 @@
           <w:rtl w:val="0"/>
           <w:lang w:val="en-US"/>
         </w:rPr>
-        <w:t xml:space="preserve">  pointer-events: none;</w:t>
+        <w:t xml:space="preserve">  pointer-events:none;</w:t>
       </w:r>
     </w:p>
     <w:p>
@@ -1077,189 +1385,161 @@
           <w:rtl w:val="0"/>
           <w:lang w:val="en-US"/>
         </w:rPr>
-        <w:t>.hero-topline {</w:t>
-      </w:r>
-    </w:p>
-    <w:p>
-      <w:pPr>
-        <w:pStyle w:val="Výchozí"/>
-        <w:suppressAutoHyphens w:val="1"/>
-        <w:spacing w:before="0" w:line="240" w:lineRule="auto"/>
-      </w:pPr>
-      <w:r>
-        <w:rPr>
-          <w:rtl w:val="0"/>
-          <w:lang w:val="en-US"/>
-        </w:rPr>
-        <w:t xml:space="preserve">  display: inline-flex;</w:t>
-      </w:r>
-    </w:p>
-    <w:p>
-      <w:pPr>
-        <w:pStyle w:val="Výchozí"/>
-        <w:suppressAutoHyphens w:val="1"/>
-        <w:spacing w:before="0" w:line="240" w:lineRule="auto"/>
-      </w:pPr>
-      <w:r>
-        <w:rPr>
-          <w:rtl w:val="0"/>
-          <w:lang w:val="en-US"/>
-        </w:rPr>
-        <w:t xml:space="preserve">  align-items: center;</w:t>
-      </w:r>
-    </w:p>
-    <w:p>
-      <w:pPr>
-        <w:pStyle w:val="Výchozí"/>
-        <w:suppressAutoHyphens w:val="1"/>
-        <w:spacing w:before="0" w:line="240" w:lineRule="auto"/>
-      </w:pPr>
-      <w:r>
-        <w:rPr>
-          <w:rtl w:val="0"/>
-          <w:lang w:val="en-US"/>
-        </w:rPr>
-        <w:t xml:space="preserve">  gap: 8px;</w:t>
-      </w:r>
-    </w:p>
-    <w:p>
-      <w:pPr>
-        <w:pStyle w:val="Výchozí"/>
-        <w:suppressAutoHyphens w:val="1"/>
-        <w:spacing w:before="0" w:line="240" w:lineRule="auto"/>
-      </w:pPr>
-      <w:r>
-        <w:rPr>
-          <w:rtl w:val="0"/>
-          <w:lang w:val="en-US"/>
-        </w:rPr>
-        <w:t xml:space="preserve">  width: fit-content;</w:t>
-      </w:r>
-    </w:p>
-    <w:p>
-      <w:pPr>
-        <w:pStyle w:val="Výchozí"/>
-        <w:suppressAutoHyphens w:val="1"/>
-        <w:spacing w:before="0" w:line="240" w:lineRule="auto"/>
-      </w:pPr>
-      <w:r>
-        <w:rPr>
-          <w:rtl w:val="0"/>
-          <w:lang w:val="en-US"/>
-        </w:rPr>
-        <w:t xml:space="preserve">  padding: 8px 12px;</w:t>
-      </w:r>
-    </w:p>
-    <w:p>
-      <w:pPr>
-        <w:pStyle w:val="Výchozí"/>
-        <w:suppressAutoHyphens w:val="1"/>
-        <w:spacing w:before="0" w:line="240" w:lineRule="auto"/>
-      </w:pPr>
-      <w:r>
-        <w:rPr>
-          <w:rtl w:val="0"/>
-          <w:lang w:val="en-US"/>
-        </w:rPr>
-        <w:t xml:space="preserve">  border-radius: 999px;</w:t>
-      </w:r>
-    </w:p>
-    <w:p>
-      <w:pPr>
-        <w:pStyle w:val="Výchozí"/>
-        <w:suppressAutoHyphens w:val="1"/>
-        <w:spacing w:before="0" w:line="240" w:lineRule="auto"/>
-      </w:pPr>
-      <w:r>
-        <w:rPr>
-          <w:rtl w:val="0"/>
-          <w:lang w:val="en-US"/>
-        </w:rPr>
-        <w:t xml:space="preserve">  background: #eef6fb;</w:t>
-      </w:r>
-    </w:p>
-    <w:p>
-      <w:pPr>
-        <w:pStyle w:val="Výchozí"/>
-        <w:suppressAutoHyphens w:val="1"/>
-        <w:spacing w:before="0" w:line="240" w:lineRule="auto"/>
-      </w:pPr>
-      <w:r>
-        <w:rPr>
-          <w:rtl w:val="0"/>
-          <w:lang w:val="en-US"/>
-        </w:rPr>
-        <w:t xml:space="preserve">  color: var(--pw-accent);</w:t>
-      </w:r>
-    </w:p>
-    <w:p>
-      <w:pPr>
-        <w:pStyle w:val="Výchozí"/>
-        <w:suppressAutoHyphens w:val="1"/>
-        <w:spacing w:before="0" w:line="240" w:lineRule="auto"/>
-      </w:pPr>
-      <w:r>
-        <w:rPr>
-          <w:rtl w:val="0"/>
-          <w:lang w:val="en-US"/>
-        </w:rPr>
-        <w:t xml:space="preserve">  font-size: 13px;</w:t>
-      </w:r>
-    </w:p>
-    <w:p>
-      <w:pPr>
-        <w:pStyle w:val="Výchozí"/>
-        <w:suppressAutoHyphens w:val="1"/>
-        <w:spacing w:before="0" w:line="240" w:lineRule="auto"/>
-      </w:pPr>
-      <w:r>
-        <w:rPr>
-          <w:rtl w:val="0"/>
-          <w:lang w:val="en-US"/>
-        </w:rPr>
-        <w:t xml:space="preserve">  font-weight: 700;</w:t>
-      </w:r>
-    </w:p>
-    <w:p>
-      <w:pPr>
-        <w:pStyle w:val="Výchozí"/>
-        <w:suppressAutoHyphens w:val="1"/>
-        <w:spacing w:before="0" w:line="240" w:lineRule="auto"/>
-      </w:pPr>
-      <w:r>
-        <w:rPr>
-          <w:rtl w:val="0"/>
-          <w:lang w:val="en-US"/>
-        </w:rPr>
-        <w:t xml:space="preserve">  margin-bottom: 18px;</w:t>
-      </w:r>
-    </w:p>
-    <w:p>
-      <w:pPr>
-        <w:pStyle w:val="Výchozí"/>
-        <w:suppressAutoHyphens w:val="1"/>
-        <w:spacing w:before="0" w:line="240" w:lineRule="auto"/>
-      </w:pPr>
-      <w:r>
-        <w:rPr>
-          <w:rtl w:val="0"/>
-          <w:lang w:val="en-US"/>
-        </w:rPr>
-        <w:t xml:space="preserve">  position: relative;</w:t>
-      </w:r>
-    </w:p>
-    <w:p>
-      <w:pPr>
-        <w:pStyle w:val="Výchozí"/>
-        <w:suppressAutoHyphens w:val="1"/>
-        <w:spacing w:before="0" w:line="240" w:lineRule="auto"/>
-      </w:pPr>
-      <w:r>
-        <w:rPr>
-          <w:rtl w:val="0"/>
-          <w:lang w:val="en-US"/>
-        </w:rPr>
-        <w:t xml:space="preserve">  z-index: 1;</w:t>
+        <w:t>.topline{</w:t>
+      </w:r>
+    </w:p>
+    <w:p>
+      <w:pPr>
+        <w:pStyle w:val="Výchozí"/>
+        <w:suppressAutoHyphens w:val="1"/>
+        <w:spacing w:before="0" w:line="240" w:lineRule="auto"/>
+      </w:pPr>
+      <w:r>
+        <w:rPr>
+          <w:rtl w:val="0"/>
+          <w:lang w:val="en-US"/>
+        </w:rPr>
+        <w:t xml:space="preserve">  display:inline-block;</w:t>
+      </w:r>
+    </w:p>
+    <w:p>
+      <w:pPr>
+        <w:pStyle w:val="Výchozí"/>
+        <w:suppressAutoHyphens w:val="1"/>
+        <w:spacing w:before="0" w:line="240" w:lineRule="auto"/>
+      </w:pPr>
+      <w:r>
+        <w:rPr>
+          <w:rtl w:val="0"/>
+          <w:lang w:val="en-US"/>
+        </w:rPr>
+        <w:t xml:space="preserve">  width:fit-content;</w:t>
+      </w:r>
+    </w:p>
+    <w:p>
+      <w:pPr>
+        <w:pStyle w:val="Výchozí"/>
+        <w:suppressAutoHyphens w:val="1"/>
+        <w:spacing w:before="0" w:line="240" w:lineRule="auto"/>
+      </w:pPr>
+      <w:r>
+        <w:rPr>
+          <w:rtl w:val="0"/>
+          <w:lang w:val="en-US"/>
+        </w:rPr>
+        <w:t xml:space="preserve">  padding:8px 12px;</w:t>
+      </w:r>
+    </w:p>
+    <w:p>
+      <w:pPr>
+        <w:pStyle w:val="Výchozí"/>
+        <w:suppressAutoHyphens w:val="1"/>
+        <w:spacing w:before="0" w:line="240" w:lineRule="auto"/>
+      </w:pPr>
+      <w:r>
+        <w:rPr>
+          <w:rtl w:val="0"/>
+          <w:lang w:val="en-US"/>
+        </w:rPr>
+        <w:t xml:space="preserve">  border-radius:999px;</w:t>
+      </w:r>
+    </w:p>
+    <w:p>
+      <w:pPr>
+        <w:pStyle w:val="Výchozí"/>
+        <w:suppressAutoHyphens w:val="1"/>
+        <w:spacing w:before="0" w:line="240" w:lineRule="auto"/>
+      </w:pPr>
+      <w:r>
+        <w:rPr>
+          <w:rtl w:val="0"/>
+          <w:lang w:val="en-US"/>
+        </w:rPr>
+        <w:t xml:space="preserve">  background:var(--pw-soft);</w:t>
+      </w:r>
+    </w:p>
+    <w:p>
+      <w:pPr>
+        <w:pStyle w:val="Výchozí"/>
+        <w:suppressAutoHyphens w:val="1"/>
+        <w:spacing w:before="0" w:line="240" w:lineRule="auto"/>
+      </w:pPr>
+      <w:r>
+        <w:rPr>
+          <w:rtl w:val="0"/>
+          <w:lang w:val="en-US"/>
+        </w:rPr>
+        <w:t xml:space="preserve">  color:var(--pw-accent);</w:t>
+      </w:r>
+    </w:p>
+    <w:p>
+      <w:pPr>
+        <w:pStyle w:val="Výchozí"/>
+        <w:suppressAutoHyphens w:val="1"/>
+        <w:spacing w:before="0" w:line="240" w:lineRule="auto"/>
+      </w:pPr>
+      <w:r>
+        <w:rPr>
+          <w:rtl w:val="0"/>
+          <w:lang w:val="en-US"/>
+        </w:rPr>
+        <w:t xml:space="preserve">  font-size:13px;</w:t>
+      </w:r>
+    </w:p>
+    <w:p>
+      <w:pPr>
+        <w:pStyle w:val="Výchozí"/>
+        <w:suppressAutoHyphens w:val="1"/>
+        <w:spacing w:before="0" w:line="240" w:lineRule="auto"/>
+      </w:pPr>
+      <w:r>
+        <w:rPr>
+          <w:rtl w:val="0"/>
+          <w:lang w:val="en-US"/>
+        </w:rPr>
+        <w:t xml:space="preserve">  font-weight:700;</w:t>
+      </w:r>
+    </w:p>
+    <w:p>
+      <w:pPr>
+        <w:pStyle w:val="Výchozí"/>
+        <w:suppressAutoHyphens w:val="1"/>
+        <w:spacing w:before="0" w:line="240" w:lineRule="auto"/>
+      </w:pPr>
+      <w:r>
+        <w:rPr>
+          <w:rtl w:val="0"/>
+          <w:lang w:val="en-US"/>
+        </w:rPr>
+        <w:t xml:space="preserve">  margin-bottom:18px;</w:t>
+      </w:r>
+    </w:p>
+    <w:p>
+      <w:pPr>
+        <w:pStyle w:val="Výchozí"/>
+        <w:suppressAutoHyphens w:val="1"/>
+        <w:spacing w:before="0" w:line="240" w:lineRule="auto"/>
+      </w:pPr>
+      <w:r>
+        <w:rPr>
+          <w:rtl w:val="0"/>
+          <w:lang w:val="en-US"/>
+        </w:rPr>
+        <w:t xml:space="preserve">  position:relative;</w:t>
+      </w:r>
+    </w:p>
+    <w:p>
+      <w:pPr>
+        <w:pStyle w:val="Výchozí"/>
+        <w:suppressAutoHyphens w:val="1"/>
+        <w:spacing w:before="0" w:line="240" w:lineRule="auto"/>
+      </w:pPr>
+      <w:r>
+        <w:rPr>
+          <w:rtl w:val="0"/>
+          <w:lang w:val="en-US"/>
+        </w:rPr>
+        <w:t xml:space="preserve">  z-index:1;</w:t>
       </w:r>
     </w:p>
     <w:p>
@@ -1294,91 +1574,91 @@
           <w:rtl w:val="0"/>
           <w:lang w:val="en-US"/>
         </w:rPr>
-        <w:t>.hero-card h1 {</w:t>
-      </w:r>
-    </w:p>
-    <w:p>
-      <w:pPr>
-        <w:pStyle w:val="Výchozí"/>
-        <w:suppressAutoHyphens w:val="1"/>
-        <w:spacing w:before="0" w:line="240" w:lineRule="auto"/>
-      </w:pPr>
-      <w:r>
-        <w:rPr>
-          <w:rtl w:val="0"/>
-          <w:lang w:val="en-US"/>
-        </w:rPr>
-        <w:t xml:space="preserve">  margin: 0 0 16px;</w:t>
-      </w:r>
-    </w:p>
-    <w:p>
-      <w:pPr>
-        <w:pStyle w:val="Výchozí"/>
-        <w:suppressAutoHyphens w:val="1"/>
-        <w:spacing w:before="0" w:line="240" w:lineRule="auto"/>
-      </w:pPr>
-      <w:r>
-        <w:rPr>
-          <w:rtl w:val="0"/>
-          <w:lang w:val="en-US"/>
-        </w:rPr>
-        <w:t xml:space="preserve">  font-size: 40px;</w:t>
-      </w:r>
-    </w:p>
-    <w:p>
-      <w:pPr>
-        <w:pStyle w:val="Výchozí"/>
-        <w:suppressAutoHyphens w:val="1"/>
-        <w:spacing w:before="0" w:line="240" w:lineRule="auto"/>
-      </w:pPr>
-      <w:r>
-        <w:rPr>
-          <w:rtl w:val="0"/>
-          <w:lang w:val="en-US"/>
-        </w:rPr>
-        <w:t xml:space="preserve">  line-height: 1.08;</w:t>
-      </w:r>
-    </w:p>
-    <w:p>
-      <w:pPr>
-        <w:pStyle w:val="Výchozí"/>
-        <w:suppressAutoHyphens w:val="1"/>
-        <w:spacing w:before="0" w:line="240" w:lineRule="auto"/>
-      </w:pPr>
-      <w:r>
-        <w:rPr>
-          <w:rtl w:val="0"/>
-          <w:lang w:val="en-US"/>
-        </w:rPr>
-        <w:t xml:space="preserve">  color: var(--pw-heading);</w:t>
-      </w:r>
-    </w:p>
-    <w:p>
-      <w:pPr>
-        <w:pStyle w:val="Výchozí"/>
-        <w:suppressAutoHyphens w:val="1"/>
-        <w:spacing w:before="0" w:line="240" w:lineRule="auto"/>
-      </w:pPr>
-      <w:r>
-        <w:rPr>
-          <w:rtl w:val="0"/>
-          <w:lang w:val="en-US"/>
-        </w:rPr>
-        <w:t xml:space="preserve">  position: relative;</w:t>
-      </w:r>
-    </w:p>
-    <w:p>
-      <w:pPr>
-        <w:pStyle w:val="Výchozí"/>
-        <w:suppressAutoHyphens w:val="1"/>
-        <w:spacing w:before="0" w:line="240" w:lineRule="auto"/>
-      </w:pPr>
-      <w:r>
-        <w:rPr>
-          <w:rtl w:val="0"/>
-          <w:lang w:val="en-US"/>
-        </w:rPr>
-        <w:t xml:space="preserve">  z-index: 1;</w:t>
+        <w:t>.hero-card h1{</w:t>
+      </w:r>
+    </w:p>
+    <w:p>
+      <w:pPr>
+        <w:pStyle w:val="Výchozí"/>
+        <w:suppressAutoHyphens w:val="1"/>
+        <w:spacing w:before="0" w:line="240" w:lineRule="auto"/>
+      </w:pPr>
+      <w:r>
+        <w:rPr>
+          <w:rtl w:val="0"/>
+          <w:lang w:val="en-US"/>
+        </w:rPr>
+        <w:t xml:space="preserve">  margin:0 0 14px;</w:t>
+      </w:r>
+    </w:p>
+    <w:p>
+      <w:pPr>
+        <w:pStyle w:val="Výchozí"/>
+        <w:suppressAutoHyphens w:val="1"/>
+        <w:spacing w:before="0" w:line="240" w:lineRule="auto"/>
+      </w:pPr>
+      <w:r>
+        <w:rPr>
+          <w:rtl w:val="0"/>
+          <w:lang w:val="en-US"/>
+        </w:rPr>
+        <w:t xml:space="preserve">  font-size:40px;</w:t>
+      </w:r>
+    </w:p>
+    <w:p>
+      <w:pPr>
+        <w:pStyle w:val="Výchozí"/>
+        <w:suppressAutoHyphens w:val="1"/>
+        <w:spacing w:before="0" w:line="240" w:lineRule="auto"/>
+      </w:pPr>
+      <w:r>
+        <w:rPr>
+          <w:rtl w:val="0"/>
+          <w:lang w:val="en-US"/>
+        </w:rPr>
+        <w:t xml:space="preserve">  line-height:1.08;</w:t>
+      </w:r>
+    </w:p>
+    <w:p>
+      <w:pPr>
+        <w:pStyle w:val="Výchozí"/>
+        <w:suppressAutoHyphens w:val="1"/>
+        <w:spacing w:before="0" w:line="240" w:lineRule="auto"/>
+      </w:pPr>
+      <w:r>
+        <w:rPr>
+          <w:rtl w:val="0"/>
+          <w:lang w:val="en-US"/>
+        </w:rPr>
+        <w:t xml:space="preserve">  color:var(--pw-heading);</w:t>
+      </w:r>
+    </w:p>
+    <w:p>
+      <w:pPr>
+        <w:pStyle w:val="Výchozí"/>
+        <w:suppressAutoHyphens w:val="1"/>
+        <w:spacing w:before="0" w:line="240" w:lineRule="auto"/>
+      </w:pPr>
+      <w:r>
+        <w:rPr>
+          <w:rtl w:val="0"/>
+          <w:lang w:val="en-US"/>
+        </w:rPr>
+        <w:t xml:space="preserve">  position:relative;</w:t>
+      </w:r>
+    </w:p>
+    <w:p>
+      <w:pPr>
+        <w:pStyle w:val="Výchozí"/>
+        <w:suppressAutoHyphens w:val="1"/>
+        <w:spacing w:before="0" w:line="240" w:lineRule="auto"/>
+      </w:pPr>
+      <w:r>
+        <w:rPr>
+          <w:rtl w:val="0"/>
+          <w:lang w:val="en-US"/>
+        </w:rPr>
+        <w:t xml:space="preserve">  z-index:1;</w:t>
       </w:r>
     </w:p>
     <w:p>
@@ -1413,91 +1693,91 @@
           <w:rtl w:val="0"/>
           <w:lang w:val="en-US"/>
         </w:rPr>
-        <w:t>.hero-card p {</w:t>
-      </w:r>
-    </w:p>
-    <w:p>
-      <w:pPr>
-        <w:pStyle w:val="Výchozí"/>
-        <w:suppressAutoHyphens w:val="1"/>
-        <w:spacing w:before="0" w:line="240" w:lineRule="auto"/>
-      </w:pPr>
-      <w:r>
-        <w:rPr>
-          <w:rtl w:val="0"/>
-          <w:lang w:val="en-US"/>
-        </w:rPr>
-        <w:t xml:space="preserve">  margin: 0;</w:t>
-      </w:r>
-    </w:p>
-    <w:p>
-      <w:pPr>
-        <w:pStyle w:val="Výchozí"/>
-        <w:suppressAutoHyphens w:val="1"/>
-        <w:spacing w:before="0" w:line="240" w:lineRule="auto"/>
-      </w:pPr>
-      <w:r>
-        <w:rPr>
-          <w:rtl w:val="0"/>
-          <w:lang w:val="en-US"/>
-        </w:rPr>
-        <w:t xml:space="preserve">  font-size: 17px;</w:t>
-      </w:r>
-    </w:p>
-    <w:p>
-      <w:pPr>
-        <w:pStyle w:val="Výchozí"/>
-        <w:suppressAutoHyphens w:val="1"/>
-        <w:spacing w:before="0" w:line="240" w:lineRule="auto"/>
-      </w:pPr>
-      <w:r>
-        <w:rPr>
-          <w:rtl w:val="0"/>
-          <w:lang w:val="en-US"/>
-        </w:rPr>
-        <w:t xml:space="preserve">  line-height: 1.75;</w:t>
-      </w:r>
-    </w:p>
-    <w:p>
-      <w:pPr>
-        <w:pStyle w:val="Výchozí"/>
-        <w:suppressAutoHyphens w:val="1"/>
-        <w:spacing w:before="0" w:line="240" w:lineRule="auto"/>
-      </w:pPr>
-      <w:r>
-        <w:rPr>
-          <w:rtl w:val="0"/>
-          <w:lang w:val="en-US"/>
-        </w:rPr>
-        <w:t xml:space="preserve">  color: var(--pw-muted);</w:t>
-      </w:r>
-    </w:p>
-    <w:p>
-      <w:pPr>
-        <w:pStyle w:val="Výchozí"/>
-        <w:suppressAutoHyphens w:val="1"/>
-        <w:spacing w:before="0" w:line="240" w:lineRule="auto"/>
-      </w:pPr>
-      <w:r>
-        <w:rPr>
-          <w:rtl w:val="0"/>
-          <w:lang w:val="en-US"/>
-        </w:rPr>
-        <w:t xml:space="preserve">  position: relative;</w:t>
-      </w:r>
-    </w:p>
-    <w:p>
-      <w:pPr>
-        <w:pStyle w:val="Výchozí"/>
-        <w:suppressAutoHyphens w:val="1"/>
-        <w:spacing w:before="0" w:line="240" w:lineRule="auto"/>
-      </w:pPr>
-      <w:r>
-        <w:rPr>
-          <w:rtl w:val="0"/>
-          <w:lang w:val="en-US"/>
-        </w:rPr>
-        <w:t xml:space="preserve">  z-index: 1;</w:t>
+        <w:t>.hero-card p{</w:t>
+      </w:r>
+    </w:p>
+    <w:p>
+      <w:pPr>
+        <w:pStyle w:val="Výchozí"/>
+        <w:suppressAutoHyphens w:val="1"/>
+        <w:spacing w:before="0" w:line="240" w:lineRule="auto"/>
+      </w:pPr>
+      <w:r>
+        <w:rPr>
+          <w:rtl w:val="0"/>
+          <w:lang w:val="en-US"/>
+        </w:rPr>
+        <w:t xml:space="preserve">  margin:0;</w:t>
+      </w:r>
+    </w:p>
+    <w:p>
+      <w:pPr>
+        <w:pStyle w:val="Výchozí"/>
+        <w:suppressAutoHyphens w:val="1"/>
+        <w:spacing w:before="0" w:line="240" w:lineRule="auto"/>
+      </w:pPr>
+      <w:r>
+        <w:rPr>
+          <w:rtl w:val="0"/>
+          <w:lang w:val="en-US"/>
+        </w:rPr>
+        <w:t xml:space="preserve">  font-size:17px;</w:t>
+      </w:r>
+    </w:p>
+    <w:p>
+      <w:pPr>
+        <w:pStyle w:val="Výchozí"/>
+        <w:suppressAutoHyphens w:val="1"/>
+        <w:spacing w:before="0" w:line="240" w:lineRule="auto"/>
+      </w:pPr>
+      <w:r>
+        <w:rPr>
+          <w:rtl w:val="0"/>
+          <w:lang w:val="en-US"/>
+        </w:rPr>
+        <w:t xml:space="preserve">  line-height:1.75;</w:t>
+      </w:r>
+    </w:p>
+    <w:p>
+      <w:pPr>
+        <w:pStyle w:val="Výchozí"/>
+        <w:suppressAutoHyphens w:val="1"/>
+        <w:spacing w:before="0" w:line="240" w:lineRule="auto"/>
+      </w:pPr>
+      <w:r>
+        <w:rPr>
+          <w:rtl w:val="0"/>
+          <w:lang w:val="en-US"/>
+        </w:rPr>
+        <w:t xml:space="preserve">  color:var(--pw-muted);</w:t>
+      </w:r>
+    </w:p>
+    <w:p>
+      <w:pPr>
+        <w:pStyle w:val="Výchozí"/>
+        <w:suppressAutoHyphens w:val="1"/>
+        <w:spacing w:before="0" w:line="240" w:lineRule="auto"/>
+      </w:pPr>
+      <w:r>
+        <w:rPr>
+          <w:rtl w:val="0"/>
+          <w:lang w:val="en-US"/>
+        </w:rPr>
+        <w:t xml:space="preserve">  position:relative;</w:t>
+      </w:r>
+    </w:p>
+    <w:p>
+      <w:pPr>
+        <w:pStyle w:val="Výchozí"/>
+        <w:suppressAutoHyphens w:val="1"/>
+        <w:spacing w:before="0" w:line="240" w:lineRule="auto"/>
+      </w:pPr>
+      <w:r>
+        <w:rPr>
+          <w:rtl w:val="0"/>
+          <w:lang w:val="en-US"/>
+        </w:rPr>
+        <w:t xml:space="preserve">  z-index:1;</w:t>
       </w:r>
     </w:p>
     <w:p>
@@ -1532,49 +1812,21 @@
           <w:rtl w:val="0"/>
           <w:lang w:val="en-US"/>
         </w:rPr>
-        <w:t>.hero-image-card {</w:t>
-      </w:r>
-    </w:p>
-    <w:p>
-      <w:pPr>
-        <w:pStyle w:val="Výchozí"/>
-        <w:suppressAutoHyphens w:val="1"/>
-        <w:spacing w:before="0" w:line="240" w:lineRule="auto"/>
-      </w:pPr>
-      <w:r>
-        <w:rPr>
-          <w:rtl w:val="0"/>
-          <w:lang w:val="en-US"/>
-        </w:rPr>
-        <w:t xml:space="preserve">  overflow: hidden;</w:t>
-      </w:r>
-    </w:p>
-    <w:p>
-      <w:pPr>
-        <w:pStyle w:val="Výchozí"/>
-        <w:suppressAutoHyphens w:val="1"/>
-        <w:spacing w:before="0" w:line="240" w:lineRule="auto"/>
-      </w:pPr>
-      <w:r>
-        <w:rPr>
-          <w:rtl w:val="0"/>
-          <w:lang w:val="en-US"/>
-        </w:rPr>
-        <w:t xml:space="preserve">  min-height: 100%;</w:t>
-      </w:r>
-    </w:p>
-    <w:p>
-      <w:pPr>
-        <w:pStyle w:val="Výchozí"/>
-        <w:suppressAutoHyphens w:val="1"/>
-        <w:spacing w:before="0" w:line="240" w:lineRule="auto"/>
-      </w:pPr>
-      <w:r>
-        <w:rPr>
-          <w:rtl w:val="0"/>
-          <w:lang w:val="en-US"/>
-        </w:rPr>
-        <w:t xml:space="preserve">  position: relative;</w:t>
+        <w:t>.hero-image{</w:t>
+      </w:r>
+    </w:p>
+    <w:p>
+      <w:pPr>
+        <w:pStyle w:val="Výchozí"/>
+        <w:suppressAutoHyphens w:val="1"/>
+        <w:spacing w:before="0" w:line="240" w:lineRule="auto"/>
+      </w:pPr>
+      <w:r>
+        <w:rPr>
+          <w:rtl w:val="0"/>
+          <w:lang w:val="en-US"/>
+        </w:rPr>
+        <w:t xml:space="preserve">  overflow:hidden;</w:t>
       </w:r>
     </w:p>
     <w:p>
@@ -1609,63 +1861,63 @@
           <w:rtl w:val="0"/>
           <w:lang w:val="en-US"/>
         </w:rPr>
-        <w:t>.hero-image-card img {</w:t>
-      </w:r>
-    </w:p>
-    <w:p>
-      <w:pPr>
-        <w:pStyle w:val="Výchozí"/>
-        <w:suppressAutoHyphens w:val="1"/>
-        <w:spacing w:before="0" w:line="240" w:lineRule="auto"/>
-      </w:pPr>
-      <w:r>
-        <w:rPr>
-          <w:rtl w:val="0"/>
-          <w:lang w:val="en-US"/>
-        </w:rPr>
-        <w:t xml:space="preserve">  width: 100%;</w:t>
-      </w:r>
-    </w:p>
-    <w:p>
-      <w:pPr>
-        <w:pStyle w:val="Výchozí"/>
-        <w:suppressAutoHyphens w:val="1"/>
-        <w:spacing w:before="0" w:line="240" w:lineRule="auto"/>
-      </w:pPr>
-      <w:r>
-        <w:rPr>
-          <w:rtl w:val="0"/>
-          <w:lang w:val="en-US"/>
-        </w:rPr>
-        <w:t xml:space="preserve">  height: 100%;</w:t>
-      </w:r>
-    </w:p>
-    <w:p>
-      <w:pPr>
-        <w:pStyle w:val="Výchozí"/>
-        <w:suppressAutoHyphens w:val="1"/>
-        <w:spacing w:before="0" w:line="240" w:lineRule="auto"/>
-      </w:pPr>
-      <w:r>
-        <w:rPr>
-          <w:rtl w:val="0"/>
-          <w:lang w:val="en-US"/>
-        </w:rPr>
-        <w:t xml:space="preserve">  object-fit: cover;</w:t>
-      </w:r>
-    </w:p>
-    <w:p>
-      <w:pPr>
-        <w:pStyle w:val="Výchozí"/>
-        <w:suppressAutoHyphens w:val="1"/>
-        <w:spacing w:before="0" w:line="240" w:lineRule="auto"/>
-      </w:pPr>
-      <w:r>
-        <w:rPr>
-          <w:rtl w:val="0"/>
-          <w:lang w:val="en-US"/>
-        </w:rPr>
-        <w:t xml:space="preserve">  min-height: 460px;</w:t>
+        <w:t>.hero-image img{</w:t>
+      </w:r>
+    </w:p>
+    <w:p>
+      <w:pPr>
+        <w:pStyle w:val="Výchozí"/>
+        <w:suppressAutoHyphens w:val="1"/>
+        <w:spacing w:before="0" w:line="240" w:lineRule="auto"/>
+      </w:pPr>
+      <w:r>
+        <w:rPr>
+          <w:rtl w:val="0"/>
+          <w:lang w:val="en-US"/>
+        </w:rPr>
+        <w:t xml:space="preserve">  width:100%;</w:t>
+      </w:r>
+    </w:p>
+    <w:p>
+      <w:pPr>
+        <w:pStyle w:val="Výchozí"/>
+        <w:suppressAutoHyphens w:val="1"/>
+        <w:spacing w:before="0" w:line="240" w:lineRule="auto"/>
+      </w:pPr>
+      <w:r>
+        <w:rPr>
+          <w:rtl w:val="0"/>
+          <w:lang w:val="en-US"/>
+        </w:rPr>
+        <w:t xml:space="preserve">  height:100%;</w:t>
+      </w:r>
+    </w:p>
+    <w:p>
+      <w:pPr>
+        <w:pStyle w:val="Výchozí"/>
+        <w:suppressAutoHyphens w:val="1"/>
+        <w:spacing w:before="0" w:line="240" w:lineRule="auto"/>
+      </w:pPr>
+      <w:r>
+        <w:rPr>
+          <w:rtl w:val="0"/>
+          <w:lang w:val="en-US"/>
+        </w:rPr>
+        <w:t xml:space="preserve">  min-height:460px;</w:t>
+      </w:r>
+    </w:p>
+    <w:p>
+      <w:pPr>
+        <w:pStyle w:val="Výchozí"/>
+        <w:suppressAutoHyphens w:val="1"/>
+        <w:spacing w:before="0" w:line="240" w:lineRule="auto"/>
+      </w:pPr>
+      <w:r>
+        <w:rPr>
+          <w:rtl w:val="0"/>
+          <w:lang w:val="en-US"/>
+        </w:rPr>
+        <w:t xml:space="preserve">  object-fit:cover;</w:t>
       </w:r>
     </w:p>
     <w:p>
@@ -1700,21 +1952,21 @@
           <w:rtl w:val="0"/>
           <w:lang w:val="en-US"/>
         </w:rPr>
-        <w:t>.hero-image-card:has(img[src=""]) {</w:t>
-      </w:r>
-    </w:p>
-    <w:p>
-      <w:pPr>
-        <w:pStyle w:val="Výchozí"/>
-        <w:suppressAutoHyphens w:val="1"/>
-        <w:spacing w:before="0" w:line="240" w:lineRule="auto"/>
-      </w:pPr>
-      <w:r>
-        <w:rPr>
-          <w:rtl w:val="0"/>
-          <w:lang w:val="en-US"/>
-        </w:rPr>
-        <w:t xml:space="preserve">  display: none;</w:t>
+        <w:t>.hero-image:has(img[src=""]){</w:t>
+      </w:r>
+    </w:p>
+    <w:p>
+      <w:pPr>
+        <w:pStyle w:val="Výchozí"/>
+        <w:suppressAutoHyphens w:val="1"/>
+        <w:spacing w:before="0" w:line="240" w:lineRule="auto"/>
+      </w:pPr>
+      <w:r>
+        <w:rPr>
+          <w:rtl w:val="0"/>
+          <w:lang w:val="en-US"/>
+        </w:rPr>
+        <w:t xml:space="preserve">  display:none;</w:t>
       </w:r>
     </w:p>
     <w:p>
@@ -1749,21 +2001,21 @@
           <w:rtl w:val="0"/>
           <w:lang w:val="en-US"/>
         </w:rPr>
-        <w:t>.book-hero:has(.hero-image-card img[src=""]) {</w:t>
-      </w:r>
-    </w:p>
-    <w:p>
-      <w:pPr>
-        <w:pStyle w:val="Výchozí"/>
-        <w:suppressAutoHyphens w:val="1"/>
-        <w:spacing w:before="0" w:line="240" w:lineRule="auto"/>
-      </w:pPr>
-      <w:r>
-        <w:rPr>
-          <w:rtl w:val="0"/>
-          <w:lang w:val="en-US"/>
-        </w:rPr>
-        <w:t xml:space="preserve">  grid-template-columns: 1fr;</w:t>
+        <w:t>.hero:has(.hero-image img[src=""]){</w:t>
+      </w:r>
+    </w:p>
+    <w:p>
+      <w:pPr>
+        <w:pStyle w:val="Výchozí"/>
+        <w:suppressAutoHyphens w:val="1"/>
+        <w:spacing w:before="0" w:line="240" w:lineRule="auto"/>
+      </w:pPr>
+      <w:r>
+        <w:rPr>
+          <w:rtl w:val="0"/>
+          <w:lang w:val="en-US"/>
+        </w:rPr>
+        <w:t xml:space="preserve">  grid-template-columns:1fr;</w:t>
       </w:r>
     </w:p>
     <w:p>
@@ -1798,35 +2050,63 @@
           <w:rtl w:val="0"/>
           <w:lang w:val="en-US"/>
         </w:rPr>
-        <w:t>/* quick facts */</w:t>
-      </w:r>
-    </w:p>
-    <w:p>
-      <w:pPr>
-        <w:pStyle w:val="Výchozí"/>
-        <w:suppressAutoHyphens w:val="1"/>
-        <w:spacing w:before="0" w:line="240" w:lineRule="auto"/>
-      </w:pPr>
-      <w:r>
-        <w:rPr>
-          <w:rtl w:val="0"/>
-          <w:lang w:val="en-US"/>
-        </w:rPr>
-        <w:t>.quick-facts {</w:t>
-      </w:r>
-    </w:p>
-    <w:p>
-      <w:pPr>
-        <w:pStyle w:val="Výchozí"/>
-        <w:suppressAutoHyphens w:val="1"/>
-        <w:spacing w:before="0" w:line="240" w:lineRule="auto"/>
-      </w:pPr>
-      <w:r>
-        <w:rPr>
-          <w:rtl w:val="0"/>
-          <w:lang w:val="en-US"/>
-        </w:rPr>
-        <w:t xml:space="preserve">  margin: 0 0 26px;</w:t>
+        <w:t>.info-grid{</w:t>
+      </w:r>
+    </w:p>
+    <w:p>
+      <w:pPr>
+        <w:pStyle w:val="Výchozí"/>
+        <w:suppressAutoHyphens w:val="1"/>
+        <w:spacing w:before="0" w:line="240" w:lineRule="auto"/>
+      </w:pPr>
+      <w:r>
+        <w:rPr>
+          <w:rtl w:val="0"/>
+          <w:lang w:val="en-US"/>
+        </w:rPr>
+        <w:t xml:space="preserve">  display:grid;</w:t>
+      </w:r>
+    </w:p>
+    <w:p>
+      <w:pPr>
+        <w:pStyle w:val="Výchozí"/>
+        <w:suppressAutoHyphens w:val="1"/>
+        <w:spacing w:before="0" w:line="240" w:lineRule="auto"/>
+      </w:pPr>
+      <w:r>
+        <w:rPr>
+          <w:rtl w:val="0"/>
+          <w:lang w:val="en-US"/>
+        </w:rPr>
+        <w:t xml:space="preserve">  grid-template-columns:repeat(4, minmax(0,1fr));</w:t>
+      </w:r>
+    </w:p>
+    <w:p>
+      <w:pPr>
+        <w:pStyle w:val="Výchozí"/>
+        <w:suppressAutoHyphens w:val="1"/>
+        <w:spacing w:before="0" w:line="240" w:lineRule="auto"/>
+      </w:pPr>
+      <w:r>
+        <w:rPr>
+          <w:rtl w:val="0"/>
+          <w:lang w:val="en-US"/>
+        </w:rPr>
+        <w:t xml:space="preserve">  gap:16px;</w:t>
+      </w:r>
+    </w:p>
+    <w:p>
+      <w:pPr>
+        <w:pStyle w:val="Výchozí"/>
+        <w:suppressAutoHyphens w:val="1"/>
+        <w:spacing w:before="0" w:line="240" w:lineRule="auto"/>
+      </w:pPr>
+      <w:r>
+        <w:rPr>
+          <w:rtl w:val="0"/>
+          <w:lang w:val="en-US"/>
+        </w:rPr>
+        <w:t xml:space="preserve">  margin-bottom:20px;</w:t>
       </w:r>
     </w:p>
     <w:p>
@@ -1861,49 +2141,35 @@
           <w:rtl w:val="0"/>
           <w:lang w:val="en-US"/>
         </w:rPr>
-        <w:t>.quick-facts-grid {</w:t>
-      </w:r>
-    </w:p>
-    <w:p>
-      <w:pPr>
-        <w:pStyle w:val="Výchozí"/>
-        <w:suppressAutoHyphens w:val="1"/>
-        <w:spacing w:before="0" w:line="240" w:lineRule="auto"/>
-      </w:pPr>
-      <w:r>
-        <w:rPr>
-          <w:rtl w:val="0"/>
-          <w:lang w:val="en-US"/>
-        </w:rPr>
-        <w:t xml:space="preserve">  display: grid;</w:t>
-      </w:r>
-    </w:p>
-    <w:p>
-      <w:pPr>
-        <w:pStyle w:val="Výchozí"/>
-        <w:suppressAutoHyphens w:val="1"/>
-        <w:spacing w:before="0" w:line="240" w:lineRule="auto"/>
-      </w:pPr>
-      <w:r>
-        <w:rPr>
-          <w:rtl w:val="0"/>
-          <w:lang w:val="en-US"/>
-        </w:rPr>
-        <w:t xml:space="preserve">  grid-template-columns: repeat(4, minmax(0,1fr));</w:t>
-      </w:r>
-    </w:p>
-    <w:p>
-      <w:pPr>
-        <w:pStyle w:val="Výchozí"/>
-        <w:suppressAutoHyphens w:val="1"/>
-        <w:spacing w:before="0" w:line="240" w:lineRule="auto"/>
-      </w:pPr>
-      <w:r>
-        <w:rPr>
-          <w:rtl w:val="0"/>
-          <w:lang w:val="en-US"/>
-        </w:rPr>
-        <w:t xml:space="preserve">  gap: 16px;</w:t>
+        <w:t>.info-card{</w:t>
+      </w:r>
+    </w:p>
+    <w:p>
+      <w:pPr>
+        <w:pStyle w:val="Výchozí"/>
+        <w:suppressAutoHyphens w:val="1"/>
+        <w:spacing w:before="0" w:line="240" w:lineRule="auto"/>
+      </w:pPr>
+      <w:r>
+        <w:rPr>
+          <w:rtl w:val="0"/>
+          <w:lang w:val="en-US"/>
+        </w:rPr>
+        <w:t xml:space="preserve">  padding:18px;</w:t>
+      </w:r>
+    </w:p>
+    <w:p>
+      <w:pPr>
+        <w:pStyle w:val="Výchozí"/>
+        <w:suppressAutoHyphens w:val="1"/>
+        <w:spacing w:before="0" w:line="240" w:lineRule="auto"/>
+      </w:pPr>
+      <w:r>
+        <w:rPr>
+          <w:rtl w:val="0"/>
+          <w:lang w:val="en-US"/>
+        </w:rPr>
+        <w:t xml:space="preserve">  border-radius:18px;</w:t>
       </w:r>
     </w:p>
     <w:p>
@@ -1938,77 +2204,105 @@
           <w:rtl w:val="0"/>
           <w:lang w:val="en-US"/>
         </w:rPr>
-        <w:t>.fact-box {</w:t>
-      </w:r>
-    </w:p>
-    <w:p>
-      <w:pPr>
-        <w:pStyle w:val="Výchozí"/>
-        <w:suppressAutoHyphens w:val="1"/>
-        <w:spacing w:before="0" w:line="240" w:lineRule="auto"/>
-      </w:pPr>
-      <w:r>
-        <w:rPr>
-          <w:rtl w:val="0"/>
-          <w:lang w:val="en-US"/>
-        </w:rPr>
-        <w:t xml:space="preserve">  background: var(--pw-surface);</w:t>
-      </w:r>
-    </w:p>
-    <w:p>
-      <w:pPr>
-        <w:pStyle w:val="Výchozí"/>
-        <w:suppressAutoHyphens w:val="1"/>
-        <w:spacing w:before="0" w:line="240" w:lineRule="auto"/>
-      </w:pPr>
-      <w:r>
-        <w:rPr>
-          <w:rtl w:val="0"/>
-          <w:lang w:val="en-US"/>
-        </w:rPr>
-        <w:t xml:space="preserve">  border: 1px solid var(--pw-line);</w:t>
-      </w:r>
-    </w:p>
-    <w:p>
-      <w:pPr>
-        <w:pStyle w:val="Výchozí"/>
-        <w:suppressAutoHyphens w:val="1"/>
-        <w:spacing w:before="0" w:line="240" w:lineRule="auto"/>
-      </w:pPr>
-      <w:r>
-        <w:rPr>
-          <w:rtl w:val="0"/>
-          <w:lang w:val="en-US"/>
-        </w:rPr>
-        <w:t xml:space="preserve">  border-radius: 18px;</w:t>
-      </w:r>
-    </w:p>
-    <w:p>
-      <w:pPr>
-        <w:pStyle w:val="Výchozí"/>
-        <w:suppressAutoHyphens w:val="1"/>
-        <w:spacing w:before="0" w:line="240" w:lineRule="auto"/>
-      </w:pPr>
-      <w:r>
-        <w:rPr>
-          <w:rtl w:val="0"/>
-          <w:lang w:val="en-US"/>
-        </w:rPr>
-        <w:t xml:space="preserve">  box-shadow: var(--pw-shadow);</w:t>
-      </w:r>
-    </w:p>
-    <w:p>
-      <w:pPr>
-        <w:pStyle w:val="Výchozí"/>
-        <w:suppressAutoHyphens w:val="1"/>
-        <w:spacing w:before="0" w:line="240" w:lineRule="auto"/>
-      </w:pPr>
-      <w:r>
-        <w:rPr>
-          <w:rtl w:val="0"/>
-          <w:lang w:val="en-US"/>
-        </w:rPr>
-        <w:t xml:space="preserve">  padding: 18px 18px 16px;</w:t>
+        <w:t>.info-label{</w:t>
+      </w:r>
+    </w:p>
+    <w:p>
+      <w:pPr>
+        <w:pStyle w:val="Výchozí"/>
+        <w:suppressAutoHyphens w:val="1"/>
+        <w:spacing w:before="0" w:line="240" w:lineRule="auto"/>
+      </w:pPr>
+      <w:r>
+        <w:rPr>
+          <w:rtl w:val="0"/>
+          <w:lang w:val="en-US"/>
+        </w:rPr>
+        <w:t xml:space="preserve">  display:block;</w:t>
+      </w:r>
+    </w:p>
+    <w:p>
+      <w:pPr>
+        <w:pStyle w:val="Výchozí"/>
+        <w:suppressAutoHyphens w:val="1"/>
+        <w:spacing w:before="0" w:line="240" w:lineRule="auto"/>
+      </w:pPr>
+      <w:r>
+        <w:rPr>
+          <w:rtl w:val="0"/>
+          <w:lang w:val="en-US"/>
+        </w:rPr>
+        <w:t xml:space="preserve">  margin-bottom:8px;</w:t>
+      </w:r>
+    </w:p>
+    <w:p>
+      <w:pPr>
+        <w:pStyle w:val="Výchozí"/>
+        <w:suppressAutoHyphens w:val="1"/>
+        <w:spacing w:before="0" w:line="240" w:lineRule="auto"/>
+      </w:pPr>
+      <w:r>
+        <w:rPr>
+          <w:rtl w:val="0"/>
+          <w:lang w:val="en-US"/>
+        </w:rPr>
+        <w:t xml:space="preserve">  font-size:12px;</w:t>
+      </w:r>
+    </w:p>
+    <w:p>
+      <w:pPr>
+        <w:pStyle w:val="Výchozí"/>
+        <w:suppressAutoHyphens w:val="1"/>
+        <w:spacing w:before="0" w:line="240" w:lineRule="auto"/>
+      </w:pPr>
+      <w:r>
+        <w:rPr>
+          <w:rtl w:val="0"/>
+          <w:lang w:val="en-US"/>
+        </w:rPr>
+        <w:t xml:space="preserve">  text-transform:uppercase;</w:t>
+      </w:r>
+    </w:p>
+    <w:p>
+      <w:pPr>
+        <w:pStyle w:val="Výchozí"/>
+        <w:suppressAutoHyphens w:val="1"/>
+        <w:spacing w:before="0" w:line="240" w:lineRule="auto"/>
+      </w:pPr>
+      <w:r>
+        <w:rPr>
+          <w:rtl w:val="0"/>
+          <w:lang w:val="en-US"/>
+        </w:rPr>
+        <w:t xml:space="preserve">  letter-spacing:.08em;</w:t>
+      </w:r>
+    </w:p>
+    <w:p>
+      <w:pPr>
+        <w:pStyle w:val="Výchozí"/>
+        <w:suppressAutoHyphens w:val="1"/>
+        <w:spacing w:before="0" w:line="240" w:lineRule="auto"/>
+      </w:pPr>
+      <w:r>
+        <w:rPr>
+          <w:rtl w:val="0"/>
+          <w:lang w:val="en-US"/>
+        </w:rPr>
+        <w:t xml:space="preserve">  color:var(--pw-accent);</w:t>
+      </w:r>
+    </w:p>
+    <w:p>
+      <w:pPr>
+        <w:pStyle w:val="Výchozí"/>
+        <w:suppressAutoHyphens w:val="1"/>
+        <w:spacing w:before="0" w:line="240" w:lineRule="auto"/>
+      </w:pPr>
+      <w:r>
+        <w:rPr>
+          <w:rtl w:val="0"/>
+          <w:lang w:val="en-US"/>
+        </w:rPr>
+        <w:t xml:space="preserve">  font-weight:700;</w:t>
       </w:r>
     </w:p>
     <w:p>
@@ -2043,105 +2337,63 @@
           <w:rtl w:val="0"/>
           <w:lang w:val="en-US"/>
         </w:rPr>
-        <w:t>.fact-label {</w:t>
-      </w:r>
-    </w:p>
-    <w:p>
-      <w:pPr>
-        <w:pStyle w:val="Výchozí"/>
-        <w:suppressAutoHyphens w:val="1"/>
-        <w:spacing w:before="0" w:line="240" w:lineRule="auto"/>
-      </w:pPr>
-      <w:r>
-        <w:rPr>
-          <w:rtl w:val="0"/>
-          <w:lang w:val="en-US"/>
-        </w:rPr>
-        <w:t xml:space="preserve">  display: block;</w:t>
-      </w:r>
-    </w:p>
-    <w:p>
-      <w:pPr>
-        <w:pStyle w:val="Výchozí"/>
-        <w:suppressAutoHyphens w:val="1"/>
-        <w:spacing w:before="0" w:line="240" w:lineRule="auto"/>
-      </w:pPr>
-      <w:r>
-        <w:rPr>
-          <w:rtl w:val="0"/>
-          <w:lang w:val="en-US"/>
-        </w:rPr>
-        <w:t xml:space="preserve">  font-size: 12px;</w:t>
-      </w:r>
-    </w:p>
-    <w:p>
-      <w:pPr>
-        <w:pStyle w:val="Výchozí"/>
-        <w:suppressAutoHyphens w:val="1"/>
-        <w:spacing w:before="0" w:line="240" w:lineRule="auto"/>
-      </w:pPr>
-      <w:r>
-        <w:rPr>
-          <w:rtl w:val="0"/>
-          <w:lang w:val="en-US"/>
-        </w:rPr>
-        <w:t xml:space="preserve">  text-transform: uppercase;</w:t>
-      </w:r>
-    </w:p>
-    <w:p>
-      <w:pPr>
-        <w:pStyle w:val="Výchozí"/>
-        <w:suppressAutoHyphens w:val="1"/>
-        <w:spacing w:before="0" w:line="240" w:lineRule="auto"/>
-      </w:pPr>
-      <w:r>
-        <w:rPr>
-          <w:rtl w:val="0"/>
-          <w:lang w:val="en-US"/>
-        </w:rPr>
-        <w:t xml:space="preserve">  letter-spacing: .08em;</w:t>
-      </w:r>
-    </w:p>
-    <w:p>
-      <w:pPr>
-        <w:pStyle w:val="Výchozí"/>
-        <w:suppressAutoHyphens w:val="1"/>
-        <w:spacing w:before="0" w:line="240" w:lineRule="auto"/>
-      </w:pPr>
-      <w:r>
-        <w:rPr>
-          <w:rtl w:val="0"/>
-          <w:lang w:val="en-US"/>
-        </w:rPr>
-        <w:t xml:space="preserve">  color: var(--pw-accent);</w:t>
-      </w:r>
-    </w:p>
-    <w:p>
-      <w:pPr>
-        <w:pStyle w:val="Výchozí"/>
-        <w:suppressAutoHyphens w:val="1"/>
-        <w:spacing w:before="0" w:line="240" w:lineRule="auto"/>
-      </w:pPr>
-      <w:r>
-        <w:rPr>
-          <w:rtl w:val="0"/>
-          <w:lang w:val="en-US"/>
-        </w:rPr>
-        <w:t xml:space="preserve">  font-weight: 700;</w:t>
-      </w:r>
-    </w:p>
-    <w:p>
-      <w:pPr>
-        <w:pStyle w:val="Výchozí"/>
-        <w:suppressAutoHyphens w:val="1"/>
-        <w:spacing w:before="0" w:line="240" w:lineRule="auto"/>
-      </w:pPr>
-      <w:r>
-        <w:rPr>
-          <w:rtl w:val="0"/>
-          <w:lang w:val="en-US"/>
-        </w:rPr>
-        <w:t xml:space="preserve">  margin-bottom: 8px;</w:t>
+        <w:t>.info-value{</w:t>
+      </w:r>
+    </w:p>
+    <w:p>
+      <w:pPr>
+        <w:pStyle w:val="Výchozí"/>
+        <w:suppressAutoHyphens w:val="1"/>
+        <w:spacing w:before="0" w:line="240" w:lineRule="auto"/>
+      </w:pPr>
+      <w:r>
+        <w:rPr>
+          <w:rtl w:val="0"/>
+          <w:lang w:val="en-US"/>
+        </w:rPr>
+        <w:t xml:space="preserve">  font-size:16px;</w:t>
+      </w:r>
+    </w:p>
+    <w:p>
+      <w:pPr>
+        <w:pStyle w:val="Výchozí"/>
+        <w:suppressAutoHyphens w:val="1"/>
+        <w:spacing w:before="0" w:line="240" w:lineRule="auto"/>
+      </w:pPr>
+      <w:r>
+        <w:rPr>
+          <w:rtl w:val="0"/>
+          <w:lang w:val="en-US"/>
+        </w:rPr>
+        <w:t xml:space="preserve">  line-height:1.5;</w:t>
+      </w:r>
+    </w:p>
+    <w:p>
+      <w:pPr>
+        <w:pStyle w:val="Výchozí"/>
+        <w:suppressAutoHyphens w:val="1"/>
+        <w:spacing w:before="0" w:line="240" w:lineRule="auto"/>
+      </w:pPr>
+      <w:r>
+        <w:rPr>
+          <w:rtl w:val="0"/>
+          <w:lang w:val="en-US"/>
+        </w:rPr>
+        <w:t xml:space="preserve">  color:var(--pw-text);</w:t>
+      </w:r>
+    </w:p>
+    <w:p>
+      <w:pPr>
+        <w:pStyle w:val="Výchozí"/>
+        <w:suppressAutoHyphens w:val="1"/>
+        <w:spacing w:before="0" w:line="240" w:lineRule="auto"/>
+      </w:pPr>
+      <w:r>
+        <w:rPr>
+          <w:rtl w:val="0"/>
+          <w:lang w:val="en-US"/>
+        </w:rPr>
+        <w:t xml:space="preserve">  font-weight:600;</w:t>
       </w:r>
     </w:p>
     <w:p>
@@ -2176,63 +2428,35 @@
           <w:rtl w:val="0"/>
           <w:lang w:val="en-US"/>
         </w:rPr>
-        <w:t>.fact-value {</w:t>
-      </w:r>
-    </w:p>
-    <w:p>
-      <w:pPr>
-        <w:pStyle w:val="Výchozí"/>
-        <w:suppressAutoHyphens w:val="1"/>
-        <w:spacing w:before="0" w:line="240" w:lineRule="auto"/>
-      </w:pPr>
-      <w:r>
-        <w:rPr>
-          <w:rtl w:val="0"/>
-          <w:lang w:val="en-US"/>
-        </w:rPr>
-        <w:t xml:space="preserve">  font-size: 16px;</w:t>
-      </w:r>
-    </w:p>
-    <w:p>
-      <w:pPr>
-        <w:pStyle w:val="Výchozí"/>
-        <w:suppressAutoHyphens w:val="1"/>
-        <w:spacing w:before="0" w:line="240" w:lineRule="auto"/>
-      </w:pPr>
-      <w:r>
-        <w:rPr>
-          <w:rtl w:val="0"/>
-          <w:lang w:val="en-US"/>
-        </w:rPr>
-        <w:t xml:space="preserve">  line-height: 1.5;</w:t>
-      </w:r>
-    </w:p>
-    <w:p>
-      <w:pPr>
-        <w:pStyle w:val="Výchozí"/>
-        <w:suppressAutoHyphens w:val="1"/>
-        <w:spacing w:before="0" w:line="240" w:lineRule="auto"/>
-      </w:pPr>
-      <w:r>
-        <w:rPr>
-          <w:rtl w:val="0"/>
-          <w:lang w:val="en-US"/>
-        </w:rPr>
-        <w:t xml:space="preserve">  color: var(--pw-text);</w:t>
-      </w:r>
-    </w:p>
-    <w:p>
-      <w:pPr>
-        <w:pStyle w:val="Výchozí"/>
-        <w:suppressAutoHyphens w:val="1"/>
-        <w:spacing w:before="0" w:line="240" w:lineRule="auto"/>
-      </w:pPr>
-      <w:r>
-        <w:rPr>
-          <w:rtl w:val="0"/>
-          <w:lang w:val="en-US"/>
-        </w:rPr>
-        <w:t xml:space="preserve">  font-weight: 600;</w:t>
+        <w:t>.points-card{</w:t>
+      </w:r>
+    </w:p>
+    <w:p>
+      <w:pPr>
+        <w:pStyle w:val="Výchozí"/>
+        <w:suppressAutoHyphens w:val="1"/>
+        <w:spacing w:before="0" w:line="240" w:lineRule="auto"/>
+      </w:pPr>
+      <w:r>
+        <w:rPr>
+          <w:rtl w:val="0"/>
+          <w:lang w:val="en-US"/>
+        </w:rPr>
+        <w:t xml:space="preserve">  padding:24px 26px;</w:t>
+      </w:r>
+    </w:p>
+    <w:p>
+      <w:pPr>
+        <w:pStyle w:val="Výchozí"/>
+        <w:suppressAutoHyphens w:val="1"/>
+        <w:spacing w:before="0" w:line="240" w:lineRule="auto"/>
+      </w:pPr>
+      <w:r>
+        <w:rPr>
+          <w:rtl w:val="0"/>
+          <w:lang w:val="en-US"/>
+        </w:rPr>
+        <w:t xml:space="preserve">  margin-bottom:20px;</w:t>
       </w:r>
     </w:p>
     <w:p>
@@ -2267,63 +2491,63 @@
           <w:rtl w:val="0"/>
           <w:lang w:val="en-US"/>
         </w:rPr>
-        <w:t>/* section layout */</w:t>
-      </w:r>
-    </w:p>
-    <w:p>
-      <w:pPr>
-        <w:pStyle w:val="Výchozí"/>
-        <w:suppressAutoHyphens w:val="1"/>
-        <w:spacing w:before="0" w:line="240" w:lineRule="auto"/>
-      </w:pPr>
-      <w:r>
-        <w:rPr>
-          <w:rtl w:val="0"/>
-          <w:lang w:val="en-US"/>
-        </w:rPr>
-        <w:t>.content-grid {</w:t>
-      </w:r>
-    </w:p>
-    <w:p>
-      <w:pPr>
-        <w:pStyle w:val="Výchozí"/>
-        <w:suppressAutoHyphens w:val="1"/>
-        <w:spacing w:before="0" w:line="240" w:lineRule="auto"/>
-      </w:pPr>
-      <w:r>
-        <w:rPr>
-          <w:rtl w:val="0"/>
-          <w:lang w:val="en-US"/>
-        </w:rPr>
-        <w:t xml:space="preserve">  display: grid;</w:t>
-      </w:r>
-    </w:p>
-    <w:p>
-      <w:pPr>
-        <w:pStyle w:val="Výchozí"/>
-        <w:suppressAutoHyphens w:val="1"/>
-        <w:spacing w:before="0" w:line="240" w:lineRule="auto"/>
-      </w:pPr>
-      <w:r>
-        <w:rPr>
-          <w:rtl w:val="0"/>
-          <w:lang w:val="en-US"/>
-        </w:rPr>
-        <w:t xml:space="preserve">  grid-template-columns: minmax(0, 1fr);</w:t>
-      </w:r>
-    </w:p>
-    <w:p>
-      <w:pPr>
-        <w:pStyle w:val="Výchozí"/>
-        <w:suppressAutoHyphens w:val="1"/>
-        <w:spacing w:before="0" w:line="240" w:lineRule="auto"/>
-      </w:pPr>
-      <w:r>
-        <w:rPr>
-          <w:rtl w:val="0"/>
-          <w:lang w:val="en-US"/>
-        </w:rPr>
-        <w:t xml:space="preserve">  gap: 20px;</w:t>
+        <w:t>.points-card h2{</w:t>
+      </w:r>
+    </w:p>
+    <w:p>
+      <w:pPr>
+        <w:pStyle w:val="Výchozí"/>
+        <w:suppressAutoHyphens w:val="1"/>
+        <w:spacing w:before="0" w:line="240" w:lineRule="auto"/>
+      </w:pPr>
+      <w:r>
+        <w:rPr>
+          <w:rtl w:val="0"/>
+          <w:lang w:val="en-US"/>
+        </w:rPr>
+        <w:t xml:space="preserve">  margin:0 0 14px;</w:t>
+      </w:r>
+    </w:p>
+    <w:p>
+      <w:pPr>
+        <w:pStyle w:val="Výchozí"/>
+        <w:suppressAutoHyphens w:val="1"/>
+        <w:spacing w:before="0" w:line="240" w:lineRule="auto"/>
+      </w:pPr>
+      <w:r>
+        <w:rPr>
+          <w:rtl w:val="0"/>
+          <w:lang w:val="en-US"/>
+        </w:rPr>
+        <w:t xml:space="preserve">  font-size:24px;</w:t>
+      </w:r>
+    </w:p>
+    <w:p>
+      <w:pPr>
+        <w:pStyle w:val="Výchozí"/>
+        <w:suppressAutoHyphens w:val="1"/>
+        <w:spacing w:before="0" w:line="240" w:lineRule="auto"/>
+      </w:pPr>
+      <w:r>
+        <w:rPr>
+          <w:rtl w:val="0"/>
+          <w:lang w:val="en-US"/>
+        </w:rPr>
+        <w:t xml:space="preserve">  line-height:1.15;</w:t>
+      </w:r>
+    </w:p>
+    <w:p>
+      <w:pPr>
+        <w:pStyle w:val="Výchozí"/>
+        <w:suppressAutoHyphens w:val="1"/>
+        <w:spacing w:before="0" w:line="240" w:lineRule="auto"/>
+      </w:pPr>
+      <w:r>
+        <w:rPr>
+          <w:rtl w:val="0"/>
+          <w:lang w:val="en-US"/>
+        </w:rPr>
+        <w:t xml:space="preserve">  color:var(--pw-heading);</w:t>
       </w:r>
     </w:p>
     <w:p>
@@ -2358,6 +2582,223 @@
           <w:rtl w:val="0"/>
           <w:lang w:val="en-US"/>
         </w:rPr>
+        <w:t>.points-list{</w:t>
+      </w:r>
+    </w:p>
+    <w:p>
+      <w:pPr>
+        <w:pStyle w:val="Výchozí"/>
+        <w:suppressAutoHyphens w:val="1"/>
+        <w:spacing w:before="0" w:line="240" w:lineRule="auto"/>
+      </w:pPr>
+      <w:r>
+        <w:rPr>
+          <w:rtl w:val="0"/>
+          <w:lang w:val="en-US"/>
+        </w:rPr>
+        <w:t xml:space="preserve">  margin:0;</w:t>
+      </w:r>
+    </w:p>
+    <w:p>
+      <w:pPr>
+        <w:pStyle w:val="Výchozí"/>
+        <w:suppressAutoHyphens w:val="1"/>
+        <w:spacing w:before="0" w:line="240" w:lineRule="auto"/>
+      </w:pPr>
+      <w:r>
+        <w:rPr>
+          <w:rtl w:val="0"/>
+          <w:lang w:val="en-US"/>
+        </w:rPr>
+        <w:t xml:space="preserve">  padding-left:20px;</w:t>
+      </w:r>
+    </w:p>
+    <w:p>
+      <w:pPr>
+        <w:pStyle w:val="Výchozí"/>
+        <w:suppressAutoHyphens w:val="1"/>
+        <w:spacing w:before="0" w:line="240" w:lineRule="auto"/>
+      </w:pPr>
+      <w:r>
+        <w:rPr>
+          <w:rtl w:val="0"/>
+          <w:lang w:val="en-US"/>
+        </w:rPr>
+        <w:t>}</w:t>
+      </w:r>
+    </w:p>
+    <w:p>
+      <w:pPr>
+        <w:pStyle w:val="Výchozí"/>
+        <w:suppressAutoHyphens w:val="1"/>
+        <w:spacing w:before="0" w:line="240" w:lineRule="auto"/>
+      </w:pPr>
+    </w:p>
+    <w:p>
+      <w:pPr>
+        <w:pStyle w:val="Výchozí"/>
+        <w:suppressAutoHyphens w:val="1"/>
+        <w:spacing w:before="0" w:line="240" w:lineRule="auto"/>
+      </w:pPr>
+      <w:r>
+        <w:rPr>
+          <w:rtl w:val="0"/>
+          <w:lang w:val="en-US"/>
+        </w:rPr>
+        <w:t>.points-list li{</w:t>
+      </w:r>
+    </w:p>
+    <w:p>
+      <w:pPr>
+        <w:pStyle w:val="Výchozí"/>
+        <w:suppressAutoHyphens w:val="1"/>
+        <w:spacing w:before="0" w:line="240" w:lineRule="auto"/>
+      </w:pPr>
+      <w:r>
+        <w:rPr>
+          <w:rtl w:val="0"/>
+          <w:lang w:val="en-US"/>
+        </w:rPr>
+        <w:t xml:space="preserve">  color:var(--pw-muted);</w:t>
+      </w:r>
+    </w:p>
+    <w:p>
+      <w:pPr>
+        <w:pStyle w:val="Výchozí"/>
+        <w:suppressAutoHyphens w:val="1"/>
+        <w:spacing w:before="0" w:line="240" w:lineRule="auto"/>
+      </w:pPr>
+      <w:r>
+        <w:rPr>
+          <w:rtl w:val="0"/>
+          <w:lang w:val="en-US"/>
+        </w:rPr>
+        <w:t xml:space="preserve">  line-height:1.7;</w:t>
+      </w:r>
+    </w:p>
+    <w:p>
+      <w:pPr>
+        <w:pStyle w:val="Výchozí"/>
+        <w:suppressAutoHyphens w:val="1"/>
+        <w:spacing w:before="0" w:line="240" w:lineRule="auto"/>
+      </w:pPr>
+      <w:r>
+        <w:rPr>
+          <w:rtl w:val="0"/>
+          <w:lang w:val="en-US"/>
+        </w:rPr>
+        <w:t xml:space="preserve">  font-size:16px;</w:t>
+      </w:r>
+    </w:p>
+    <w:p>
+      <w:pPr>
+        <w:pStyle w:val="Výchozí"/>
+        <w:suppressAutoHyphens w:val="1"/>
+        <w:spacing w:before="0" w:line="240" w:lineRule="auto"/>
+      </w:pPr>
+      <w:r>
+        <w:rPr>
+          <w:rtl w:val="0"/>
+          <w:lang w:val="en-US"/>
+        </w:rPr>
+        <w:t xml:space="preserve">  margin:8px 0;</w:t>
+      </w:r>
+    </w:p>
+    <w:p>
+      <w:pPr>
+        <w:pStyle w:val="Výchozí"/>
+        <w:suppressAutoHyphens w:val="1"/>
+        <w:spacing w:before="0" w:line="240" w:lineRule="auto"/>
+      </w:pPr>
+      <w:r>
+        <w:rPr>
+          <w:rtl w:val="0"/>
+          <w:lang w:val="en-US"/>
+        </w:rPr>
+        <w:t>}</w:t>
+      </w:r>
+    </w:p>
+    <w:p>
+      <w:pPr>
+        <w:pStyle w:val="Výchozí"/>
+        <w:suppressAutoHyphens w:val="1"/>
+        <w:spacing w:before="0" w:line="240" w:lineRule="auto"/>
+      </w:pPr>
+    </w:p>
+    <w:p>
+      <w:pPr>
+        <w:pStyle w:val="Výchozí"/>
+        <w:suppressAutoHyphens w:val="1"/>
+        <w:spacing w:before="0" w:line="240" w:lineRule="auto"/>
+      </w:pPr>
+      <w:r>
+        <w:rPr>
+          <w:rtl w:val="0"/>
+          <w:lang w:val="en-US"/>
+        </w:rPr>
+        <w:t>.content-grid{</w:t>
+      </w:r>
+    </w:p>
+    <w:p>
+      <w:pPr>
+        <w:pStyle w:val="Výchozí"/>
+        <w:suppressAutoHyphens w:val="1"/>
+        <w:spacing w:before="0" w:line="240" w:lineRule="auto"/>
+      </w:pPr>
+      <w:r>
+        <w:rPr>
+          <w:rtl w:val="0"/>
+          <w:lang w:val="en-US"/>
+        </w:rPr>
+        <w:t xml:space="preserve">  display:grid;</w:t>
+      </w:r>
+    </w:p>
+    <w:p>
+      <w:pPr>
+        <w:pStyle w:val="Výchozí"/>
+        <w:suppressAutoHyphens w:val="1"/>
+        <w:spacing w:before="0" w:line="240" w:lineRule="auto"/>
+      </w:pPr>
+      <w:r>
+        <w:rPr>
+          <w:rtl w:val="0"/>
+          <w:lang w:val="en-US"/>
+        </w:rPr>
+        <w:t xml:space="preserve">  gap:20px;</w:t>
+      </w:r>
+    </w:p>
+    <w:p>
+      <w:pPr>
+        <w:pStyle w:val="Výchozí"/>
+        <w:suppressAutoHyphens w:val="1"/>
+        <w:spacing w:before="0" w:line="240" w:lineRule="auto"/>
+      </w:pPr>
+      <w:r>
+        <w:rPr>
+          <w:rtl w:val="0"/>
+          <w:lang w:val="en-US"/>
+        </w:rPr>
+        <w:t>}</w:t>
+      </w:r>
+    </w:p>
+    <w:p>
+      <w:pPr>
+        <w:pStyle w:val="Výchozí"/>
+        <w:suppressAutoHyphens w:val="1"/>
+        <w:spacing w:before="0" w:line="240" w:lineRule="auto"/>
+      </w:pPr>
+    </w:p>
+    <w:p>
+      <w:pPr>
+        <w:pStyle w:val="Výchozí"/>
+        <w:suppressAutoHyphens w:val="1"/>
+        <w:spacing w:before="0" w:line="240" w:lineRule="auto"/>
+      </w:pPr>
+      <w:r>
+        <w:rPr>
+          <w:rtl w:val="0"/>
+          <w:lang w:val="en-US"/>
+        </w:rPr>
         <w:t>.section-card,</w:t>
       </w:r>
     </w:p>
@@ -2372,21 +2813,21 @@
           <w:rtl w:val="0"/>
           <w:lang w:val="en-US"/>
         </w:rPr>
-        <w:t>.table-card {</w:t>
-      </w:r>
-    </w:p>
-    <w:p>
-      <w:pPr>
-        <w:pStyle w:val="Výchozí"/>
-        <w:suppressAutoHyphens w:val="1"/>
-        <w:spacing w:before="0" w:line="240" w:lineRule="auto"/>
-      </w:pPr>
-      <w:r>
-        <w:rPr>
-          <w:rtl w:val="0"/>
-          <w:lang w:val="en-US"/>
-        </w:rPr>
-        <w:t xml:space="preserve">  padding: 28px;</w:t>
+        <w:t>.table-card{</w:t>
+      </w:r>
+    </w:p>
+    <w:p>
+      <w:pPr>
+        <w:pStyle w:val="Výchozí"/>
+        <w:suppressAutoHyphens w:val="1"/>
+        <w:spacing w:before="0" w:line="240" w:lineRule="auto"/>
+      </w:pPr>
+      <w:r>
+        <w:rPr>
+          <w:rtl w:val="0"/>
+          <w:lang w:val="en-US"/>
+        </w:rPr>
+        <w:t xml:space="preserve">  padding:28px;</w:t>
       </w:r>
     </w:p>
     <w:p>
@@ -2435,63 +2876,63 @@
           <w:rtl w:val="0"/>
           <w:lang w:val="en-US"/>
         </w:rPr>
-        <w:t>.table-card h2 {</w:t>
-      </w:r>
-    </w:p>
-    <w:p>
-      <w:pPr>
-        <w:pStyle w:val="Výchozí"/>
-        <w:suppressAutoHyphens w:val="1"/>
-        <w:spacing w:before="0" w:line="240" w:lineRule="auto"/>
-      </w:pPr>
-      <w:r>
-        <w:rPr>
-          <w:rtl w:val="0"/>
-          <w:lang w:val="en-US"/>
-        </w:rPr>
-        <w:t xml:space="preserve">  margin: 0 0 14px;</w:t>
-      </w:r>
-    </w:p>
-    <w:p>
-      <w:pPr>
-        <w:pStyle w:val="Výchozí"/>
-        <w:suppressAutoHyphens w:val="1"/>
-        <w:spacing w:before="0" w:line="240" w:lineRule="auto"/>
-      </w:pPr>
-      <w:r>
-        <w:rPr>
-          <w:rtl w:val="0"/>
-          <w:lang w:val="en-US"/>
-        </w:rPr>
-        <w:t xml:space="preserve">  font-size: 28px;</w:t>
-      </w:r>
-    </w:p>
-    <w:p>
-      <w:pPr>
-        <w:pStyle w:val="Výchozí"/>
-        <w:suppressAutoHyphens w:val="1"/>
-        <w:spacing w:before="0" w:line="240" w:lineRule="auto"/>
-      </w:pPr>
-      <w:r>
-        <w:rPr>
-          <w:rtl w:val="0"/>
-          <w:lang w:val="en-US"/>
-        </w:rPr>
-        <w:t xml:space="preserve">  line-height: 1.15;</w:t>
-      </w:r>
-    </w:p>
-    <w:p>
-      <w:pPr>
-        <w:pStyle w:val="Výchozí"/>
-        <w:suppressAutoHyphens w:val="1"/>
-        <w:spacing w:before="0" w:line="240" w:lineRule="auto"/>
-      </w:pPr>
-      <w:r>
-        <w:rPr>
-          <w:rtl w:val="0"/>
-          <w:lang w:val="en-US"/>
-        </w:rPr>
-        <w:t xml:space="preserve">  color: var(--pw-heading);</w:t>
+        <w:t>.table-card h2{</w:t>
+      </w:r>
+    </w:p>
+    <w:p>
+      <w:pPr>
+        <w:pStyle w:val="Výchozí"/>
+        <w:suppressAutoHyphens w:val="1"/>
+        <w:spacing w:before="0" w:line="240" w:lineRule="auto"/>
+      </w:pPr>
+      <w:r>
+        <w:rPr>
+          <w:rtl w:val="0"/>
+          <w:lang w:val="en-US"/>
+        </w:rPr>
+        <w:t xml:space="preserve">  margin:0 0 14px;</w:t>
+      </w:r>
+    </w:p>
+    <w:p>
+      <w:pPr>
+        <w:pStyle w:val="Výchozí"/>
+        <w:suppressAutoHyphens w:val="1"/>
+        <w:spacing w:before="0" w:line="240" w:lineRule="auto"/>
+      </w:pPr>
+      <w:r>
+        <w:rPr>
+          <w:rtl w:val="0"/>
+          <w:lang w:val="en-US"/>
+        </w:rPr>
+        <w:t xml:space="preserve">  font-size:28px;</w:t>
+      </w:r>
+    </w:p>
+    <w:p>
+      <w:pPr>
+        <w:pStyle w:val="Výchozí"/>
+        <w:suppressAutoHyphens w:val="1"/>
+        <w:spacing w:before="0" w:line="240" w:lineRule="auto"/>
+      </w:pPr>
+      <w:r>
+        <w:rPr>
+          <w:rtl w:val="0"/>
+          <w:lang w:val="en-US"/>
+        </w:rPr>
+        <w:t xml:space="preserve">  line-height:1.15;</w:t>
+      </w:r>
+    </w:p>
+    <w:p>
+      <w:pPr>
+        <w:pStyle w:val="Výchozí"/>
+        <w:suppressAutoHyphens w:val="1"/>
+        <w:spacing w:before="0" w:line="240" w:lineRule="auto"/>
+      </w:pPr>
+      <w:r>
+        <w:rPr>
+          <w:rtl w:val="0"/>
+          <w:lang w:val="en-US"/>
+        </w:rPr>
+        <w:t xml:space="preserve">  color:var(--pw-heading);</w:t>
       </w:r>
     </w:p>
     <w:p>
@@ -2554,34 +2995,6 @@
           <w:rtl w:val="0"/>
           <w:lang w:val="en-US"/>
         </w:rPr>
-        <w:t>.table-card p,</w:t>
-      </w:r>
-    </w:p>
-    <w:p>
-      <w:pPr>
-        <w:pStyle w:val="Výchozí"/>
-        <w:suppressAutoHyphens w:val="1"/>
-        <w:spacing w:before="0" w:line="240" w:lineRule="auto"/>
-      </w:pPr>
-      <w:r>
-        <w:rPr>
-          <w:rtl w:val="0"/>
-          <w:lang w:val="en-US"/>
-        </w:rPr>
-        <w:t>.table-card li,</w:t>
-      </w:r>
-    </w:p>
-    <w:p>
-      <w:pPr>
-        <w:pStyle w:val="Výchozí"/>
-        <w:suppressAutoHyphens w:val="1"/>
-        <w:spacing w:before="0" w:line="240" w:lineRule="auto"/>
-      </w:pPr>
-      <w:r>
-        <w:rPr>
-          <w:rtl w:val="0"/>
-          <w:lang w:val="en-US"/>
-        </w:rPr>
         <w:t>.table-card td,</w:t>
       </w:r>
     </w:p>
@@ -2596,49 +3009,49 @@
           <w:rtl w:val="0"/>
           <w:lang w:val="en-US"/>
         </w:rPr>
-        <w:t>.table-card th {</w:t>
-      </w:r>
-    </w:p>
-    <w:p>
-      <w:pPr>
-        <w:pStyle w:val="Výchozí"/>
-        <w:suppressAutoHyphens w:val="1"/>
-        <w:spacing w:before="0" w:line="240" w:lineRule="auto"/>
-      </w:pPr>
-      <w:r>
-        <w:rPr>
-          <w:rtl w:val="0"/>
-          <w:lang w:val="en-US"/>
-        </w:rPr>
-        <w:t xml:space="preserve">  font-size: 16px;</w:t>
-      </w:r>
-    </w:p>
-    <w:p>
-      <w:pPr>
-        <w:pStyle w:val="Výchozí"/>
-        <w:suppressAutoHyphens w:val="1"/>
-        <w:spacing w:before="0" w:line="240" w:lineRule="auto"/>
-      </w:pPr>
-      <w:r>
-        <w:rPr>
-          <w:rtl w:val="0"/>
-          <w:lang w:val="en-US"/>
-        </w:rPr>
-        <w:t xml:space="preserve">  line-height: 1.7;</w:t>
-      </w:r>
-    </w:p>
-    <w:p>
-      <w:pPr>
-        <w:pStyle w:val="Výchozí"/>
-        <w:suppressAutoHyphens w:val="1"/>
-        <w:spacing w:before="0" w:line="240" w:lineRule="auto"/>
-      </w:pPr>
-      <w:r>
-        <w:rPr>
-          <w:rtl w:val="0"/>
-          <w:lang w:val="en-US"/>
-        </w:rPr>
-        <w:t xml:space="preserve">  color: var(--pw-muted);</w:t>
+        <w:t>.table-card th{</w:t>
+      </w:r>
+    </w:p>
+    <w:p>
+      <w:pPr>
+        <w:pStyle w:val="Výchozí"/>
+        <w:suppressAutoHyphens w:val="1"/>
+        <w:spacing w:before="0" w:line="240" w:lineRule="auto"/>
+      </w:pPr>
+      <w:r>
+        <w:rPr>
+          <w:rtl w:val="0"/>
+          <w:lang w:val="en-US"/>
+        </w:rPr>
+        <w:t xml:space="preserve">  font-size:16px;</w:t>
+      </w:r>
+    </w:p>
+    <w:p>
+      <w:pPr>
+        <w:pStyle w:val="Výchozí"/>
+        <w:suppressAutoHyphens w:val="1"/>
+        <w:spacing w:before="0" w:line="240" w:lineRule="auto"/>
+      </w:pPr>
+      <w:r>
+        <w:rPr>
+          <w:rtl w:val="0"/>
+          <w:lang w:val="en-US"/>
+        </w:rPr>
+        <w:t xml:space="preserve">  line-height:1.7;</w:t>
+      </w:r>
+    </w:p>
+    <w:p>
+      <w:pPr>
+        <w:pStyle w:val="Výchozí"/>
+        <w:suppressAutoHyphens w:val="1"/>
+        <w:spacing w:before="0" w:line="240" w:lineRule="auto"/>
+      </w:pPr>
+      <w:r>
+        <w:rPr>
+          <w:rtl w:val="0"/>
+          <w:lang w:val="en-US"/>
+        </w:rPr>
+        <w:t xml:space="preserve">  color:var(--pw-muted);</w:t>
       </w:r>
     </w:p>
     <w:p>
@@ -2673,35 +3086,35 @@
           <w:rtl w:val="0"/>
           <w:lang w:val="en-US"/>
         </w:rPr>
-        <w:t>.section-card ul {</w:t>
-      </w:r>
-    </w:p>
-    <w:p>
-      <w:pPr>
-        <w:pStyle w:val="Výchozí"/>
-        <w:suppressAutoHyphens w:val="1"/>
-        <w:spacing w:before="0" w:line="240" w:lineRule="auto"/>
-      </w:pPr>
-      <w:r>
-        <w:rPr>
-          <w:rtl w:val="0"/>
-          <w:lang w:val="en-US"/>
-        </w:rPr>
-        <w:t xml:space="preserve">  margin: 0;</w:t>
-      </w:r>
-    </w:p>
-    <w:p>
-      <w:pPr>
-        <w:pStyle w:val="Výchozí"/>
-        <w:suppressAutoHyphens w:val="1"/>
-        <w:spacing w:before="0" w:line="240" w:lineRule="auto"/>
-      </w:pPr>
-      <w:r>
-        <w:rPr>
-          <w:rtl w:val="0"/>
-          <w:lang w:val="en-US"/>
-        </w:rPr>
-        <w:t xml:space="preserve">  padding-left: 22px;</w:t>
+        <w:t>.section-card ul{</w:t>
+      </w:r>
+    </w:p>
+    <w:p>
+      <w:pPr>
+        <w:pStyle w:val="Výchozí"/>
+        <w:suppressAutoHyphens w:val="1"/>
+        <w:spacing w:before="0" w:line="240" w:lineRule="auto"/>
+      </w:pPr>
+      <w:r>
+        <w:rPr>
+          <w:rtl w:val="0"/>
+          <w:lang w:val="en-US"/>
+        </w:rPr>
+        <w:t xml:space="preserve">  margin:0;</w:t>
+      </w:r>
+    </w:p>
+    <w:p>
+      <w:pPr>
+        <w:pStyle w:val="Výchozí"/>
+        <w:suppressAutoHyphens w:val="1"/>
+        <w:spacing w:before="0" w:line="240" w:lineRule="auto"/>
+      </w:pPr>
+      <w:r>
+        <w:rPr>
+          <w:rtl w:val="0"/>
+          <w:lang w:val="en-US"/>
+        </w:rPr>
+        <w:t xml:space="preserve">  padding-left:22px;</w:t>
       </w:r>
     </w:p>
     <w:p>
@@ -2736,21 +3149,77 @@
           <w:rtl w:val="0"/>
           <w:lang w:val="en-US"/>
         </w:rPr>
-        <w:t>.section-card li + li {</w:t>
-      </w:r>
-    </w:p>
-    <w:p>
-      <w:pPr>
-        <w:pStyle w:val="Výchozí"/>
-        <w:suppressAutoHyphens w:val="1"/>
-        <w:spacing w:before="0" w:line="240" w:lineRule="auto"/>
-      </w:pPr>
-      <w:r>
-        <w:rPr>
-          <w:rtl w:val="0"/>
-          <w:lang w:val="en-US"/>
-        </w:rPr>
-        <w:t xml:space="preserve">  margin-top: 6px;</w:t>
+        <w:t>.single-image-block{</w:t>
+      </w:r>
+    </w:p>
+    <w:p>
+      <w:pPr>
+        <w:pStyle w:val="Výchozí"/>
+        <w:suppressAutoHyphens w:val="1"/>
+        <w:spacing w:before="0" w:line="240" w:lineRule="auto"/>
+      </w:pPr>
+      <w:r>
+        <w:rPr>
+          <w:rtl w:val="0"/>
+          <w:lang w:val="en-US"/>
+        </w:rPr>
+        <w:t xml:space="preserve">  margin-top:20px;</w:t>
+      </w:r>
+    </w:p>
+    <w:p>
+      <w:pPr>
+        <w:pStyle w:val="Výchozí"/>
+        <w:suppressAutoHyphens w:val="1"/>
+        <w:spacing w:before="0" w:line="240" w:lineRule="auto"/>
+      </w:pPr>
+      <w:r>
+        <w:rPr>
+          <w:rtl w:val="0"/>
+          <w:lang w:val="en-US"/>
+        </w:rPr>
+        <w:t xml:space="preserve">  border-radius:18px;</w:t>
+      </w:r>
+    </w:p>
+    <w:p>
+      <w:pPr>
+        <w:pStyle w:val="Výchozí"/>
+        <w:suppressAutoHyphens w:val="1"/>
+        <w:spacing w:before="0" w:line="240" w:lineRule="auto"/>
+      </w:pPr>
+      <w:r>
+        <w:rPr>
+          <w:rtl w:val="0"/>
+          <w:lang w:val="en-US"/>
+        </w:rPr>
+        <w:t xml:space="preserve">  overflow:hidden;</w:t>
+      </w:r>
+    </w:p>
+    <w:p>
+      <w:pPr>
+        <w:pStyle w:val="Výchozí"/>
+        <w:suppressAutoHyphens w:val="1"/>
+        <w:spacing w:before="0" w:line="240" w:lineRule="auto"/>
+      </w:pPr>
+      <w:r>
+        <w:rPr>
+          <w:rtl w:val="0"/>
+          <w:lang w:val="en-US"/>
+        </w:rPr>
+        <w:t xml:space="preserve">  border:1px solid var(--pw-line);</w:t>
+      </w:r>
+    </w:p>
+    <w:p>
+      <w:pPr>
+        <w:pStyle w:val="Výchozí"/>
+        <w:suppressAutoHyphens w:val="1"/>
+        <w:spacing w:before="0" w:line="240" w:lineRule="auto"/>
+      </w:pPr>
+      <w:r>
+        <w:rPr>
+          <w:rtl w:val="0"/>
+          <w:lang w:val="en-US"/>
+        </w:rPr>
+        <w:t xml:space="preserve">  background:#f2f5f8;</w:t>
       </w:r>
     </w:p>
     <w:p>
@@ -2785,91 +3254,49 @@
           <w:rtl w:val="0"/>
           <w:lang w:val="en-US"/>
         </w:rPr>
-        <w:t>/* featured image inside content */</w:t>
-      </w:r>
-    </w:p>
-    <w:p>
-      <w:pPr>
-        <w:pStyle w:val="Výchozí"/>
-        <w:suppressAutoHyphens w:val="1"/>
-        <w:spacing w:before="0" w:line="240" w:lineRule="auto"/>
-      </w:pPr>
-      <w:r>
-        <w:rPr>
-          <w:rtl w:val="0"/>
-          <w:lang w:val="en-US"/>
-        </w:rPr>
-        <w:t>.single-image-block {</w:t>
-      </w:r>
-    </w:p>
-    <w:p>
-      <w:pPr>
-        <w:pStyle w:val="Výchozí"/>
-        <w:suppressAutoHyphens w:val="1"/>
-        <w:spacing w:before="0" w:line="240" w:lineRule="auto"/>
-      </w:pPr>
-      <w:r>
-        <w:rPr>
-          <w:rtl w:val="0"/>
-          <w:lang w:val="en-US"/>
-        </w:rPr>
-        <w:t xml:space="preserve">  margin-top: 20px;</w:t>
-      </w:r>
-    </w:p>
-    <w:p>
-      <w:pPr>
-        <w:pStyle w:val="Výchozí"/>
-        <w:suppressAutoHyphens w:val="1"/>
-        <w:spacing w:before="0" w:line="240" w:lineRule="auto"/>
-      </w:pPr>
-      <w:r>
-        <w:rPr>
-          <w:rtl w:val="0"/>
-          <w:lang w:val="en-US"/>
-        </w:rPr>
-        <w:t xml:space="preserve">  border-radius: 18px;</w:t>
-      </w:r>
-    </w:p>
-    <w:p>
-      <w:pPr>
-        <w:pStyle w:val="Výchozí"/>
-        <w:suppressAutoHyphens w:val="1"/>
-        <w:spacing w:before="0" w:line="240" w:lineRule="auto"/>
-      </w:pPr>
-      <w:r>
-        <w:rPr>
-          <w:rtl w:val="0"/>
-          <w:lang w:val="en-US"/>
-        </w:rPr>
-        <w:t xml:space="preserve">  overflow: hidden;</w:t>
-      </w:r>
-    </w:p>
-    <w:p>
-      <w:pPr>
-        <w:pStyle w:val="Výchozí"/>
-        <w:suppressAutoHyphens w:val="1"/>
-        <w:spacing w:before="0" w:line="240" w:lineRule="auto"/>
-      </w:pPr>
-      <w:r>
-        <w:rPr>
-          <w:rtl w:val="0"/>
-          <w:lang w:val="en-US"/>
-        </w:rPr>
-        <w:t xml:space="preserve">  border: 1px solid var(--pw-line);</w:t>
-      </w:r>
-    </w:p>
-    <w:p>
-      <w:pPr>
-        <w:pStyle w:val="Výchozí"/>
-        <w:suppressAutoHyphens w:val="1"/>
-        <w:spacing w:before="0" w:line="240" w:lineRule="auto"/>
-      </w:pPr>
-      <w:r>
-        <w:rPr>
-          <w:rtl w:val="0"/>
-          <w:lang w:val="en-US"/>
-        </w:rPr>
-        <w:t xml:space="preserve">  background: #f2f5f8;</w:t>
+        <w:t>.single-image-block img{</w:t>
+      </w:r>
+    </w:p>
+    <w:p>
+      <w:pPr>
+        <w:pStyle w:val="Výchozí"/>
+        <w:suppressAutoHyphens w:val="1"/>
+        <w:spacing w:before="0" w:line="240" w:lineRule="auto"/>
+      </w:pPr>
+      <w:r>
+        <w:rPr>
+          <w:rtl w:val="0"/>
+          <w:lang w:val="en-US"/>
+        </w:rPr>
+        <w:t xml:space="preserve">  width:100%;</w:t>
+      </w:r>
+    </w:p>
+    <w:p>
+      <w:pPr>
+        <w:pStyle w:val="Výchozí"/>
+        <w:suppressAutoHyphens w:val="1"/>
+        <w:spacing w:before="0" w:line="240" w:lineRule="auto"/>
+      </w:pPr>
+      <w:r>
+        <w:rPr>
+          <w:rtl w:val="0"/>
+          <w:lang w:val="en-US"/>
+        </w:rPr>
+        <w:t xml:space="preserve">  max-height:620px;</w:t>
+      </w:r>
+    </w:p>
+    <w:p>
+      <w:pPr>
+        <w:pStyle w:val="Výchozí"/>
+        <w:suppressAutoHyphens w:val="1"/>
+        <w:spacing w:before="0" w:line="240" w:lineRule="auto"/>
+      </w:pPr>
+      <w:r>
+        <w:rPr>
+          <w:rtl w:val="0"/>
+          <w:lang w:val="en-US"/>
+        </w:rPr>
+        <w:t xml:space="preserve">  object-fit:cover;</w:t>
       </w:r>
     </w:p>
     <w:p>
@@ -2904,49 +3331,21 @@
           <w:rtl w:val="0"/>
           <w:lang w:val="en-US"/>
         </w:rPr>
-        <w:t>.single-image-block img {</w:t>
-      </w:r>
-    </w:p>
-    <w:p>
-      <w:pPr>
-        <w:pStyle w:val="Výchozí"/>
-        <w:suppressAutoHyphens w:val="1"/>
-        <w:spacing w:before="0" w:line="240" w:lineRule="auto"/>
-      </w:pPr>
-      <w:r>
-        <w:rPr>
-          <w:rtl w:val="0"/>
-          <w:lang w:val="en-US"/>
-        </w:rPr>
-        <w:t xml:space="preserve">  width: 100%;</w:t>
-      </w:r>
-    </w:p>
-    <w:p>
-      <w:pPr>
-        <w:pStyle w:val="Výchozí"/>
-        <w:suppressAutoHyphens w:val="1"/>
-        <w:spacing w:before="0" w:line="240" w:lineRule="auto"/>
-      </w:pPr>
-      <w:r>
-        <w:rPr>
-          <w:rtl w:val="0"/>
-          <w:lang w:val="en-US"/>
-        </w:rPr>
-        <w:t xml:space="preserve">  max-height: 620px;</w:t>
-      </w:r>
-    </w:p>
-    <w:p>
-      <w:pPr>
-        <w:pStyle w:val="Výchozí"/>
-        <w:suppressAutoHyphens w:val="1"/>
-        <w:spacing w:before="0" w:line="240" w:lineRule="auto"/>
-      </w:pPr>
-      <w:r>
-        <w:rPr>
-          <w:rtl w:val="0"/>
-          <w:lang w:val="en-US"/>
-        </w:rPr>
-        <w:t xml:space="preserve">  object-fit: cover;</w:t>
+        <w:t>.single-image-block:has(img[src=""]){</w:t>
+      </w:r>
+    </w:p>
+    <w:p>
+      <w:pPr>
+        <w:pStyle w:val="Výchozí"/>
+        <w:suppressAutoHyphens w:val="1"/>
+        <w:spacing w:before="0" w:line="240" w:lineRule="auto"/>
+      </w:pPr>
+      <w:r>
+        <w:rPr>
+          <w:rtl w:val="0"/>
+          <w:lang w:val="en-US"/>
+        </w:rPr>
+        <w:t xml:space="preserve">  display:none;</w:t>
       </w:r>
     </w:p>
     <w:p>
@@ -2981,21 +3380,63 @@
           <w:rtl w:val="0"/>
           <w:lang w:val="en-US"/>
         </w:rPr>
-        <w:t>.single-image-block:has(img[src=""]) {</w:t>
-      </w:r>
-    </w:p>
-    <w:p>
-      <w:pPr>
-        <w:pStyle w:val="Výchozí"/>
-        <w:suppressAutoHyphens w:val="1"/>
-        <w:spacing w:before="0" w:line="240" w:lineRule="auto"/>
-      </w:pPr>
-      <w:r>
-        <w:rPr>
-          <w:rtl w:val="0"/>
-          <w:lang w:val="en-US"/>
-        </w:rPr>
-        <w:t xml:space="preserve">  display: none;</w:t>
+        <w:t>.clean-table-wrap{</w:t>
+      </w:r>
+    </w:p>
+    <w:p>
+      <w:pPr>
+        <w:pStyle w:val="Výchozí"/>
+        <w:suppressAutoHyphens w:val="1"/>
+        <w:spacing w:before="0" w:line="240" w:lineRule="auto"/>
+      </w:pPr>
+      <w:r>
+        <w:rPr>
+          <w:rtl w:val="0"/>
+          <w:lang w:val="en-US"/>
+        </w:rPr>
+        <w:t xml:space="preserve">  overflow-x:auto;</w:t>
+      </w:r>
+    </w:p>
+    <w:p>
+      <w:pPr>
+        <w:pStyle w:val="Výchozí"/>
+        <w:suppressAutoHyphens w:val="1"/>
+        <w:spacing w:before="0" w:line="240" w:lineRule="auto"/>
+      </w:pPr>
+      <w:r>
+        <w:rPr>
+          <w:rtl w:val="0"/>
+          <w:lang w:val="en-US"/>
+        </w:rPr>
+        <w:t xml:space="preserve">  border:1px solid var(--pw-line);</w:t>
+      </w:r>
+    </w:p>
+    <w:p>
+      <w:pPr>
+        <w:pStyle w:val="Výchozí"/>
+        <w:suppressAutoHyphens w:val="1"/>
+        <w:spacing w:before="0" w:line="240" w:lineRule="auto"/>
+      </w:pPr>
+      <w:r>
+        <w:rPr>
+          <w:rtl w:val="0"/>
+          <w:lang w:val="en-US"/>
+        </w:rPr>
+        <w:t xml:space="preserve">  border-radius:16px;</w:t>
+      </w:r>
+    </w:p>
+    <w:p>
+      <w:pPr>
+        <w:pStyle w:val="Výchozí"/>
+        <w:suppressAutoHyphens w:val="1"/>
+        <w:spacing w:before="0" w:line="240" w:lineRule="auto"/>
+      </w:pPr>
+      <w:r>
+        <w:rPr>
+          <w:rtl w:val="0"/>
+          <w:lang w:val="en-US"/>
+        </w:rPr>
+        <w:t xml:space="preserve">  background:#fff;</w:t>
       </w:r>
     </w:p>
     <w:p>
@@ -3030,77 +3471,35 @@
           <w:rtl w:val="0"/>
           <w:lang w:val="en-US"/>
         </w:rPr>
-        <w:t>/* tables */</w:t>
-      </w:r>
-    </w:p>
-    <w:p>
-      <w:pPr>
-        <w:pStyle w:val="Výchozí"/>
-        <w:suppressAutoHyphens w:val="1"/>
-        <w:spacing w:before="0" w:line="240" w:lineRule="auto"/>
-      </w:pPr>
-      <w:r>
-        <w:rPr>
-          <w:rtl w:val="0"/>
-          <w:lang w:val="en-US"/>
-        </w:rPr>
-        <w:t>.clean-table-wrap {</w:t>
-      </w:r>
-    </w:p>
-    <w:p>
-      <w:pPr>
-        <w:pStyle w:val="Výchozí"/>
-        <w:suppressAutoHyphens w:val="1"/>
-        <w:spacing w:before="0" w:line="240" w:lineRule="auto"/>
-      </w:pPr>
-      <w:r>
-        <w:rPr>
-          <w:rtl w:val="0"/>
-          <w:lang w:val="en-US"/>
-        </w:rPr>
-        <w:t xml:space="preserve">  overflow-x: auto;</w:t>
-      </w:r>
-    </w:p>
-    <w:p>
-      <w:pPr>
-        <w:pStyle w:val="Výchozí"/>
-        <w:suppressAutoHyphens w:val="1"/>
-        <w:spacing w:before="0" w:line="240" w:lineRule="auto"/>
-      </w:pPr>
-      <w:r>
-        <w:rPr>
-          <w:rtl w:val="0"/>
-          <w:lang w:val="en-US"/>
-        </w:rPr>
-        <w:t xml:space="preserve">  border: 1px solid var(--pw-line);</w:t>
-      </w:r>
-    </w:p>
-    <w:p>
-      <w:pPr>
-        <w:pStyle w:val="Výchozí"/>
-        <w:suppressAutoHyphens w:val="1"/>
-        <w:spacing w:before="0" w:line="240" w:lineRule="auto"/>
-      </w:pPr>
-      <w:r>
-        <w:rPr>
-          <w:rtl w:val="0"/>
-          <w:lang w:val="en-US"/>
-        </w:rPr>
-        <w:t xml:space="preserve">  border-radius: 16px;</w:t>
-      </w:r>
-    </w:p>
-    <w:p>
-      <w:pPr>
-        <w:pStyle w:val="Výchozí"/>
-        <w:suppressAutoHyphens w:val="1"/>
-        <w:spacing w:before="0" w:line="240" w:lineRule="auto"/>
-      </w:pPr>
-      <w:r>
-        <w:rPr>
-          <w:rtl w:val="0"/>
-          <w:lang w:val="en-US"/>
-        </w:rPr>
-        <w:t xml:space="preserve">  background: #fff;</w:t>
+        <w:t>.clean-table{</w:t>
+      </w:r>
+    </w:p>
+    <w:p>
+      <w:pPr>
+        <w:pStyle w:val="Výchozí"/>
+        <w:suppressAutoHyphens w:val="1"/>
+        <w:spacing w:before="0" w:line="240" w:lineRule="auto"/>
+      </w:pPr>
+      <w:r>
+        <w:rPr>
+          <w:rtl w:val="0"/>
+          <w:lang w:val="en-US"/>
+        </w:rPr>
+        <w:t xml:space="preserve">  width:100%;</w:t>
+      </w:r>
+    </w:p>
+    <w:p>
+      <w:pPr>
+        <w:pStyle w:val="Výchozí"/>
+        <w:suppressAutoHyphens w:val="1"/>
+        <w:spacing w:before="0" w:line="240" w:lineRule="auto"/>
+      </w:pPr>
+      <w:r>
+        <w:rPr>
+          <w:rtl w:val="0"/>
+          <w:lang w:val="en-US"/>
+        </w:rPr>
+        <w:t xml:space="preserve">  border-collapse:collapse;</w:t>
       </w:r>
     </w:p>
     <w:p>
@@ -3135,35 +3534,105 @@
           <w:rtl w:val="0"/>
           <w:lang w:val="en-US"/>
         </w:rPr>
-        <w:t>.clean-table {</w:t>
-      </w:r>
-    </w:p>
-    <w:p>
-      <w:pPr>
-        <w:pStyle w:val="Výchozí"/>
-        <w:suppressAutoHyphens w:val="1"/>
-        <w:spacing w:before="0" w:line="240" w:lineRule="auto"/>
-      </w:pPr>
-      <w:r>
-        <w:rPr>
-          <w:rtl w:val="0"/>
-          <w:lang w:val="en-US"/>
-        </w:rPr>
-        <w:t xml:space="preserve">  width: 100%;</w:t>
-      </w:r>
-    </w:p>
-    <w:p>
-      <w:pPr>
-        <w:pStyle w:val="Výchozí"/>
-        <w:suppressAutoHyphens w:val="1"/>
-        <w:spacing w:before="0" w:line="240" w:lineRule="auto"/>
-      </w:pPr>
-      <w:r>
-        <w:rPr>
-          <w:rtl w:val="0"/>
-          <w:lang w:val="en-US"/>
-        </w:rPr>
-        <w:t xml:space="preserve">  border-collapse: collapse;</w:t>
+        <w:t>.clean-table thead th{</w:t>
+      </w:r>
+    </w:p>
+    <w:p>
+      <w:pPr>
+        <w:pStyle w:val="Výchozí"/>
+        <w:suppressAutoHyphens w:val="1"/>
+        <w:spacing w:before="0" w:line="240" w:lineRule="auto"/>
+      </w:pPr>
+      <w:r>
+        <w:rPr>
+          <w:rtl w:val="0"/>
+          <w:lang w:val="en-US"/>
+        </w:rPr>
+        <w:t xml:space="preserve">  background:#f7fafc;</w:t>
+      </w:r>
+    </w:p>
+    <w:p>
+      <w:pPr>
+        <w:pStyle w:val="Výchozí"/>
+        <w:suppressAutoHyphens w:val="1"/>
+        <w:spacing w:before="0" w:line="240" w:lineRule="auto"/>
+      </w:pPr>
+      <w:r>
+        <w:rPr>
+          <w:rtl w:val="0"/>
+          <w:lang w:val="en-US"/>
+        </w:rPr>
+        <w:t xml:space="preserve">  color:var(--pw-heading);</w:t>
+      </w:r>
+    </w:p>
+    <w:p>
+      <w:pPr>
+        <w:pStyle w:val="Výchozí"/>
+        <w:suppressAutoHyphens w:val="1"/>
+        <w:spacing w:before="0" w:line="240" w:lineRule="auto"/>
+      </w:pPr>
+      <w:r>
+        <w:rPr>
+          <w:rtl w:val="0"/>
+          <w:lang w:val="en-US"/>
+        </w:rPr>
+        <w:t xml:space="preserve">  font-size:14px;</w:t>
+      </w:r>
+    </w:p>
+    <w:p>
+      <w:pPr>
+        <w:pStyle w:val="Výchozí"/>
+        <w:suppressAutoHyphens w:val="1"/>
+        <w:spacing w:before="0" w:line="240" w:lineRule="auto"/>
+      </w:pPr>
+      <w:r>
+        <w:rPr>
+          <w:rtl w:val="0"/>
+          <w:lang w:val="en-US"/>
+        </w:rPr>
+        <w:t xml:space="preserve">  font-weight:700;</w:t>
+      </w:r>
+    </w:p>
+    <w:p>
+      <w:pPr>
+        <w:pStyle w:val="Výchozí"/>
+        <w:suppressAutoHyphens w:val="1"/>
+        <w:spacing w:before="0" w:line="240" w:lineRule="auto"/>
+      </w:pPr>
+      <w:r>
+        <w:rPr>
+          <w:rtl w:val="0"/>
+          <w:lang w:val="en-US"/>
+        </w:rPr>
+        <w:t xml:space="preserve">  text-align:left;</w:t>
+      </w:r>
+    </w:p>
+    <w:p>
+      <w:pPr>
+        <w:pStyle w:val="Výchozí"/>
+        <w:suppressAutoHyphens w:val="1"/>
+        <w:spacing w:before="0" w:line="240" w:lineRule="auto"/>
+      </w:pPr>
+      <w:r>
+        <w:rPr>
+          <w:rtl w:val="0"/>
+          <w:lang w:val="en-US"/>
+        </w:rPr>
+        <w:t xml:space="preserve">  padding:14px 16px;</w:t>
+      </w:r>
+    </w:p>
+    <w:p>
+      <w:pPr>
+        <w:pStyle w:val="Výchozí"/>
+        <w:suppressAutoHyphens w:val="1"/>
+        <w:spacing w:before="0" w:line="240" w:lineRule="auto"/>
+      </w:pPr>
+      <w:r>
+        <w:rPr>
+          <w:rtl w:val="0"/>
+          <w:lang w:val="en-US"/>
+        </w:rPr>
+        <w:t xml:space="preserve">  border-bottom:1px solid var(--pw-line);</w:t>
       </w:r>
     </w:p>
     <w:p>
@@ -3198,105 +3667,49 @@
           <w:rtl w:val="0"/>
           <w:lang w:val="en-US"/>
         </w:rPr>
-        <w:t>.clean-table thead th {</w:t>
-      </w:r>
-    </w:p>
-    <w:p>
-      <w:pPr>
-        <w:pStyle w:val="Výchozí"/>
-        <w:suppressAutoHyphens w:val="1"/>
-        <w:spacing w:before="0" w:line="240" w:lineRule="auto"/>
-      </w:pPr>
-      <w:r>
-        <w:rPr>
-          <w:rtl w:val="0"/>
-          <w:lang w:val="en-US"/>
-        </w:rPr>
-        <w:t xml:space="preserve">  background: #f7fafc;</w:t>
-      </w:r>
-    </w:p>
-    <w:p>
-      <w:pPr>
-        <w:pStyle w:val="Výchozí"/>
-        <w:suppressAutoHyphens w:val="1"/>
-        <w:spacing w:before="0" w:line="240" w:lineRule="auto"/>
-      </w:pPr>
-      <w:r>
-        <w:rPr>
-          <w:rtl w:val="0"/>
-          <w:lang w:val="en-US"/>
-        </w:rPr>
-        <w:t xml:space="preserve">  color: var(--pw-heading);</w:t>
-      </w:r>
-    </w:p>
-    <w:p>
-      <w:pPr>
-        <w:pStyle w:val="Výchozí"/>
-        <w:suppressAutoHyphens w:val="1"/>
-        <w:spacing w:before="0" w:line="240" w:lineRule="auto"/>
-      </w:pPr>
-      <w:r>
-        <w:rPr>
-          <w:rtl w:val="0"/>
-          <w:lang w:val="en-US"/>
-        </w:rPr>
-        <w:t xml:space="preserve">  font-size: 14px;</w:t>
-      </w:r>
-    </w:p>
-    <w:p>
-      <w:pPr>
-        <w:pStyle w:val="Výchozí"/>
-        <w:suppressAutoHyphens w:val="1"/>
-        <w:spacing w:before="0" w:line="240" w:lineRule="auto"/>
-      </w:pPr>
-      <w:r>
-        <w:rPr>
-          <w:rtl w:val="0"/>
-          <w:lang w:val="en-US"/>
-        </w:rPr>
-        <w:t xml:space="preserve">  font-weight: 700;</w:t>
-      </w:r>
-    </w:p>
-    <w:p>
-      <w:pPr>
-        <w:pStyle w:val="Výchozí"/>
-        <w:suppressAutoHyphens w:val="1"/>
-        <w:spacing w:before="0" w:line="240" w:lineRule="auto"/>
-      </w:pPr>
-      <w:r>
-        <w:rPr>
-          <w:rtl w:val="0"/>
-          <w:lang w:val="en-US"/>
-        </w:rPr>
-        <w:t xml:space="preserve">  text-align: left;</w:t>
-      </w:r>
-    </w:p>
-    <w:p>
-      <w:pPr>
-        <w:pStyle w:val="Výchozí"/>
-        <w:suppressAutoHyphens w:val="1"/>
-        <w:spacing w:before="0" w:line="240" w:lineRule="auto"/>
-      </w:pPr>
-      <w:r>
-        <w:rPr>
-          <w:rtl w:val="0"/>
-          <w:lang w:val="en-US"/>
-        </w:rPr>
-        <w:t xml:space="preserve">  padding: 14px 16px;</w:t>
-      </w:r>
-    </w:p>
-    <w:p>
-      <w:pPr>
-        <w:pStyle w:val="Výchozí"/>
-        <w:suppressAutoHyphens w:val="1"/>
-        <w:spacing w:before="0" w:line="240" w:lineRule="auto"/>
-      </w:pPr>
-      <w:r>
-        <w:rPr>
-          <w:rtl w:val="0"/>
-          <w:lang w:val="en-US"/>
-        </w:rPr>
-        <w:t xml:space="preserve">  border-bottom: 1px solid var(--pw-line);</w:t>
+        <w:t>.clean-table tbody td{</w:t>
+      </w:r>
+    </w:p>
+    <w:p>
+      <w:pPr>
+        <w:pStyle w:val="Výchozí"/>
+        <w:suppressAutoHyphens w:val="1"/>
+        <w:spacing w:before="0" w:line="240" w:lineRule="auto"/>
+      </w:pPr>
+      <w:r>
+        <w:rPr>
+          <w:rtl w:val="0"/>
+          <w:lang w:val="en-US"/>
+        </w:rPr>
+        <w:t xml:space="preserve">  padding:14px 16px;</w:t>
+      </w:r>
+    </w:p>
+    <w:p>
+      <w:pPr>
+        <w:pStyle w:val="Výchozí"/>
+        <w:suppressAutoHyphens w:val="1"/>
+        <w:spacing w:before="0" w:line="240" w:lineRule="auto"/>
+      </w:pPr>
+      <w:r>
+        <w:rPr>
+          <w:rtl w:val="0"/>
+          <w:lang w:val="en-US"/>
+        </w:rPr>
+        <w:t xml:space="preserve">  border-top:1px solid var(--pw-line);</w:t>
+      </w:r>
+    </w:p>
+    <w:p>
+      <w:pPr>
+        <w:pStyle w:val="Výchozí"/>
+        <w:suppressAutoHyphens w:val="1"/>
+        <w:spacing w:before="0" w:line="240" w:lineRule="auto"/>
+      </w:pPr>
+      <w:r>
+        <w:rPr>
+          <w:rtl w:val="0"/>
+          <w:lang w:val="en-US"/>
+        </w:rPr>
+        <w:t xml:space="preserve">  vertical-align:top;</w:t>
       </w:r>
     </w:p>
     <w:p>
@@ -3331,49 +3744,63 @@
           <w:rtl w:val="0"/>
           <w:lang w:val="en-US"/>
         </w:rPr>
-        <w:t>.clean-table tbody td {</w:t>
-      </w:r>
-    </w:p>
-    <w:p>
-      <w:pPr>
-        <w:pStyle w:val="Výchozí"/>
-        <w:suppressAutoHyphens w:val="1"/>
-        <w:spacing w:before="0" w:line="240" w:lineRule="auto"/>
-      </w:pPr>
-      <w:r>
-        <w:rPr>
-          <w:rtl w:val="0"/>
-          <w:lang w:val="en-US"/>
-        </w:rPr>
-        <w:t xml:space="preserve">  padding: 14px 16px;</w:t>
-      </w:r>
-    </w:p>
-    <w:p>
-      <w:pPr>
-        <w:pStyle w:val="Výchozí"/>
-        <w:suppressAutoHyphens w:val="1"/>
-        <w:spacing w:before="0" w:line="240" w:lineRule="auto"/>
-      </w:pPr>
-      <w:r>
-        <w:rPr>
-          <w:rtl w:val="0"/>
-          <w:lang w:val="en-US"/>
-        </w:rPr>
-        <w:t xml:space="preserve">  border-top: 1px solid var(--pw-line);</w:t>
-      </w:r>
-    </w:p>
-    <w:p>
-      <w:pPr>
-        <w:pStyle w:val="Výchozí"/>
-        <w:suppressAutoHyphens w:val="1"/>
-        <w:spacing w:before="0" w:line="240" w:lineRule="auto"/>
-      </w:pPr>
-      <w:r>
-        <w:rPr>
-          <w:rtl w:val="0"/>
-          <w:lang w:val="en-US"/>
-        </w:rPr>
-        <w:t xml:space="preserve">  vertical-align: top;</w:t>
+        <w:t>.video-shell{</w:t>
+      </w:r>
+    </w:p>
+    <w:p>
+      <w:pPr>
+        <w:pStyle w:val="Výchozí"/>
+        <w:suppressAutoHyphens w:val="1"/>
+        <w:spacing w:before="0" w:line="240" w:lineRule="auto"/>
+      </w:pPr>
+      <w:r>
+        <w:rPr>
+          <w:rtl w:val="0"/>
+          <w:lang w:val="en-US"/>
+        </w:rPr>
+        <w:t xml:space="preserve">  border-radius:18px;</w:t>
+      </w:r>
+    </w:p>
+    <w:p>
+      <w:pPr>
+        <w:pStyle w:val="Výchozí"/>
+        <w:suppressAutoHyphens w:val="1"/>
+        <w:spacing w:before="0" w:line="240" w:lineRule="auto"/>
+      </w:pPr>
+      <w:r>
+        <w:rPr>
+          <w:rtl w:val="0"/>
+          <w:lang w:val="en-US"/>
+        </w:rPr>
+        <w:t xml:space="preserve">  overflow:hidden;</w:t>
+      </w:r>
+    </w:p>
+    <w:p>
+      <w:pPr>
+        <w:pStyle w:val="Výchozí"/>
+        <w:suppressAutoHyphens w:val="1"/>
+        <w:spacing w:before="0" w:line="240" w:lineRule="auto"/>
+      </w:pPr>
+      <w:r>
+        <w:rPr>
+          <w:rtl w:val="0"/>
+          <w:lang w:val="en-US"/>
+        </w:rPr>
+        <w:t xml:space="preserve">  border:1px solid var(--pw-line);</w:t>
+      </w:r>
+    </w:p>
+    <w:p>
+      <w:pPr>
+        <w:pStyle w:val="Výchozí"/>
+        <w:suppressAutoHyphens w:val="1"/>
+        <w:spacing w:before="0" w:line="240" w:lineRule="auto"/>
+      </w:pPr>
+      <w:r>
+        <w:rPr>
+          <w:rtl w:val="0"/>
+          <w:lang w:val="en-US"/>
+        </w:rPr>
+        <w:t xml:space="preserve">  background:#fff;</w:t>
       </w:r>
     </w:p>
     <w:p>
@@ -3408,77 +3835,63 @@
           <w:rtl w:val="0"/>
           <w:lang w:val="en-US"/>
         </w:rPr>
-        <w:t>/* video */</w:t>
-      </w:r>
-    </w:p>
-    <w:p>
-      <w:pPr>
-        <w:pStyle w:val="Výchozí"/>
-        <w:suppressAutoHyphens w:val="1"/>
-        <w:spacing w:before="0" w:line="240" w:lineRule="auto"/>
-      </w:pPr>
-      <w:r>
-        <w:rPr>
-          <w:rtl w:val="0"/>
-          <w:lang w:val="en-US"/>
-        </w:rPr>
-        <w:t>.video-shell {</w:t>
-      </w:r>
-    </w:p>
-    <w:p>
-      <w:pPr>
-        <w:pStyle w:val="Výchozí"/>
-        <w:suppressAutoHyphens w:val="1"/>
-        <w:spacing w:before="0" w:line="240" w:lineRule="auto"/>
-      </w:pPr>
-      <w:r>
-        <w:rPr>
-          <w:rtl w:val="0"/>
-          <w:lang w:val="en-US"/>
-        </w:rPr>
-        <w:t xml:space="preserve">  border-radius: 18px;</w:t>
-      </w:r>
-    </w:p>
-    <w:p>
-      <w:pPr>
-        <w:pStyle w:val="Výchozí"/>
-        <w:suppressAutoHyphens w:val="1"/>
-        <w:spacing w:before="0" w:line="240" w:lineRule="auto"/>
-      </w:pPr>
-      <w:r>
-        <w:rPr>
-          <w:rtl w:val="0"/>
-          <w:lang w:val="en-US"/>
-        </w:rPr>
-        <w:t xml:space="preserve">  overflow: hidden;</w:t>
-      </w:r>
-    </w:p>
-    <w:p>
-      <w:pPr>
-        <w:pStyle w:val="Výchozí"/>
-        <w:suppressAutoHyphens w:val="1"/>
-        <w:spacing w:before="0" w:line="240" w:lineRule="auto"/>
-      </w:pPr>
-      <w:r>
-        <w:rPr>
-          <w:rtl w:val="0"/>
-          <w:lang w:val="en-US"/>
-        </w:rPr>
-        <w:t xml:space="preserve">  border: 1px solid var(--pw-line);</w:t>
-      </w:r>
-    </w:p>
-    <w:p>
-      <w:pPr>
-        <w:pStyle w:val="Výchozí"/>
-        <w:suppressAutoHyphens w:val="1"/>
-        <w:spacing w:before="0" w:line="240" w:lineRule="auto"/>
-      </w:pPr>
-      <w:r>
-        <w:rPr>
-          <w:rtl w:val="0"/>
-          <w:lang w:val="en-US"/>
-        </w:rPr>
-        <w:t xml:space="preserve">  background: #fff;</w:t>
+        <w:t>.video-block{</w:t>
+      </w:r>
+    </w:p>
+    <w:p>
+      <w:pPr>
+        <w:pStyle w:val="Výchozí"/>
+        <w:suppressAutoHyphens w:val="1"/>
+        <w:spacing w:before="0" w:line="240" w:lineRule="auto"/>
+      </w:pPr>
+      <w:r>
+        <w:rPr>
+          <w:rtl w:val="0"/>
+          <w:lang w:val="en-US"/>
+        </w:rPr>
+        <w:t xml:space="preserve">  position:relative;</w:t>
+      </w:r>
+    </w:p>
+    <w:p>
+      <w:pPr>
+        <w:pStyle w:val="Výchozí"/>
+        <w:suppressAutoHyphens w:val="1"/>
+        <w:spacing w:before="0" w:line="240" w:lineRule="auto"/>
+      </w:pPr>
+      <w:r>
+        <w:rPr>
+          <w:rtl w:val="0"/>
+          <w:lang w:val="en-US"/>
+        </w:rPr>
+        <w:t xml:space="preserve">  width:100%;</w:t>
+      </w:r>
+    </w:p>
+    <w:p>
+      <w:pPr>
+        <w:pStyle w:val="Výchozí"/>
+        <w:suppressAutoHyphens w:val="1"/>
+        <w:spacing w:before="0" w:line="240" w:lineRule="auto"/>
+      </w:pPr>
+      <w:r>
+        <w:rPr>
+          <w:rtl w:val="0"/>
+          <w:lang w:val="en-US"/>
+        </w:rPr>
+        <w:t xml:space="preserve">  padding-bottom:56.25%;</w:t>
+      </w:r>
+    </w:p>
+    <w:p>
+      <w:pPr>
+        <w:pStyle w:val="Výchozí"/>
+        <w:suppressAutoHyphens w:val="1"/>
+        <w:spacing w:before="0" w:line="240" w:lineRule="auto"/>
+      </w:pPr>
+      <w:r>
+        <w:rPr>
+          <w:rtl w:val="0"/>
+          <w:lang w:val="en-US"/>
+        </w:rPr>
+        <w:t xml:space="preserve">  height:0;</w:t>
       </w:r>
     </w:p>
     <w:p>
@@ -3513,63 +3926,77 @@
           <w:rtl w:val="0"/>
           <w:lang w:val="en-US"/>
         </w:rPr>
-        <w:t>.video-block {</w:t>
-      </w:r>
-    </w:p>
-    <w:p>
-      <w:pPr>
-        <w:pStyle w:val="Výchozí"/>
-        <w:suppressAutoHyphens w:val="1"/>
-        <w:spacing w:before="0" w:line="240" w:lineRule="auto"/>
-      </w:pPr>
-      <w:r>
-        <w:rPr>
-          <w:rtl w:val="0"/>
-          <w:lang w:val="en-US"/>
-        </w:rPr>
-        <w:t xml:space="preserve">  position: relative;</w:t>
-      </w:r>
-    </w:p>
-    <w:p>
-      <w:pPr>
-        <w:pStyle w:val="Výchozí"/>
-        <w:suppressAutoHyphens w:val="1"/>
-        <w:spacing w:before="0" w:line="240" w:lineRule="auto"/>
-      </w:pPr>
-      <w:r>
-        <w:rPr>
-          <w:rtl w:val="0"/>
-          <w:lang w:val="en-US"/>
-        </w:rPr>
-        <w:t xml:space="preserve">  width: 100%;</w:t>
-      </w:r>
-    </w:p>
-    <w:p>
-      <w:pPr>
-        <w:pStyle w:val="Výchozí"/>
-        <w:suppressAutoHyphens w:val="1"/>
-        <w:spacing w:before="0" w:line="240" w:lineRule="auto"/>
-      </w:pPr>
-      <w:r>
-        <w:rPr>
-          <w:rtl w:val="0"/>
-          <w:lang w:val="en-US"/>
-        </w:rPr>
-        <w:t xml:space="preserve">  padding-bottom: 56.25%;</w:t>
-      </w:r>
-    </w:p>
-    <w:p>
-      <w:pPr>
-        <w:pStyle w:val="Výchozí"/>
-        <w:suppressAutoHyphens w:val="1"/>
-        <w:spacing w:before="0" w:line="240" w:lineRule="auto"/>
-      </w:pPr>
-      <w:r>
-        <w:rPr>
-          <w:rtl w:val="0"/>
-          <w:lang w:val="en-US"/>
-        </w:rPr>
-        <w:t xml:space="preserve">  height: 0;</w:t>
+        <w:t>.video-block iframe{</w:t>
+      </w:r>
+    </w:p>
+    <w:p>
+      <w:pPr>
+        <w:pStyle w:val="Výchozí"/>
+        <w:suppressAutoHyphens w:val="1"/>
+        <w:spacing w:before="0" w:line="240" w:lineRule="auto"/>
+      </w:pPr>
+      <w:r>
+        <w:rPr>
+          <w:rtl w:val="0"/>
+          <w:lang w:val="en-US"/>
+        </w:rPr>
+        <w:t xml:space="preserve">  position:absolute;</w:t>
+      </w:r>
+    </w:p>
+    <w:p>
+      <w:pPr>
+        <w:pStyle w:val="Výchozí"/>
+        <w:suppressAutoHyphens w:val="1"/>
+        <w:spacing w:before="0" w:line="240" w:lineRule="auto"/>
+      </w:pPr>
+      <w:r>
+        <w:rPr>
+          <w:rtl w:val="0"/>
+          <w:lang w:val="en-US"/>
+        </w:rPr>
+        <w:t xml:space="preserve">  inset:0;</w:t>
+      </w:r>
+    </w:p>
+    <w:p>
+      <w:pPr>
+        <w:pStyle w:val="Výchozí"/>
+        <w:suppressAutoHyphens w:val="1"/>
+        <w:spacing w:before="0" w:line="240" w:lineRule="auto"/>
+      </w:pPr>
+      <w:r>
+        <w:rPr>
+          <w:rtl w:val="0"/>
+          <w:lang w:val="en-US"/>
+        </w:rPr>
+        <w:t xml:space="preserve">  width:100%;</w:t>
+      </w:r>
+    </w:p>
+    <w:p>
+      <w:pPr>
+        <w:pStyle w:val="Výchozí"/>
+        <w:suppressAutoHyphens w:val="1"/>
+        <w:spacing w:before="0" w:line="240" w:lineRule="auto"/>
+      </w:pPr>
+      <w:r>
+        <w:rPr>
+          <w:rtl w:val="0"/>
+          <w:lang w:val="en-US"/>
+        </w:rPr>
+        <w:t xml:space="preserve">  height:100%;</w:t>
+      </w:r>
+    </w:p>
+    <w:p>
+      <w:pPr>
+        <w:pStyle w:val="Výchozí"/>
+        <w:suppressAutoHyphens w:val="1"/>
+        <w:spacing w:before="0" w:line="240" w:lineRule="auto"/>
+      </w:pPr>
+      <w:r>
+        <w:rPr>
+          <w:rtl w:val="0"/>
+          <w:lang w:val="en-US"/>
+        </w:rPr>
+        <w:t xml:space="preserve">  border:0;</w:t>
       </w:r>
     </w:p>
     <w:p>
@@ -3604,77 +4031,21 @@
           <w:rtl w:val="0"/>
           <w:lang w:val="en-US"/>
         </w:rPr>
-        <w:t>.video-block iframe {</w:t>
-      </w:r>
-    </w:p>
-    <w:p>
-      <w:pPr>
-        <w:pStyle w:val="Výchozí"/>
-        <w:suppressAutoHyphens w:val="1"/>
-        <w:spacing w:before="0" w:line="240" w:lineRule="auto"/>
-      </w:pPr>
-      <w:r>
-        <w:rPr>
-          <w:rtl w:val="0"/>
-          <w:lang w:val="en-US"/>
-        </w:rPr>
-        <w:t xml:space="preserve">  position: absolute;</w:t>
-      </w:r>
-    </w:p>
-    <w:p>
-      <w:pPr>
-        <w:pStyle w:val="Výchozí"/>
-        <w:suppressAutoHyphens w:val="1"/>
-        <w:spacing w:before="0" w:line="240" w:lineRule="auto"/>
-      </w:pPr>
-      <w:r>
-        <w:rPr>
-          <w:rtl w:val="0"/>
-          <w:lang w:val="en-US"/>
-        </w:rPr>
-        <w:t xml:space="preserve">  inset: 0;</w:t>
-      </w:r>
-    </w:p>
-    <w:p>
-      <w:pPr>
-        <w:pStyle w:val="Výchozí"/>
-        <w:suppressAutoHyphens w:val="1"/>
-        <w:spacing w:before="0" w:line="240" w:lineRule="auto"/>
-      </w:pPr>
-      <w:r>
-        <w:rPr>
-          <w:rtl w:val="0"/>
-          <w:lang w:val="en-US"/>
-        </w:rPr>
-        <w:t xml:space="preserve">  width: 100%;</w:t>
-      </w:r>
-    </w:p>
-    <w:p>
-      <w:pPr>
-        <w:pStyle w:val="Výchozí"/>
-        <w:suppressAutoHyphens w:val="1"/>
-        <w:spacing w:before="0" w:line="240" w:lineRule="auto"/>
-      </w:pPr>
-      <w:r>
-        <w:rPr>
-          <w:rtl w:val="0"/>
-          <w:lang w:val="en-US"/>
-        </w:rPr>
-        <w:t xml:space="preserve">  height: 100%;</w:t>
-      </w:r>
-    </w:p>
-    <w:p>
-      <w:pPr>
-        <w:pStyle w:val="Výchozí"/>
-        <w:suppressAutoHyphens w:val="1"/>
-        <w:spacing w:before="0" w:line="240" w:lineRule="auto"/>
-      </w:pPr>
-      <w:r>
-        <w:rPr>
-          <w:rtl w:val="0"/>
-          <w:lang w:val="en-US"/>
-        </w:rPr>
-        <w:t xml:space="preserve">  border: 0;</w:t>
+        <w:t>.video-shell:has(iframe[src=""]){</w:t>
+      </w:r>
+    </w:p>
+    <w:p>
+      <w:pPr>
+        <w:pStyle w:val="Výchozí"/>
+        <w:suppressAutoHyphens w:val="1"/>
+        <w:spacing w:before="0" w:line="240" w:lineRule="auto"/>
+      </w:pPr>
+      <w:r>
+        <w:rPr>
+          <w:rtl w:val="0"/>
+          <w:lang w:val="en-US"/>
+        </w:rPr>
+        <w:t xml:space="preserve">  display:none;</w:t>
       </w:r>
     </w:p>
     <w:p>
@@ -3709,21 +4080,147 @@
           <w:rtl w:val="0"/>
           <w:lang w:val="en-US"/>
         </w:rPr>
-        <w:t>.video-shell:has(iframe[src=""]) {</w:t>
-      </w:r>
-    </w:p>
-    <w:p>
-      <w:pPr>
-        <w:pStyle w:val="Výchozí"/>
-        <w:suppressAutoHyphens w:val="1"/>
-        <w:spacing w:before="0" w:line="240" w:lineRule="auto"/>
-      </w:pPr>
-      <w:r>
-        <w:rPr>
-          <w:rtl w:val="0"/>
-          <w:lang w:val="en-US"/>
-        </w:rPr>
-        <w:t xml:space="preserve">  display: none;</w:t>
+        <w:t>@media (max-width:980px){</w:t>
+      </w:r>
+    </w:p>
+    <w:p>
+      <w:pPr>
+        <w:pStyle w:val="Výchozí"/>
+        <w:suppressAutoHyphens w:val="1"/>
+        <w:spacing w:before="0" w:line="240" w:lineRule="auto"/>
+      </w:pPr>
+      <w:r>
+        <w:rPr>
+          <w:rtl w:val="0"/>
+          <w:lang w:val="en-US"/>
+        </w:rPr>
+        <w:t xml:space="preserve">  .hero{</w:t>
+      </w:r>
+    </w:p>
+    <w:p>
+      <w:pPr>
+        <w:pStyle w:val="Výchozí"/>
+        <w:suppressAutoHyphens w:val="1"/>
+        <w:spacing w:before="0" w:line="240" w:lineRule="auto"/>
+      </w:pPr>
+      <w:r>
+        <w:rPr>
+          <w:rtl w:val="0"/>
+          <w:lang w:val="en-US"/>
+        </w:rPr>
+        <w:t xml:space="preserve">    grid-template-columns:1fr;</w:t>
+      </w:r>
+    </w:p>
+    <w:p>
+      <w:pPr>
+        <w:pStyle w:val="Výchozí"/>
+        <w:suppressAutoHyphens w:val="1"/>
+        <w:spacing w:before="0" w:line="240" w:lineRule="auto"/>
+      </w:pPr>
+      <w:r>
+        <w:rPr>
+          <w:rtl w:val="0"/>
+          <w:lang w:val="en-US"/>
+        </w:rPr>
+        <w:t xml:space="preserve">  }</w:t>
+      </w:r>
+    </w:p>
+    <w:p>
+      <w:pPr>
+        <w:pStyle w:val="Výchozí"/>
+        <w:suppressAutoHyphens w:val="1"/>
+        <w:spacing w:before="0" w:line="240" w:lineRule="auto"/>
+      </w:pPr>
+    </w:p>
+    <w:p>
+      <w:pPr>
+        <w:pStyle w:val="Výchozí"/>
+        <w:suppressAutoHyphens w:val="1"/>
+        <w:spacing w:before="0" w:line="240" w:lineRule="auto"/>
+      </w:pPr>
+      <w:r>
+        <w:rPr>
+          <w:rtl w:val="0"/>
+          <w:lang w:val="en-US"/>
+        </w:rPr>
+        <w:t xml:space="preserve">  .hero-card h1{</w:t>
+      </w:r>
+    </w:p>
+    <w:p>
+      <w:pPr>
+        <w:pStyle w:val="Výchozí"/>
+        <w:suppressAutoHyphens w:val="1"/>
+        <w:spacing w:before="0" w:line="240" w:lineRule="auto"/>
+      </w:pPr>
+      <w:r>
+        <w:rPr>
+          <w:rtl w:val="0"/>
+          <w:lang w:val="en-US"/>
+        </w:rPr>
+        <w:t xml:space="preserve">    font-size:34px;</w:t>
+      </w:r>
+    </w:p>
+    <w:p>
+      <w:pPr>
+        <w:pStyle w:val="Výchozí"/>
+        <w:suppressAutoHyphens w:val="1"/>
+        <w:spacing w:before="0" w:line="240" w:lineRule="auto"/>
+      </w:pPr>
+      <w:r>
+        <w:rPr>
+          <w:rtl w:val="0"/>
+          <w:lang w:val="en-US"/>
+        </w:rPr>
+        <w:t xml:space="preserve">  }</w:t>
+      </w:r>
+    </w:p>
+    <w:p>
+      <w:pPr>
+        <w:pStyle w:val="Výchozí"/>
+        <w:suppressAutoHyphens w:val="1"/>
+        <w:spacing w:before="0" w:line="240" w:lineRule="auto"/>
+      </w:pPr>
+    </w:p>
+    <w:p>
+      <w:pPr>
+        <w:pStyle w:val="Výchozí"/>
+        <w:suppressAutoHyphens w:val="1"/>
+        <w:spacing w:before="0" w:line="240" w:lineRule="auto"/>
+      </w:pPr>
+      <w:r>
+        <w:rPr>
+          <w:rtl w:val="0"/>
+          <w:lang w:val="en-US"/>
+        </w:rPr>
+        <w:t xml:space="preserve">  .info-grid{</w:t>
+      </w:r>
+    </w:p>
+    <w:p>
+      <w:pPr>
+        <w:pStyle w:val="Výchozí"/>
+        <w:suppressAutoHyphens w:val="1"/>
+        <w:spacing w:before="0" w:line="240" w:lineRule="auto"/>
+      </w:pPr>
+      <w:r>
+        <w:rPr>
+          <w:rtl w:val="0"/>
+          <w:lang w:val="en-US"/>
+        </w:rPr>
+        <w:t xml:space="preserve">    grid-template-columns:repeat(2, minmax(0,1fr));</w:t>
+      </w:r>
+    </w:p>
+    <w:p>
+      <w:pPr>
+        <w:pStyle w:val="Výchozí"/>
+        <w:suppressAutoHyphens w:val="1"/>
+        <w:spacing w:before="0" w:line="240" w:lineRule="auto"/>
+      </w:pPr>
+      <w:r>
+        <w:rPr>
+          <w:rtl w:val="0"/>
+          <w:lang w:val="en-US"/>
+        </w:rPr>
+        <w:t xml:space="preserve">  }</w:t>
       </w:r>
     </w:p>
     <w:p>
@@ -3758,49 +4255,35 @@
           <w:rtl w:val="0"/>
           <w:lang w:val="en-US"/>
         </w:rPr>
-        <w:t>/* responsive */</w:t>
-      </w:r>
-    </w:p>
-    <w:p>
-      <w:pPr>
-        <w:pStyle w:val="Výchozí"/>
-        <w:suppressAutoHyphens w:val="1"/>
-        <w:spacing w:before="0" w:line="240" w:lineRule="auto"/>
-      </w:pPr>
-      <w:r>
-        <w:rPr>
-          <w:rtl w:val="0"/>
-          <w:lang w:val="en-US"/>
-        </w:rPr>
-        <w:t>@media (max-width: 980px) {</w:t>
-      </w:r>
-    </w:p>
-    <w:p>
-      <w:pPr>
-        <w:pStyle w:val="Výchozí"/>
-        <w:suppressAutoHyphens w:val="1"/>
-        <w:spacing w:before="0" w:line="240" w:lineRule="auto"/>
-      </w:pPr>
-      <w:r>
-        <w:rPr>
-          <w:rtl w:val="0"/>
-          <w:lang w:val="en-US"/>
-        </w:rPr>
-        <w:t xml:space="preserve">  .book-hero {</w:t>
-      </w:r>
-    </w:p>
-    <w:p>
-      <w:pPr>
-        <w:pStyle w:val="Výchozí"/>
-        <w:suppressAutoHyphens w:val="1"/>
-        <w:spacing w:before="0" w:line="240" w:lineRule="auto"/>
-      </w:pPr>
-      <w:r>
-        <w:rPr>
-          <w:rtl w:val="0"/>
-          <w:lang w:val="en-US"/>
-        </w:rPr>
-        <w:t xml:space="preserve">    grid-template-columns: 1fr;</w:t>
+        <w:t>@media (max-width:640px){</w:t>
+      </w:r>
+    </w:p>
+    <w:p>
+      <w:pPr>
+        <w:pStyle w:val="Výchozí"/>
+        <w:suppressAutoHyphens w:val="1"/>
+        <w:spacing w:before="0" w:line="240" w:lineRule="auto"/>
+      </w:pPr>
+      <w:r>
+        <w:rPr>
+          <w:rtl w:val="0"/>
+          <w:lang w:val="en-US"/>
+        </w:rPr>
+        <w:t xml:space="preserve">  .book-wrap{</w:t>
+      </w:r>
+    </w:p>
+    <w:p>
+      <w:pPr>
+        <w:pStyle w:val="Výchozí"/>
+        <w:suppressAutoHyphens w:val="1"/>
+        <w:spacing w:before="0" w:line="240" w:lineRule="auto"/>
+      </w:pPr>
+      <w:r>
+        <w:rPr>
+          <w:rtl w:val="0"/>
+          <w:lang w:val="en-US"/>
+        </w:rPr>
+        <w:t xml:space="preserve">    padding:18px 12px 40px;</w:t>
       </w:r>
     </w:p>
     <w:p>
@@ -3835,21 +4318,63 @@
           <w:rtl w:val="0"/>
           <w:lang w:val="en-US"/>
         </w:rPr>
-        <w:t xml:space="preserve">  .hero-card h1 {</w:t>
-      </w:r>
-    </w:p>
-    <w:p>
-      <w:pPr>
-        <w:pStyle w:val="Výchozí"/>
-        <w:suppressAutoHyphens w:val="1"/>
-        <w:spacing w:before="0" w:line="240" w:lineRule="auto"/>
-      </w:pPr>
-      <w:r>
-        <w:rPr>
-          <w:rtl w:val="0"/>
-          <w:lang w:val="en-US"/>
-        </w:rPr>
-        <w:t xml:space="preserve">    font-size: 34px;</w:t>
+        <w:t xml:space="preserve">  .hero-card,</w:t>
+      </w:r>
+    </w:p>
+    <w:p>
+      <w:pPr>
+        <w:pStyle w:val="Výchozí"/>
+        <w:suppressAutoHyphens w:val="1"/>
+        <w:spacing w:before="0" w:line="240" w:lineRule="auto"/>
+      </w:pPr>
+      <w:r>
+        <w:rPr>
+          <w:rtl w:val="0"/>
+          <w:lang w:val="en-US"/>
+        </w:rPr>
+        <w:t xml:space="preserve">  .section-card,</w:t>
+      </w:r>
+    </w:p>
+    <w:p>
+      <w:pPr>
+        <w:pStyle w:val="Výchozí"/>
+        <w:suppressAutoHyphens w:val="1"/>
+        <w:spacing w:before="0" w:line="240" w:lineRule="auto"/>
+      </w:pPr>
+      <w:r>
+        <w:rPr>
+          <w:rtl w:val="0"/>
+          <w:lang w:val="en-US"/>
+        </w:rPr>
+        <w:t xml:space="preserve">  .table-card,</w:t>
+      </w:r>
+    </w:p>
+    <w:p>
+      <w:pPr>
+        <w:pStyle w:val="Výchozí"/>
+        <w:suppressAutoHyphens w:val="1"/>
+        <w:spacing w:before="0" w:line="240" w:lineRule="auto"/>
+      </w:pPr>
+      <w:r>
+        <w:rPr>
+          <w:rtl w:val="0"/>
+          <w:lang w:val="en-US"/>
+        </w:rPr>
+        <w:t xml:space="preserve">  .points-card{</w:t>
+      </w:r>
+    </w:p>
+    <w:p>
+      <w:pPr>
+        <w:pStyle w:val="Výchozí"/>
+        <w:suppressAutoHyphens w:val="1"/>
+        <w:spacing w:before="0" w:line="240" w:lineRule="auto"/>
+      </w:pPr>
+      <w:r>
+        <w:rPr>
+          <w:rtl w:val="0"/>
+          <w:lang w:val="en-US"/>
+        </w:rPr>
+        <w:t xml:space="preserve">    padding:22px 18px;</w:t>
       </w:r>
     </w:p>
     <w:p>
@@ -3884,21 +4409,21 @@
           <w:rtl w:val="0"/>
           <w:lang w:val="en-US"/>
         </w:rPr>
-        <w:t xml:space="preserve">  .quick-facts-grid {</w:t>
-      </w:r>
-    </w:p>
-    <w:p>
-      <w:pPr>
-        <w:pStyle w:val="Výchozí"/>
-        <w:suppressAutoHyphens w:val="1"/>
-        <w:spacing w:before="0" w:line="240" w:lineRule="auto"/>
-      </w:pPr>
-      <w:r>
-        <w:rPr>
-          <w:rtl w:val="0"/>
-          <w:lang w:val="en-US"/>
-        </w:rPr>
-        <w:t xml:space="preserve">    grid-template-columns: repeat(2, minmax(0,1fr));</w:t>
+        <w:t xml:space="preserve">  .hero-card h1{</w:t>
+      </w:r>
+    </w:p>
+    <w:p>
+      <w:pPr>
+        <w:pStyle w:val="Výchozí"/>
+        <w:suppressAutoHyphens w:val="1"/>
+        <w:spacing w:before="0" w:line="240" w:lineRule="auto"/>
+      </w:pPr>
+      <w:r>
+        <w:rPr>
+          <w:rtl w:val="0"/>
+          <w:lang w:val="en-US"/>
+        </w:rPr>
+        <w:t xml:space="preserve">    font-size:30px;</w:t>
       </w:r>
     </w:p>
     <w:p>
@@ -3921,6 +4446,321 @@
         <w:suppressAutoHyphens w:val="1"/>
         <w:spacing w:before="0" w:line="240" w:lineRule="auto"/>
       </w:pPr>
+    </w:p>
+    <w:p>
+      <w:pPr>
+        <w:pStyle w:val="Výchozí"/>
+        <w:suppressAutoHyphens w:val="1"/>
+        <w:spacing w:before="0" w:line="240" w:lineRule="auto"/>
+      </w:pPr>
+      <w:r>
+        <w:rPr>
+          <w:rtl w:val="0"/>
+          <w:lang w:val="en-US"/>
+        </w:rPr>
+        <w:t xml:space="preserve">  .info-grid{</w:t>
+      </w:r>
+    </w:p>
+    <w:p>
+      <w:pPr>
+        <w:pStyle w:val="Výchozí"/>
+        <w:suppressAutoHyphens w:val="1"/>
+        <w:spacing w:before="0" w:line="240" w:lineRule="auto"/>
+      </w:pPr>
+      <w:r>
+        <w:rPr>
+          <w:rtl w:val="0"/>
+          <w:lang w:val="en-US"/>
+        </w:rPr>
+        <w:t xml:space="preserve">    grid-template-columns:1fr;</w:t>
+      </w:r>
+    </w:p>
+    <w:p>
+      <w:pPr>
+        <w:pStyle w:val="Výchozí"/>
+        <w:suppressAutoHyphens w:val="1"/>
+        <w:spacing w:before="0" w:line="240" w:lineRule="auto"/>
+      </w:pPr>
+      <w:r>
+        <w:rPr>
+          <w:rtl w:val="0"/>
+          <w:lang w:val="en-US"/>
+        </w:rPr>
+        <w:t xml:space="preserve">  }</w:t>
+      </w:r>
+    </w:p>
+    <w:p>
+      <w:pPr>
+        <w:pStyle w:val="Výchozí"/>
+        <w:suppressAutoHyphens w:val="1"/>
+        <w:spacing w:before="0" w:line="240" w:lineRule="auto"/>
+      </w:pPr>
+    </w:p>
+    <w:p>
+      <w:pPr>
+        <w:pStyle w:val="Výchozí"/>
+        <w:suppressAutoHyphens w:val="1"/>
+        <w:spacing w:before="0" w:line="240" w:lineRule="auto"/>
+      </w:pPr>
+      <w:r>
+        <w:rPr>
+          <w:rtl w:val="0"/>
+          <w:lang w:val="en-US"/>
+        </w:rPr>
+        <w:t xml:space="preserve">  .clean-table thead{</w:t>
+      </w:r>
+    </w:p>
+    <w:p>
+      <w:pPr>
+        <w:pStyle w:val="Výchozí"/>
+        <w:suppressAutoHyphens w:val="1"/>
+        <w:spacing w:before="0" w:line="240" w:lineRule="auto"/>
+      </w:pPr>
+      <w:r>
+        <w:rPr>
+          <w:rtl w:val="0"/>
+          <w:lang w:val="en-US"/>
+        </w:rPr>
+        <w:t xml:space="preserve">    display:none;</w:t>
+      </w:r>
+    </w:p>
+    <w:p>
+      <w:pPr>
+        <w:pStyle w:val="Výchozí"/>
+        <w:suppressAutoHyphens w:val="1"/>
+        <w:spacing w:before="0" w:line="240" w:lineRule="auto"/>
+      </w:pPr>
+      <w:r>
+        <w:rPr>
+          <w:rtl w:val="0"/>
+          <w:lang w:val="en-US"/>
+        </w:rPr>
+        <w:t xml:space="preserve">  }</w:t>
+      </w:r>
+    </w:p>
+    <w:p>
+      <w:pPr>
+        <w:pStyle w:val="Výchozí"/>
+        <w:suppressAutoHyphens w:val="1"/>
+        <w:spacing w:before="0" w:line="240" w:lineRule="auto"/>
+      </w:pPr>
+    </w:p>
+    <w:p>
+      <w:pPr>
+        <w:pStyle w:val="Výchozí"/>
+        <w:suppressAutoHyphens w:val="1"/>
+        <w:spacing w:before="0" w:line="240" w:lineRule="auto"/>
+      </w:pPr>
+      <w:r>
+        <w:rPr>
+          <w:rtl w:val="0"/>
+          <w:lang w:val="en-US"/>
+        </w:rPr>
+        <w:t xml:space="preserve">  .clean-table,</w:t>
+      </w:r>
+    </w:p>
+    <w:p>
+      <w:pPr>
+        <w:pStyle w:val="Výchozí"/>
+        <w:suppressAutoHyphens w:val="1"/>
+        <w:spacing w:before="0" w:line="240" w:lineRule="auto"/>
+      </w:pPr>
+      <w:r>
+        <w:rPr>
+          <w:rtl w:val="0"/>
+          <w:lang w:val="en-US"/>
+        </w:rPr>
+        <w:t xml:space="preserve">  .clean-table tbody,</w:t>
+      </w:r>
+    </w:p>
+    <w:p>
+      <w:pPr>
+        <w:pStyle w:val="Výchozí"/>
+        <w:suppressAutoHyphens w:val="1"/>
+        <w:spacing w:before="0" w:line="240" w:lineRule="auto"/>
+      </w:pPr>
+      <w:r>
+        <w:rPr>
+          <w:rtl w:val="0"/>
+          <w:lang w:val="en-US"/>
+        </w:rPr>
+        <w:t xml:space="preserve">  .clean-table tr,</w:t>
+      </w:r>
+    </w:p>
+    <w:p>
+      <w:pPr>
+        <w:pStyle w:val="Výchozí"/>
+        <w:suppressAutoHyphens w:val="1"/>
+        <w:spacing w:before="0" w:line="240" w:lineRule="auto"/>
+      </w:pPr>
+      <w:r>
+        <w:rPr>
+          <w:rtl w:val="0"/>
+          <w:lang w:val="en-US"/>
+        </w:rPr>
+        <w:t xml:space="preserve">  .clean-table td{</w:t>
+      </w:r>
+    </w:p>
+    <w:p>
+      <w:pPr>
+        <w:pStyle w:val="Výchozí"/>
+        <w:suppressAutoHyphens w:val="1"/>
+        <w:spacing w:before="0" w:line="240" w:lineRule="auto"/>
+      </w:pPr>
+      <w:r>
+        <w:rPr>
+          <w:rtl w:val="0"/>
+          <w:lang w:val="en-US"/>
+        </w:rPr>
+        <w:t xml:space="preserve">    display:block;</w:t>
+      </w:r>
+    </w:p>
+    <w:p>
+      <w:pPr>
+        <w:pStyle w:val="Výchozí"/>
+        <w:suppressAutoHyphens w:val="1"/>
+        <w:spacing w:before="0" w:line="240" w:lineRule="auto"/>
+      </w:pPr>
+      <w:r>
+        <w:rPr>
+          <w:rtl w:val="0"/>
+          <w:lang w:val="en-US"/>
+        </w:rPr>
+        <w:t xml:space="preserve">    width:100%;</w:t>
+      </w:r>
+    </w:p>
+    <w:p>
+      <w:pPr>
+        <w:pStyle w:val="Výchozí"/>
+        <w:suppressAutoHyphens w:val="1"/>
+        <w:spacing w:before="0" w:line="240" w:lineRule="auto"/>
+      </w:pPr>
+      <w:r>
+        <w:rPr>
+          <w:rtl w:val="0"/>
+          <w:lang w:val="en-US"/>
+        </w:rPr>
+        <w:t xml:space="preserve">  }</w:t>
+      </w:r>
+    </w:p>
+    <w:p>
+      <w:pPr>
+        <w:pStyle w:val="Výchozí"/>
+        <w:suppressAutoHyphens w:val="1"/>
+        <w:spacing w:before="0" w:line="240" w:lineRule="auto"/>
+      </w:pPr>
+    </w:p>
+    <w:p>
+      <w:pPr>
+        <w:pStyle w:val="Výchozí"/>
+        <w:suppressAutoHyphens w:val="1"/>
+        <w:spacing w:before="0" w:line="240" w:lineRule="auto"/>
+      </w:pPr>
+      <w:r>
+        <w:rPr>
+          <w:rtl w:val="0"/>
+          <w:lang w:val="en-US"/>
+        </w:rPr>
+        <w:t xml:space="preserve">  .clean-table tbody td{</w:t>
+      </w:r>
+    </w:p>
+    <w:p>
+      <w:pPr>
+        <w:pStyle w:val="Výchozí"/>
+        <w:suppressAutoHyphens w:val="1"/>
+        <w:spacing w:before="0" w:line="240" w:lineRule="auto"/>
+      </w:pPr>
+      <w:r>
+        <w:rPr>
+          <w:rtl w:val="0"/>
+          <w:lang w:val="en-US"/>
+        </w:rPr>
+        <w:t xml:space="preserve">    border-top:none;</w:t>
+      </w:r>
+    </w:p>
+    <w:p>
+      <w:pPr>
+        <w:pStyle w:val="Výchozí"/>
+        <w:suppressAutoHyphens w:val="1"/>
+        <w:spacing w:before="0" w:line="240" w:lineRule="auto"/>
+      </w:pPr>
+      <w:r>
+        <w:rPr>
+          <w:rtl w:val="0"/>
+          <w:lang w:val="en-US"/>
+        </w:rPr>
+        <w:t xml:space="preserve">    padding:10px 14px;</w:t>
+      </w:r>
+    </w:p>
+    <w:p>
+      <w:pPr>
+        <w:pStyle w:val="Výchozí"/>
+        <w:suppressAutoHyphens w:val="1"/>
+        <w:spacing w:before="0" w:line="240" w:lineRule="auto"/>
+      </w:pPr>
+      <w:r>
+        <w:rPr>
+          <w:rtl w:val="0"/>
+          <w:lang w:val="en-US"/>
+        </w:rPr>
+        <w:t xml:space="preserve">  }</w:t>
+      </w:r>
+    </w:p>
+    <w:p>
+      <w:pPr>
+        <w:pStyle w:val="Výchozí"/>
+        <w:suppressAutoHyphens w:val="1"/>
+        <w:spacing w:before="0" w:line="240" w:lineRule="auto"/>
+      </w:pPr>
+    </w:p>
+    <w:p>
+      <w:pPr>
+        <w:pStyle w:val="Výchozí"/>
+        <w:suppressAutoHyphens w:val="1"/>
+        <w:spacing w:before="0" w:line="240" w:lineRule="auto"/>
+      </w:pPr>
+      <w:r>
+        <w:rPr>
+          <w:rtl w:val="0"/>
+          <w:lang w:val="en-US"/>
+        </w:rPr>
+        <w:t xml:space="preserve">  .clean-table tr{</w:t>
+      </w:r>
+    </w:p>
+    <w:p>
+      <w:pPr>
+        <w:pStyle w:val="Výchozí"/>
+        <w:suppressAutoHyphens w:val="1"/>
+        <w:spacing w:before="0" w:line="240" w:lineRule="auto"/>
+      </w:pPr>
+      <w:r>
+        <w:rPr>
+          <w:rtl w:val="0"/>
+          <w:lang w:val="en-US"/>
+        </w:rPr>
+        <w:t xml:space="preserve">    border-top:1px solid var(--pw-line);</w:t>
+      </w:r>
+    </w:p>
+    <w:p>
+      <w:pPr>
+        <w:pStyle w:val="Výchozí"/>
+        <w:suppressAutoHyphens w:val="1"/>
+        <w:spacing w:before="0" w:line="240" w:lineRule="auto"/>
+      </w:pPr>
+      <w:r>
+        <w:rPr>
+          <w:rtl w:val="0"/>
+          <w:lang w:val="en-US"/>
+        </w:rPr>
+        <w:t xml:space="preserve">  }</w:t>
+      </w:r>
+    </w:p>
+    <w:p>
+      <w:pPr>
+        <w:pStyle w:val="Výchozí"/>
+        <w:suppressAutoHyphens w:val="1"/>
+        <w:spacing w:before="0" w:line="240" w:lineRule="auto"/>
+      </w:pPr>
       <w:r>
         <w:rPr>
           <w:rtl w:val="0"/>
@@ -3935,524 +4775,6 @@
         <w:suppressAutoHyphens w:val="1"/>
         <w:spacing w:before="0" w:line="240" w:lineRule="auto"/>
       </w:pPr>
-    </w:p>
-    <w:p>
-      <w:pPr>
-        <w:pStyle w:val="Výchozí"/>
-        <w:suppressAutoHyphens w:val="1"/>
-        <w:spacing w:before="0" w:line="240" w:lineRule="auto"/>
-      </w:pPr>
-      <w:r>
-        <w:rPr>
-          <w:rtl w:val="0"/>
-          <w:lang w:val="en-US"/>
-        </w:rPr>
-        <w:t>@media (max-width: 640px) {</w:t>
-      </w:r>
-    </w:p>
-    <w:p>
-      <w:pPr>
-        <w:pStyle w:val="Výchozí"/>
-        <w:suppressAutoHyphens w:val="1"/>
-        <w:spacing w:before="0" w:line="240" w:lineRule="auto"/>
-      </w:pPr>
-      <w:r>
-        <w:rPr>
-          <w:rtl w:val="0"/>
-          <w:lang w:val="en-US"/>
-        </w:rPr>
-        <w:t xml:space="preserve">  .book-wrap {</w:t>
-      </w:r>
-    </w:p>
-    <w:p>
-      <w:pPr>
-        <w:pStyle w:val="Výchozí"/>
-        <w:suppressAutoHyphens w:val="1"/>
-        <w:spacing w:before="0" w:line="240" w:lineRule="auto"/>
-      </w:pPr>
-      <w:r>
-        <w:rPr>
-          <w:rtl w:val="0"/>
-          <w:lang w:val="en-US"/>
-        </w:rPr>
-        <w:t xml:space="preserve">    padding: 18px 12px 40px;</w:t>
-      </w:r>
-    </w:p>
-    <w:p>
-      <w:pPr>
-        <w:pStyle w:val="Výchozí"/>
-        <w:suppressAutoHyphens w:val="1"/>
-        <w:spacing w:before="0" w:line="240" w:lineRule="auto"/>
-      </w:pPr>
-      <w:r>
-        <w:rPr>
-          <w:rtl w:val="0"/>
-          <w:lang w:val="en-US"/>
-        </w:rPr>
-        <w:t xml:space="preserve">  }</w:t>
-      </w:r>
-    </w:p>
-    <w:p>
-      <w:pPr>
-        <w:pStyle w:val="Výchozí"/>
-        <w:suppressAutoHyphens w:val="1"/>
-        <w:spacing w:before="0" w:line="240" w:lineRule="auto"/>
-      </w:pPr>
-    </w:p>
-    <w:p>
-      <w:pPr>
-        <w:pStyle w:val="Výchozí"/>
-        <w:suppressAutoHyphens w:val="1"/>
-        <w:spacing w:before="0" w:line="240" w:lineRule="auto"/>
-      </w:pPr>
-      <w:r>
-        <w:rPr>
-          <w:rtl w:val="0"/>
-          <w:lang w:val="en-US"/>
-        </w:rPr>
-        <w:t xml:space="preserve">  .hero-card,</w:t>
-      </w:r>
-    </w:p>
-    <w:p>
-      <w:pPr>
-        <w:pStyle w:val="Výchozí"/>
-        <w:suppressAutoHyphens w:val="1"/>
-        <w:spacing w:before="0" w:line="240" w:lineRule="auto"/>
-      </w:pPr>
-      <w:r>
-        <w:rPr>
-          <w:rtl w:val="0"/>
-          <w:lang w:val="en-US"/>
-        </w:rPr>
-        <w:t xml:space="preserve">  .section-card,</w:t>
-      </w:r>
-    </w:p>
-    <w:p>
-      <w:pPr>
-        <w:pStyle w:val="Výchozí"/>
-        <w:suppressAutoHyphens w:val="1"/>
-        <w:spacing w:before="0" w:line="240" w:lineRule="auto"/>
-      </w:pPr>
-      <w:r>
-        <w:rPr>
-          <w:rtl w:val="0"/>
-          <w:lang w:val="en-US"/>
-        </w:rPr>
-        <w:t xml:space="preserve">  .table-card {</w:t>
-      </w:r>
-    </w:p>
-    <w:p>
-      <w:pPr>
-        <w:pStyle w:val="Výchozí"/>
-        <w:suppressAutoHyphens w:val="1"/>
-        <w:spacing w:before="0" w:line="240" w:lineRule="auto"/>
-      </w:pPr>
-      <w:r>
-        <w:rPr>
-          <w:rtl w:val="0"/>
-          <w:lang w:val="en-US"/>
-        </w:rPr>
-        <w:t xml:space="preserve">    padding: 22px 18px;</w:t>
-      </w:r>
-    </w:p>
-    <w:p>
-      <w:pPr>
-        <w:pStyle w:val="Výchozí"/>
-        <w:suppressAutoHyphens w:val="1"/>
-        <w:spacing w:before="0" w:line="240" w:lineRule="auto"/>
-      </w:pPr>
-      <w:r>
-        <w:rPr>
-          <w:rtl w:val="0"/>
-          <w:lang w:val="en-US"/>
-        </w:rPr>
-        <w:t xml:space="preserve">  }</w:t>
-      </w:r>
-    </w:p>
-    <w:p>
-      <w:pPr>
-        <w:pStyle w:val="Výchozí"/>
-        <w:suppressAutoHyphens w:val="1"/>
-        <w:spacing w:before="0" w:line="240" w:lineRule="auto"/>
-      </w:pPr>
-    </w:p>
-    <w:p>
-      <w:pPr>
-        <w:pStyle w:val="Výchozí"/>
-        <w:suppressAutoHyphens w:val="1"/>
-        <w:spacing w:before="0" w:line="240" w:lineRule="auto"/>
-      </w:pPr>
-      <w:r>
-        <w:rPr>
-          <w:rtl w:val="0"/>
-          <w:lang w:val="en-US"/>
-        </w:rPr>
-        <w:t xml:space="preserve">  .hero-card h1 {</w:t>
-      </w:r>
-    </w:p>
-    <w:p>
-      <w:pPr>
-        <w:pStyle w:val="Výchozí"/>
-        <w:suppressAutoHyphens w:val="1"/>
-        <w:spacing w:before="0" w:line="240" w:lineRule="auto"/>
-      </w:pPr>
-      <w:r>
-        <w:rPr>
-          <w:rtl w:val="0"/>
-          <w:lang w:val="en-US"/>
-        </w:rPr>
-        <w:t xml:space="preserve">    font-size: 30px;</w:t>
-      </w:r>
-    </w:p>
-    <w:p>
-      <w:pPr>
-        <w:pStyle w:val="Výchozí"/>
-        <w:suppressAutoHyphens w:val="1"/>
-        <w:spacing w:before="0" w:line="240" w:lineRule="auto"/>
-      </w:pPr>
-      <w:r>
-        <w:rPr>
-          <w:rtl w:val="0"/>
-          <w:lang w:val="en-US"/>
-        </w:rPr>
-        <w:t xml:space="preserve">  }</w:t>
-      </w:r>
-    </w:p>
-    <w:p>
-      <w:pPr>
-        <w:pStyle w:val="Výchozí"/>
-        <w:suppressAutoHyphens w:val="1"/>
-        <w:spacing w:before="0" w:line="240" w:lineRule="auto"/>
-      </w:pPr>
-    </w:p>
-    <w:p>
-      <w:pPr>
-        <w:pStyle w:val="Výchozí"/>
-        <w:suppressAutoHyphens w:val="1"/>
-        <w:spacing w:before="0" w:line="240" w:lineRule="auto"/>
-      </w:pPr>
-      <w:r>
-        <w:rPr>
-          <w:rtl w:val="0"/>
-          <w:lang w:val="en-US"/>
-        </w:rPr>
-        <w:t xml:space="preserve">  .quick-facts-grid {</w:t>
-      </w:r>
-    </w:p>
-    <w:p>
-      <w:pPr>
-        <w:pStyle w:val="Výchozí"/>
-        <w:suppressAutoHyphens w:val="1"/>
-        <w:spacing w:before="0" w:line="240" w:lineRule="auto"/>
-      </w:pPr>
-      <w:r>
-        <w:rPr>
-          <w:rtl w:val="0"/>
-          <w:lang w:val="en-US"/>
-        </w:rPr>
-        <w:t xml:space="preserve">    grid-template-columns: 1fr;</w:t>
-      </w:r>
-    </w:p>
-    <w:p>
-      <w:pPr>
-        <w:pStyle w:val="Výchozí"/>
-        <w:suppressAutoHyphens w:val="1"/>
-        <w:spacing w:before="0" w:line="240" w:lineRule="auto"/>
-      </w:pPr>
-      <w:r>
-        <w:rPr>
-          <w:rtl w:val="0"/>
-          <w:lang w:val="en-US"/>
-        </w:rPr>
-        <w:t xml:space="preserve">  }</w:t>
-      </w:r>
-    </w:p>
-    <w:p>
-      <w:pPr>
-        <w:pStyle w:val="Výchozí"/>
-        <w:suppressAutoHyphens w:val="1"/>
-        <w:spacing w:before="0" w:line="240" w:lineRule="auto"/>
-      </w:pPr>
-    </w:p>
-    <w:p>
-      <w:pPr>
-        <w:pStyle w:val="Výchozí"/>
-        <w:suppressAutoHyphens w:val="1"/>
-        <w:spacing w:before="0" w:line="240" w:lineRule="auto"/>
-      </w:pPr>
-      <w:r>
-        <w:rPr>
-          <w:rtl w:val="0"/>
-          <w:lang w:val="en-US"/>
-        </w:rPr>
-        <w:t xml:space="preserve">  .clean-table thead {</w:t>
-      </w:r>
-    </w:p>
-    <w:p>
-      <w:pPr>
-        <w:pStyle w:val="Výchozí"/>
-        <w:suppressAutoHyphens w:val="1"/>
-        <w:spacing w:before="0" w:line="240" w:lineRule="auto"/>
-      </w:pPr>
-      <w:r>
-        <w:rPr>
-          <w:rtl w:val="0"/>
-          <w:lang w:val="en-US"/>
-        </w:rPr>
-        <w:t xml:space="preserve">    display: none;</w:t>
-      </w:r>
-    </w:p>
-    <w:p>
-      <w:pPr>
-        <w:pStyle w:val="Výchozí"/>
-        <w:suppressAutoHyphens w:val="1"/>
-        <w:spacing w:before="0" w:line="240" w:lineRule="auto"/>
-      </w:pPr>
-      <w:r>
-        <w:rPr>
-          <w:rtl w:val="0"/>
-          <w:lang w:val="en-US"/>
-        </w:rPr>
-        <w:t xml:space="preserve">  }</w:t>
-      </w:r>
-    </w:p>
-    <w:p>
-      <w:pPr>
-        <w:pStyle w:val="Výchozí"/>
-        <w:suppressAutoHyphens w:val="1"/>
-        <w:spacing w:before="0" w:line="240" w:lineRule="auto"/>
-      </w:pPr>
-    </w:p>
-    <w:p>
-      <w:pPr>
-        <w:pStyle w:val="Výchozí"/>
-        <w:suppressAutoHyphens w:val="1"/>
-        <w:spacing w:before="0" w:line="240" w:lineRule="auto"/>
-      </w:pPr>
-      <w:r>
-        <w:rPr>
-          <w:rtl w:val="0"/>
-          <w:lang w:val="en-US"/>
-        </w:rPr>
-        <w:t xml:space="preserve">  .clean-table,</w:t>
-      </w:r>
-    </w:p>
-    <w:p>
-      <w:pPr>
-        <w:pStyle w:val="Výchozí"/>
-        <w:suppressAutoHyphens w:val="1"/>
-        <w:spacing w:before="0" w:line="240" w:lineRule="auto"/>
-      </w:pPr>
-      <w:r>
-        <w:rPr>
-          <w:rtl w:val="0"/>
-          <w:lang w:val="en-US"/>
-        </w:rPr>
-        <w:t xml:space="preserve">  .clean-table tbody,</w:t>
-      </w:r>
-    </w:p>
-    <w:p>
-      <w:pPr>
-        <w:pStyle w:val="Výchozí"/>
-        <w:suppressAutoHyphens w:val="1"/>
-        <w:spacing w:before="0" w:line="240" w:lineRule="auto"/>
-      </w:pPr>
-      <w:r>
-        <w:rPr>
-          <w:rtl w:val="0"/>
-          <w:lang w:val="en-US"/>
-        </w:rPr>
-        <w:t xml:space="preserve">  .clean-table tr,</w:t>
-      </w:r>
-    </w:p>
-    <w:p>
-      <w:pPr>
-        <w:pStyle w:val="Výchozí"/>
-        <w:suppressAutoHyphens w:val="1"/>
-        <w:spacing w:before="0" w:line="240" w:lineRule="auto"/>
-      </w:pPr>
-      <w:r>
-        <w:rPr>
-          <w:rtl w:val="0"/>
-          <w:lang w:val="en-US"/>
-        </w:rPr>
-        <w:t xml:space="preserve">  .clean-table td {</w:t>
-      </w:r>
-    </w:p>
-    <w:p>
-      <w:pPr>
-        <w:pStyle w:val="Výchozí"/>
-        <w:suppressAutoHyphens w:val="1"/>
-        <w:spacing w:before="0" w:line="240" w:lineRule="auto"/>
-      </w:pPr>
-      <w:r>
-        <w:rPr>
-          <w:rtl w:val="0"/>
-          <w:lang w:val="en-US"/>
-        </w:rPr>
-        <w:t xml:space="preserve">    display: block;</w:t>
-      </w:r>
-    </w:p>
-    <w:p>
-      <w:pPr>
-        <w:pStyle w:val="Výchozí"/>
-        <w:suppressAutoHyphens w:val="1"/>
-        <w:spacing w:before="0" w:line="240" w:lineRule="auto"/>
-      </w:pPr>
-      <w:r>
-        <w:rPr>
-          <w:rtl w:val="0"/>
-          <w:lang w:val="en-US"/>
-        </w:rPr>
-        <w:t xml:space="preserve">    width: 100%;</w:t>
-      </w:r>
-    </w:p>
-    <w:p>
-      <w:pPr>
-        <w:pStyle w:val="Výchozí"/>
-        <w:suppressAutoHyphens w:val="1"/>
-        <w:spacing w:before="0" w:line="240" w:lineRule="auto"/>
-      </w:pPr>
-      <w:r>
-        <w:rPr>
-          <w:rtl w:val="0"/>
-          <w:lang w:val="en-US"/>
-        </w:rPr>
-        <w:t xml:space="preserve">  }</w:t>
-      </w:r>
-    </w:p>
-    <w:p>
-      <w:pPr>
-        <w:pStyle w:val="Výchozí"/>
-        <w:suppressAutoHyphens w:val="1"/>
-        <w:spacing w:before="0" w:line="240" w:lineRule="auto"/>
-      </w:pPr>
-    </w:p>
-    <w:p>
-      <w:pPr>
-        <w:pStyle w:val="Výchozí"/>
-        <w:suppressAutoHyphens w:val="1"/>
-        <w:spacing w:before="0" w:line="240" w:lineRule="auto"/>
-      </w:pPr>
-      <w:r>
-        <w:rPr>
-          <w:rtl w:val="0"/>
-          <w:lang w:val="en-US"/>
-        </w:rPr>
-        <w:t xml:space="preserve">  .clean-table tr {</w:t>
-      </w:r>
-    </w:p>
-    <w:p>
-      <w:pPr>
-        <w:pStyle w:val="Výchozí"/>
-        <w:suppressAutoHyphens w:val="1"/>
-        <w:spacing w:before="0" w:line="240" w:lineRule="auto"/>
-      </w:pPr>
-      <w:r>
-        <w:rPr>
-          <w:rtl w:val="0"/>
-          <w:lang w:val="en-US"/>
-        </w:rPr>
-        <w:t xml:space="preserve">    border-top: 1px solid var(--pw-line);</w:t>
-      </w:r>
-    </w:p>
-    <w:p>
-      <w:pPr>
-        <w:pStyle w:val="Výchozí"/>
-        <w:suppressAutoHyphens w:val="1"/>
-        <w:spacing w:before="0" w:line="240" w:lineRule="auto"/>
-      </w:pPr>
-      <w:r>
-        <w:rPr>
-          <w:rtl w:val="0"/>
-          <w:lang w:val="en-US"/>
-        </w:rPr>
-        <w:t xml:space="preserve">  }</w:t>
-      </w:r>
-    </w:p>
-    <w:p>
-      <w:pPr>
-        <w:pStyle w:val="Výchozí"/>
-        <w:suppressAutoHyphens w:val="1"/>
-        <w:spacing w:before="0" w:line="240" w:lineRule="auto"/>
-      </w:pPr>
-    </w:p>
-    <w:p>
-      <w:pPr>
-        <w:pStyle w:val="Výchozí"/>
-        <w:suppressAutoHyphens w:val="1"/>
-        <w:spacing w:before="0" w:line="240" w:lineRule="auto"/>
-      </w:pPr>
-      <w:r>
-        <w:rPr>
-          <w:rtl w:val="0"/>
-          <w:lang w:val="en-US"/>
-        </w:rPr>
-        <w:t xml:space="preserve">  .clean-table tbody td {</w:t>
-      </w:r>
-    </w:p>
-    <w:p>
-      <w:pPr>
-        <w:pStyle w:val="Výchozí"/>
-        <w:suppressAutoHyphens w:val="1"/>
-        <w:spacing w:before="0" w:line="240" w:lineRule="auto"/>
-      </w:pPr>
-      <w:r>
-        <w:rPr>
-          <w:rtl w:val="0"/>
-          <w:lang w:val="en-US"/>
-        </w:rPr>
-        <w:t xml:space="preserve">    border-top: none;</w:t>
-      </w:r>
-    </w:p>
-    <w:p>
-      <w:pPr>
-        <w:pStyle w:val="Výchozí"/>
-        <w:suppressAutoHyphens w:val="1"/>
-        <w:spacing w:before="0" w:line="240" w:lineRule="auto"/>
-      </w:pPr>
-      <w:r>
-        <w:rPr>
-          <w:rtl w:val="0"/>
-          <w:lang w:val="en-US"/>
-        </w:rPr>
-        <w:t xml:space="preserve">    padding: 10px 14px;</w:t>
-      </w:r>
-    </w:p>
-    <w:p>
-      <w:pPr>
-        <w:pStyle w:val="Výchozí"/>
-        <w:suppressAutoHyphens w:val="1"/>
-        <w:spacing w:before="0" w:line="240" w:lineRule="auto"/>
-      </w:pPr>
-      <w:r>
-        <w:rPr>
-          <w:rtl w:val="0"/>
-          <w:lang w:val="en-US"/>
-        </w:rPr>
-        <w:t xml:space="preserve">  }</w:t>
-      </w:r>
-    </w:p>
-    <w:p>
-      <w:pPr>
-        <w:pStyle w:val="Výchozí"/>
-        <w:suppressAutoHyphens w:val="1"/>
-        <w:spacing w:before="0" w:line="240" w:lineRule="auto"/>
-      </w:pPr>
-      <w:r>
-        <w:rPr>
-          <w:rtl w:val="0"/>
-          <w:lang w:val="en-US"/>
-        </w:rPr>
-        <w:t>}</w:t>
-      </w:r>
-    </w:p>
-    <w:p>
-      <w:pPr>
-        <w:pStyle w:val="Výchozí"/>
-        <w:suppressAutoHyphens w:val="1"/>
-        <w:spacing w:before="0" w:line="240" w:lineRule="auto"/>
-      </w:pPr>
       <w:r>
         <w:rPr>
           <w:rtl w:val="0"/>
@@ -4500,21 +4822,7 @@
           <w:rtl w:val="0"/>
           <w:lang w:val="en-US"/>
         </w:rPr>
-        <w:t xml:space="preserve">  &lt;!-- HERO --&gt;</w:t>
-      </w:r>
-    </w:p>
-    <w:p>
-      <w:pPr>
-        <w:pStyle w:val="Výchozí"/>
-        <w:suppressAutoHyphens w:val="1"/>
-        <w:spacing w:before="0" w:line="240" w:lineRule="auto"/>
-      </w:pPr>
-      <w:r>
-        <w:rPr>
-          <w:rtl w:val="0"/>
-          <w:lang w:val="en-US"/>
-        </w:rPr>
-        <w:t xml:space="preserve">  &lt;section class="book-hero"&gt;</w:t>
+        <w:t xml:space="preserve">  &lt;section class="hero"&gt;</w:t>
       </w:r>
     </w:p>
     <w:p>
@@ -4542,7 +4850,7 @@
           <w:rtl w:val="0"/>
           <w:lang w:val="en-US"/>
         </w:rPr>
-        <w:t xml:space="preserve">      &lt;div class="hero-topline"&gt;{typ_knihy}&lt;/div&gt;</w:t>
+        <w:t xml:space="preserve">      &lt;div class="topline"&gt;{typ_knihy}&lt;/div&gt;</w:t>
       </w:r>
     </w:p>
     <w:p>
@@ -4605,7 +4913,7 @@
           <w:rtl w:val="0"/>
           <w:lang w:val="en-US"/>
         </w:rPr>
-        <w:t xml:space="preserve">    &lt;div class="hero-image-card"&gt;</w:t>
+        <w:t xml:space="preserve">    &lt;div class="hero-image"&gt;</w:t>
       </w:r>
     </w:p>
     <w:p>
@@ -4668,77 +4976,483 @@
           <w:rtl w:val="0"/>
           <w:lang w:val="en-US"/>
         </w:rPr>
-        <w:t xml:space="preserve">  &lt;!-- QUICK FACTS --&gt;</w:t>
-      </w:r>
-    </w:p>
-    <w:p>
-      <w:pPr>
-        <w:pStyle w:val="Výchozí"/>
-        <w:suppressAutoHyphens w:val="1"/>
-        <w:spacing w:before="0" w:line="240" w:lineRule="auto"/>
-      </w:pPr>
-      <w:r>
-        <w:rPr>
-          <w:rtl w:val="0"/>
-          <w:lang w:val="en-US"/>
-        </w:rPr>
-        <w:t xml:space="preserve">  &lt;section class="quick-facts"&gt;</w:t>
-      </w:r>
-    </w:p>
-    <w:p>
-      <w:pPr>
-        <w:pStyle w:val="Výchozí"/>
-        <w:suppressAutoHyphens w:val="1"/>
-        <w:spacing w:before="0" w:line="240" w:lineRule="auto"/>
-      </w:pPr>
-      <w:r>
-        <w:rPr>
-          <w:rtl w:val="0"/>
-          <w:lang w:val="en-US"/>
-        </w:rPr>
-        <w:t xml:space="preserve">    &lt;div class="quick-facts-grid"&gt;</w:t>
-      </w:r>
-    </w:p>
-    <w:p>
-      <w:pPr>
-        <w:pStyle w:val="Výchozí"/>
-        <w:suppressAutoHyphens w:val="1"/>
-        <w:spacing w:before="0" w:line="240" w:lineRule="auto"/>
-      </w:pPr>
-      <w:r>
-        <w:rPr>
-          <w:rtl w:val="0"/>
-          <w:lang w:val="en-US"/>
-        </w:rPr>
-        <w:t xml:space="preserve">      &lt;div class="fact-box"&gt;</w:t>
-      </w:r>
-    </w:p>
-    <w:p>
-      <w:pPr>
-        <w:pStyle w:val="Výchozí"/>
-        <w:suppressAutoHyphens w:val="1"/>
-        <w:spacing w:before="0" w:line="240" w:lineRule="auto"/>
-      </w:pPr>
-      <w:r>
-        <w:rPr>
-          <w:rtl w:val="0"/>
-          <w:lang w:val="en-US"/>
-        </w:rPr>
-        <w:t xml:space="preserve">        &lt;span class="fact-label"&gt;Typ knihy&lt;/span&gt;</w:t>
-      </w:r>
-    </w:p>
-    <w:p>
-      <w:pPr>
-        <w:pStyle w:val="Výchozí"/>
-        <w:suppressAutoHyphens w:val="1"/>
-        <w:spacing w:before="0" w:line="240" w:lineRule="auto"/>
-      </w:pPr>
-      <w:r>
-        <w:rPr>
-          <w:rtl w:val="0"/>
-          <w:lang w:val="en-US"/>
-        </w:rPr>
-        <w:t xml:space="preserve">        &lt;div class="fact-value"&gt;{typ_knihy}&lt;/div&gt;</w:t>
+        <w:t xml:space="preserve">  &lt;section class="info-grid"&gt;</w:t>
+      </w:r>
+    </w:p>
+    <w:p>
+      <w:pPr>
+        <w:pStyle w:val="Výchozí"/>
+        <w:suppressAutoHyphens w:val="1"/>
+        <w:spacing w:before="0" w:line="240" w:lineRule="auto"/>
+      </w:pPr>
+      <w:r>
+        <w:rPr>
+          <w:rtl w:val="0"/>
+          <w:lang w:val="en-US"/>
+        </w:rPr>
+        <w:t xml:space="preserve">    &lt;div class="info-card"&gt;</w:t>
+      </w:r>
+    </w:p>
+    <w:p>
+      <w:pPr>
+        <w:pStyle w:val="Výchozí"/>
+        <w:suppressAutoHyphens w:val="1"/>
+        <w:spacing w:before="0" w:line="240" w:lineRule="auto"/>
+      </w:pPr>
+      <w:r>
+        <w:rPr>
+          <w:rtl w:val="0"/>
+          <w:lang w:val="en-US"/>
+        </w:rPr>
+        <w:t xml:space="preserve">      &lt;span class="info-label"&gt;Typ knihy&lt;/span&gt;</w:t>
+      </w:r>
+    </w:p>
+    <w:p>
+      <w:pPr>
+        <w:pStyle w:val="Výchozí"/>
+        <w:suppressAutoHyphens w:val="1"/>
+        <w:spacing w:before="0" w:line="240" w:lineRule="auto"/>
+      </w:pPr>
+      <w:r>
+        <w:rPr>
+          <w:rtl w:val="0"/>
+          <w:lang w:val="en-US"/>
+        </w:rPr>
+        <w:t xml:space="preserve">      &lt;div class="info-value"&gt;{typ_knihy}&lt;/div&gt;</w:t>
+      </w:r>
+    </w:p>
+    <w:p>
+      <w:pPr>
+        <w:pStyle w:val="Výchozí"/>
+        <w:suppressAutoHyphens w:val="1"/>
+        <w:spacing w:before="0" w:line="240" w:lineRule="auto"/>
+      </w:pPr>
+      <w:r>
+        <w:rPr>
+          <w:rtl w:val="0"/>
+          <w:lang w:val="en-US"/>
+        </w:rPr>
+        <w:t xml:space="preserve">    &lt;/div&gt;</w:t>
+      </w:r>
+    </w:p>
+    <w:p>
+      <w:pPr>
+        <w:pStyle w:val="Výchozí"/>
+        <w:suppressAutoHyphens w:val="1"/>
+        <w:spacing w:before="0" w:line="240" w:lineRule="auto"/>
+      </w:pPr>
+      <w:r>
+        <w:rPr>
+          <w:rtl w:val="0"/>
+          <w:lang w:val="en-US"/>
+        </w:rPr>
+        <w:t xml:space="preserve">    &lt;div class="info-card"&gt;</w:t>
+      </w:r>
+    </w:p>
+    <w:p>
+      <w:pPr>
+        <w:pStyle w:val="Výchozí"/>
+        <w:suppressAutoHyphens w:val="1"/>
+        <w:spacing w:before="0" w:line="240" w:lineRule="auto"/>
+      </w:pPr>
+      <w:r>
+        <w:rPr>
+          <w:rtl w:val="0"/>
+          <w:lang w:val="en-US"/>
+        </w:rPr>
+        <w:t xml:space="preserve">      &lt;span class="info-label"&gt;Edice&lt;/span&gt;</w:t>
+      </w:r>
+    </w:p>
+    <w:p>
+      <w:pPr>
+        <w:pStyle w:val="Výchozí"/>
+        <w:suppressAutoHyphens w:val="1"/>
+        <w:spacing w:before="0" w:line="240" w:lineRule="auto"/>
+      </w:pPr>
+      <w:r>
+        <w:rPr>
+          <w:rtl w:val="0"/>
+          <w:lang w:val="en-US"/>
+        </w:rPr>
+        <w:t xml:space="preserve">      &lt;div class="info-value"&gt;{edice}&lt;/div&gt;</w:t>
+      </w:r>
+    </w:p>
+    <w:p>
+      <w:pPr>
+        <w:pStyle w:val="Výchozí"/>
+        <w:suppressAutoHyphens w:val="1"/>
+        <w:spacing w:before="0" w:line="240" w:lineRule="auto"/>
+      </w:pPr>
+      <w:r>
+        <w:rPr>
+          <w:rtl w:val="0"/>
+          <w:lang w:val="en-US"/>
+        </w:rPr>
+        <w:t xml:space="preserve">    &lt;/div&gt;</w:t>
+      </w:r>
+    </w:p>
+    <w:p>
+      <w:pPr>
+        <w:pStyle w:val="Výchozí"/>
+        <w:suppressAutoHyphens w:val="1"/>
+        <w:spacing w:before="0" w:line="240" w:lineRule="auto"/>
+      </w:pPr>
+      <w:r>
+        <w:rPr>
+          <w:rtl w:val="0"/>
+          <w:lang w:val="en-US"/>
+        </w:rPr>
+        <w:t xml:space="preserve">    &lt;div class="info-card"&gt;</w:t>
+      </w:r>
+    </w:p>
+    <w:p>
+      <w:pPr>
+        <w:pStyle w:val="Výchozí"/>
+        <w:suppressAutoHyphens w:val="1"/>
+        <w:spacing w:before="0" w:line="240" w:lineRule="auto"/>
+      </w:pPr>
+      <w:r>
+        <w:rPr>
+          <w:rtl w:val="0"/>
+          <w:lang w:val="en-US"/>
+        </w:rPr>
+        <w:t xml:space="preserve">      &lt;span class="info-label"&gt;Jazyk&lt;/span&gt;</w:t>
+      </w:r>
+    </w:p>
+    <w:p>
+      <w:pPr>
+        <w:pStyle w:val="Výchozí"/>
+        <w:suppressAutoHyphens w:val="1"/>
+        <w:spacing w:before="0" w:line="240" w:lineRule="auto"/>
+      </w:pPr>
+      <w:r>
+        <w:rPr>
+          <w:rtl w:val="0"/>
+          <w:lang w:val="en-US"/>
+        </w:rPr>
+        <w:t xml:space="preserve">      &lt;div class="info-value"&gt;{jazyk}&lt;/div&gt;</w:t>
+      </w:r>
+    </w:p>
+    <w:p>
+      <w:pPr>
+        <w:pStyle w:val="Výchozí"/>
+        <w:suppressAutoHyphens w:val="1"/>
+        <w:spacing w:before="0" w:line="240" w:lineRule="auto"/>
+      </w:pPr>
+      <w:r>
+        <w:rPr>
+          <w:rtl w:val="0"/>
+          <w:lang w:val="en-US"/>
+        </w:rPr>
+        <w:t xml:space="preserve">    &lt;/div&gt;</w:t>
+      </w:r>
+    </w:p>
+    <w:p>
+      <w:pPr>
+        <w:pStyle w:val="Výchozí"/>
+        <w:suppressAutoHyphens w:val="1"/>
+        <w:spacing w:before="0" w:line="240" w:lineRule="auto"/>
+      </w:pPr>
+      <w:r>
+        <w:rPr>
+          <w:rtl w:val="0"/>
+          <w:lang w:val="en-US"/>
+        </w:rPr>
+        <w:t xml:space="preserve">    &lt;div class="info-card"&gt;</w:t>
+      </w:r>
+    </w:p>
+    <w:p>
+      <w:pPr>
+        <w:pStyle w:val="Výchozí"/>
+        <w:suppressAutoHyphens w:val="1"/>
+        <w:spacing w:before="0" w:line="240" w:lineRule="auto"/>
+      </w:pPr>
+      <w:r>
+        <w:rPr>
+          <w:rtl w:val="0"/>
+          <w:lang w:val="en-US"/>
+        </w:rPr>
+        <w:t xml:space="preserve">      &lt;span class="info-label"&gt;Pro koho je&lt;/span&gt;</w:t>
+      </w:r>
+    </w:p>
+    <w:p>
+      <w:pPr>
+        <w:pStyle w:val="Výchozí"/>
+        <w:suppressAutoHyphens w:val="1"/>
+        <w:spacing w:before="0" w:line="240" w:lineRule="auto"/>
+      </w:pPr>
+      <w:r>
+        <w:rPr>
+          <w:rtl w:val="0"/>
+          <w:lang w:val="en-US"/>
+        </w:rPr>
+        <w:t xml:space="preserve">      &lt;div class="info-value"&gt;{pro_koho}&lt;/div&gt;</w:t>
+      </w:r>
+    </w:p>
+    <w:p>
+      <w:pPr>
+        <w:pStyle w:val="Výchozí"/>
+        <w:suppressAutoHyphens w:val="1"/>
+        <w:spacing w:before="0" w:line="240" w:lineRule="auto"/>
+      </w:pPr>
+      <w:r>
+        <w:rPr>
+          <w:rtl w:val="0"/>
+          <w:lang w:val="en-US"/>
+        </w:rPr>
+        <w:t xml:space="preserve">    &lt;/div&gt;</w:t>
+      </w:r>
+    </w:p>
+    <w:p>
+      <w:pPr>
+        <w:pStyle w:val="Výchozí"/>
+        <w:suppressAutoHyphens w:val="1"/>
+        <w:spacing w:before="0" w:line="240" w:lineRule="auto"/>
+      </w:pPr>
+      <w:r>
+        <w:rPr>
+          <w:rtl w:val="0"/>
+          <w:lang w:val="en-US"/>
+        </w:rPr>
+        <w:t xml:space="preserve">  &lt;/section&gt;</w:t>
+      </w:r>
+    </w:p>
+    <w:p>
+      <w:pPr>
+        <w:pStyle w:val="Výchozí"/>
+        <w:suppressAutoHyphens w:val="1"/>
+        <w:spacing w:before="0" w:line="240" w:lineRule="auto"/>
+      </w:pPr>
+    </w:p>
+    <w:p>
+      <w:pPr>
+        <w:pStyle w:val="Výchozí"/>
+        <w:suppressAutoHyphens w:val="1"/>
+        <w:spacing w:before="0" w:line="240" w:lineRule="auto"/>
+      </w:pPr>
+      <w:r>
+        <w:rPr>
+          <w:rtl w:val="0"/>
+          <w:lang w:val="en-US"/>
+        </w:rPr>
+        <w:t xml:space="preserve">  &lt;section class="points-card"&gt;</w:t>
+      </w:r>
+    </w:p>
+    <w:p>
+      <w:pPr>
+        <w:pStyle w:val="Výchozí"/>
+        <w:suppressAutoHyphens w:val="1"/>
+        <w:spacing w:before="0" w:line="240" w:lineRule="auto"/>
+      </w:pPr>
+      <w:r>
+        <w:rPr>
+          <w:rtl w:val="0"/>
+          <w:lang w:val="en-US"/>
+        </w:rPr>
+        <w:t xml:space="preserve">    &lt;h2&gt;{n</w:t>
+      </w:r>
+      <w:r>
+        <w:rPr>
+          <w:rtl w:val="0"/>
+          <w:lang w:val="en-US"/>
+        </w:rPr>
+        <w:t>á</w:t>
+      </w:r>
+      <w:r>
+        <w:rPr>
+          <w:rtl w:val="0"/>
+          <w:lang w:val="en-US"/>
+        </w:rPr>
+        <w:t>zev_sady}&lt;/h2&gt;</w:t>
+      </w:r>
+    </w:p>
+    <w:p>
+      <w:pPr>
+        <w:pStyle w:val="Výchozí"/>
+        <w:suppressAutoHyphens w:val="1"/>
+        <w:spacing w:before="0" w:line="240" w:lineRule="auto"/>
+      </w:pPr>
+      <w:r>
+        <w:rPr>
+          <w:rtl w:val="0"/>
+          <w:lang w:val="en-US"/>
+        </w:rPr>
+        <w:t xml:space="preserve">    &lt;ul class="points-list"&gt;</w:t>
+      </w:r>
+    </w:p>
+    <w:p>
+      <w:pPr>
+        <w:pStyle w:val="Výchozí"/>
+        <w:suppressAutoHyphens w:val="1"/>
+        <w:spacing w:before="0" w:line="240" w:lineRule="auto"/>
+      </w:pPr>
+      <w:r>
+        <w:rPr>
+          <w:rtl w:val="0"/>
+          <w:lang w:val="en-US"/>
+        </w:rPr>
+        <w:t xml:space="preserve">      &lt;li&gt;{hlavni_prodejni_point_1}&lt;/li&gt;</w:t>
+      </w:r>
+    </w:p>
+    <w:p>
+      <w:pPr>
+        <w:pStyle w:val="Výchozí"/>
+        <w:suppressAutoHyphens w:val="1"/>
+        <w:spacing w:before="0" w:line="240" w:lineRule="auto"/>
+      </w:pPr>
+      <w:r>
+        <w:rPr>
+          <w:rtl w:val="0"/>
+          <w:lang w:val="en-US"/>
+        </w:rPr>
+        <w:t xml:space="preserve">      &lt;li&gt;{hlavni_prodejni_point_2}&lt;/li&gt;</w:t>
+      </w:r>
+    </w:p>
+    <w:p>
+      <w:pPr>
+        <w:pStyle w:val="Výchozí"/>
+        <w:suppressAutoHyphens w:val="1"/>
+        <w:spacing w:before="0" w:line="240" w:lineRule="auto"/>
+      </w:pPr>
+      <w:r>
+        <w:rPr>
+          <w:rtl w:val="0"/>
+          <w:lang w:val="en-US"/>
+        </w:rPr>
+        <w:t xml:space="preserve">      &lt;li&gt;{hlavni_prodejni_point_3}&lt;/li&gt;</w:t>
+      </w:r>
+    </w:p>
+    <w:p>
+      <w:pPr>
+        <w:pStyle w:val="Výchozí"/>
+        <w:suppressAutoHyphens w:val="1"/>
+        <w:spacing w:before="0" w:line="240" w:lineRule="auto"/>
+      </w:pPr>
+      <w:r>
+        <w:rPr>
+          <w:rtl w:val="0"/>
+          <w:lang w:val="en-US"/>
+        </w:rPr>
+        <w:t xml:space="preserve">    &lt;/ul&gt;</w:t>
+      </w:r>
+    </w:p>
+    <w:p>
+      <w:pPr>
+        <w:pStyle w:val="Výchozí"/>
+        <w:suppressAutoHyphens w:val="1"/>
+        <w:spacing w:before="0" w:line="240" w:lineRule="auto"/>
+      </w:pPr>
+      <w:r>
+        <w:rPr>
+          <w:rtl w:val="0"/>
+          <w:lang w:val="en-US"/>
+        </w:rPr>
+        <w:t xml:space="preserve">  &lt;/section&gt;</w:t>
+      </w:r>
+    </w:p>
+    <w:p>
+      <w:pPr>
+        <w:pStyle w:val="Výchozí"/>
+        <w:suppressAutoHyphens w:val="1"/>
+        <w:spacing w:before="0" w:line="240" w:lineRule="auto"/>
+      </w:pPr>
+    </w:p>
+    <w:p>
+      <w:pPr>
+        <w:pStyle w:val="Výchozí"/>
+        <w:suppressAutoHyphens w:val="1"/>
+        <w:spacing w:before="0" w:line="240" w:lineRule="auto"/>
+      </w:pPr>
+      <w:r>
+        <w:rPr>
+          <w:rtl w:val="0"/>
+          <w:lang w:val="en-US"/>
+        </w:rPr>
+        <w:t xml:space="preserve">  &lt;div class="content-grid"&gt;</w:t>
+      </w:r>
+    </w:p>
+    <w:p>
+      <w:pPr>
+        <w:pStyle w:val="Výchozí"/>
+        <w:suppressAutoHyphens w:val="1"/>
+        <w:spacing w:before="0" w:line="240" w:lineRule="auto"/>
+      </w:pPr>
+    </w:p>
+    <w:p>
+      <w:pPr>
+        <w:pStyle w:val="Výchozí"/>
+        <w:suppressAutoHyphens w:val="1"/>
+        <w:spacing w:before="0" w:line="240" w:lineRule="auto"/>
+      </w:pPr>
+      <w:r>
+        <w:rPr>
+          <w:rtl w:val="0"/>
+          <w:lang w:val="en-US"/>
+        </w:rPr>
+        <w:t xml:space="preserve">    &lt;section class="section-card"&gt;</w:t>
+      </w:r>
+    </w:p>
+    <w:p>
+      <w:pPr>
+        <w:pStyle w:val="Výchozí"/>
+        <w:suppressAutoHyphens w:val="1"/>
+        <w:spacing w:before="0" w:line="240" w:lineRule="auto"/>
+      </w:pPr>
+      <w:r>
+        <w:rPr>
+          <w:rtl w:val="0"/>
+          <w:lang w:val="en-US"/>
+        </w:rPr>
+        <w:t xml:space="preserve">      &lt;h2&gt;{sekce_o_knize_nadpis}&lt;/h2&gt;</w:t>
+      </w:r>
+    </w:p>
+    <w:p>
+      <w:pPr>
+        <w:pStyle w:val="Výchozí"/>
+        <w:suppressAutoHyphens w:val="1"/>
+        <w:spacing w:before="0" w:line="240" w:lineRule="auto"/>
+      </w:pPr>
+      <w:r>
+        <w:rPr>
+          <w:rtl w:val="0"/>
+          <w:lang w:val="en-US"/>
+        </w:rPr>
+        <w:t xml:space="preserve">      &lt;p&gt;{sekce_o_knize_text}&lt;/p&gt;</w:t>
+      </w:r>
+    </w:p>
+    <w:p>
+      <w:pPr>
+        <w:pStyle w:val="Výchozí"/>
+        <w:suppressAutoHyphens w:val="1"/>
+        <w:spacing w:before="0" w:line="240" w:lineRule="auto"/>
+      </w:pPr>
+    </w:p>
+    <w:p>
+      <w:pPr>
+        <w:pStyle w:val="Výchozí"/>
+        <w:suppressAutoHyphens w:val="1"/>
+        <w:spacing w:before="0" w:line="240" w:lineRule="auto"/>
+      </w:pPr>
+      <w:r>
+        <w:rPr>
+          <w:rtl w:val="0"/>
+          <w:lang w:val="en-US"/>
+        </w:rPr>
+        <w:t xml:space="preserve">      &lt;div class="single-image-block"&gt;</w:t>
+      </w:r>
+    </w:p>
+    <w:p>
+      <w:pPr>
+        <w:pStyle w:val="Výchozí"/>
+        <w:suppressAutoHyphens w:val="1"/>
+        <w:spacing w:before="0" w:line="240" w:lineRule="auto"/>
+      </w:pPr>
+      <w:r>
+        <w:rPr>
+          <w:rtl w:val="0"/>
+          <w:lang w:val="en-US"/>
+        </w:rPr>
+        <w:t xml:space="preserve">        &lt;img src="{img1_src}" alt="{img1_alt}"&gt;</w:t>
       </w:r>
     </w:p>
     <w:p>
@@ -4766,210 +5480,7 @@
           <w:rtl w:val="0"/>
           <w:lang w:val="en-US"/>
         </w:rPr>
-        <w:t xml:space="preserve">      &lt;div class="fact-box"&gt;</w:t>
-      </w:r>
-    </w:p>
-    <w:p>
-      <w:pPr>
-        <w:pStyle w:val="Výchozí"/>
-        <w:suppressAutoHyphens w:val="1"/>
-        <w:spacing w:before="0" w:line="240" w:lineRule="auto"/>
-      </w:pPr>
-      <w:r>
-        <w:rPr>
-          <w:rtl w:val="0"/>
-          <w:lang w:val="en-US"/>
-        </w:rPr>
-        <w:t xml:space="preserve">        &lt;span class="fact-label"&gt;Edice&lt;/span&gt;</w:t>
-      </w:r>
-    </w:p>
-    <w:p>
-      <w:pPr>
-        <w:pStyle w:val="Výchozí"/>
-        <w:suppressAutoHyphens w:val="1"/>
-        <w:spacing w:before="0" w:line="240" w:lineRule="auto"/>
-      </w:pPr>
-      <w:r>
-        <w:rPr>
-          <w:rtl w:val="0"/>
-          <w:lang w:val="en-US"/>
-        </w:rPr>
-        <w:t xml:space="preserve">        &lt;div class="fact-value"&gt;{edice}&lt;/div&gt;</w:t>
-      </w:r>
-    </w:p>
-    <w:p>
-      <w:pPr>
-        <w:pStyle w:val="Výchozí"/>
-        <w:suppressAutoHyphens w:val="1"/>
-        <w:spacing w:before="0" w:line="240" w:lineRule="auto"/>
-      </w:pPr>
-      <w:r>
-        <w:rPr>
-          <w:rtl w:val="0"/>
-          <w:lang w:val="en-US"/>
-        </w:rPr>
-        <w:t xml:space="preserve">      &lt;/div&gt;</w:t>
-      </w:r>
-    </w:p>
-    <w:p>
-      <w:pPr>
-        <w:pStyle w:val="Výchozí"/>
-        <w:suppressAutoHyphens w:val="1"/>
-        <w:spacing w:before="0" w:line="240" w:lineRule="auto"/>
-      </w:pPr>
-      <w:r>
-        <w:rPr>
-          <w:rtl w:val="0"/>
-          <w:lang w:val="en-US"/>
-        </w:rPr>
-        <w:t xml:space="preserve">      &lt;div class="fact-box"&gt;</w:t>
-      </w:r>
-    </w:p>
-    <w:p>
-      <w:pPr>
-        <w:pStyle w:val="Výchozí"/>
-        <w:suppressAutoHyphens w:val="1"/>
-        <w:spacing w:before="0" w:line="240" w:lineRule="auto"/>
-      </w:pPr>
-      <w:r>
-        <w:rPr>
-          <w:rtl w:val="0"/>
-          <w:lang w:val="en-US"/>
-        </w:rPr>
-        <w:t xml:space="preserve">        &lt;span class="fact-label"&gt;Jazyk&lt;/span&gt;</w:t>
-      </w:r>
-    </w:p>
-    <w:p>
-      <w:pPr>
-        <w:pStyle w:val="Výchozí"/>
-        <w:suppressAutoHyphens w:val="1"/>
-        <w:spacing w:before="0" w:line="240" w:lineRule="auto"/>
-      </w:pPr>
-      <w:r>
-        <w:rPr>
-          <w:rtl w:val="0"/>
-          <w:lang w:val="en-US"/>
-        </w:rPr>
-        <w:t xml:space="preserve">        &lt;div class="fact-value"&gt;{jazyk}&lt;/div&gt;</w:t>
-      </w:r>
-    </w:p>
-    <w:p>
-      <w:pPr>
-        <w:pStyle w:val="Výchozí"/>
-        <w:suppressAutoHyphens w:val="1"/>
-        <w:spacing w:before="0" w:line="240" w:lineRule="auto"/>
-      </w:pPr>
-      <w:r>
-        <w:rPr>
-          <w:rtl w:val="0"/>
-          <w:lang w:val="en-US"/>
-        </w:rPr>
-        <w:t xml:space="preserve">      &lt;/div&gt;</w:t>
-      </w:r>
-    </w:p>
-    <w:p>
-      <w:pPr>
-        <w:pStyle w:val="Výchozí"/>
-        <w:suppressAutoHyphens w:val="1"/>
-        <w:spacing w:before="0" w:line="240" w:lineRule="auto"/>
-      </w:pPr>
-      <w:r>
-        <w:rPr>
-          <w:rtl w:val="0"/>
-          <w:lang w:val="en-US"/>
-        </w:rPr>
-        <w:t xml:space="preserve">      &lt;div class="fact-box"&gt;</w:t>
-      </w:r>
-    </w:p>
-    <w:p>
-      <w:pPr>
-        <w:pStyle w:val="Výchozí"/>
-        <w:suppressAutoHyphens w:val="1"/>
-        <w:spacing w:before="0" w:line="240" w:lineRule="auto"/>
-      </w:pPr>
-      <w:r>
-        <w:rPr>
-          <w:rtl w:val="0"/>
-          <w:lang w:val="en-US"/>
-        </w:rPr>
-        <w:t xml:space="preserve">        &lt;span class="fact-label"&gt;Pro koho je&lt;/span&gt;</w:t>
-      </w:r>
-    </w:p>
-    <w:p>
-      <w:pPr>
-        <w:pStyle w:val="Výchozí"/>
-        <w:suppressAutoHyphens w:val="1"/>
-        <w:spacing w:before="0" w:line="240" w:lineRule="auto"/>
-      </w:pPr>
-      <w:r>
-        <w:rPr>
-          <w:rtl w:val="0"/>
-          <w:lang w:val="en-US"/>
-        </w:rPr>
-        <w:t xml:space="preserve">        &lt;div class="fact-value"&gt;{pro_koho}&lt;/div&gt;</w:t>
-      </w:r>
-    </w:p>
-    <w:p>
-      <w:pPr>
-        <w:pStyle w:val="Výchozí"/>
-        <w:suppressAutoHyphens w:val="1"/>
-        <w:spacing w:before="0" w:line="240" w:lineRule="auto"/>
-      </w:pPr>
-      <w:r>
-        <w:rPr>
-          <w:rtl w:val="0"/>
-          <w:lang w:val="en-US"/>
-        </w:rPr>
-        <w:t xml:space="preserve">      &lt;/div&gt;</w:t>
-      </w:r>
-    </w:p>
-    <w:p>
-      <w:pPr>
-        <w:pStyle w:val="Výchozí"/>
-        <w:suppressAutoHyphens w:val="1"/>
-        <w:spacing w:before="0" w:line="240" w:lineRule="auto"/>
-      </w:pPr>
-      <w:r>
-        <w:rPr>
-          <w:rtl w:val="0"/>
-          <w:lang w:val="en-US"/>
-        </w:rPr>
-        <w:t xml:space="preserve">    &lt;/div&gt;</w:t>
-      </w:r>
-    </w:p>
-    <w:p>
-      <w:pPr>
-        <w:pStyle w:val="Výchozí"/>
-        <w:suppressAutoHyphens w:val="1"/>
-        <w:spacing w:before="0" w:line="240" w:lineRule="auto"/>
-      </w:pPr>
-      <w:r>
-        <w:rPr>
-          <w:rtl w:val="0"/>
-          <w:lang w:val="en-US"/>
-        </w:rPr>
-        <w:t xml:space="preserve">  &lt;/section&gt;</w:t>
-      </w:r>
-    </w:p>
-    <w:p>
-      <w:pPr>
-        <w:pStyle w:val="Výchozí"/>
-        <w:suppressAutoHyphens w:val="1"/>
-        <w:spacing w:before="0" w:line="240" w:lineRule="auto"/>
-      </w:pPr>
-    </w:p>
-    <w:p>
-      <w:pPr>
-        <w:pStyle w:val="Výchozí"/>
-        <w:suppressAutoHyphens w:val="1"/>
-        <w:spacing w:before="0" w:line="240" w:lineRule="auto"/>
-      </w:pPr>
-      <w:r>
-        <w:rPr>
-          <w:rtl w:val="0"/>
-          <w:lang w:val="en-US"/>
-        </w:rPr>
-        <w:t xml:space="preserve">  &lt;div class="content-grid"&gt;</w:t>
+        <w:t xml:space="preserve">    &lt;/section&gt;</w:t>
       </w:r>
     </w:p>
     <w:p>
@@ -5004,70 +5515,91 @@
           <w:rtl w:val="0"/>
           <w:lang w:val="en-US"/>
         </w:rPr>
-        <w:t xml:space="preserve">      &lt;h2&gt;{sekce_o_knize_nadpis}&lt;/h2&gt;</w:t>
-      </w:r>
-    </w:p>
-    <w:p>
-      <w:pPr>
-        <w:pStyle w:val="Výchozí"/>
-        <w:suppressAutoHyphens w:val="1"/>
-        <w:spacing w:before="0" w:line="240" w:lineRule="auto"/>
-      </w:pPr>
-      <w:r>
-        <w:rPr>
-          <w:rtl w:val="0"/>
-          <w:lang w:val="en-US"/>
-        </w:rPr>
-        <w:t xml:space="preserve">      &lt;p&gt;{sekce_o_knize_text}&lt;/p&gt;</w:t>
-      </w:r>
-    </w:p>
-    <w:p>
-      <w:pPr>
-        <w:pStyle w:val="Výchozí"/>
-        <w:suppressAutoHyphens w:val="1"/>
-        <w:spacing w:before="0" w:line="240" w:lineRule="auto"/>
-      </w:pPr>
-    </w:p>
-    <w:p>
-      <w:pPr>
-        <w:pStyle w:val="Výchozí"/>
-        <w:suppressAutoHyphens w:val="1"/>
-        <w:spacing w:before="0" w:line="240" w:lineRule="auto"/>
-      </w:pPr>
-      <w:r>
-        <w:rPr>
-          <w:rtl w:val="0"/>
-          <w:lang w:val="en-US"/>
-        </w:rPr>
-        <w:t xml:space="preserve">      &lt;div class="single-image-block"&gt;</w:t>
-      </w:r>
-    </w:p>
-    <w:p>
-      <w:pPr>
-        <w:pStyle w:val="Výchozí"/>
-        <w:suppressAutoHyphens w:val="1"/>
-        <w:spacing w:before="0" w:line="240" w:lineRule="auto"/>
-      </w:pPr>
-      <w:r>
-        <w:rPr>
-          <w:rtl w:val="0"/>
-          <w:lang w:val="en-US"/>
-        </w:rPr>
-        <w:t xml:space="preserve">        &lt;img src="{img1_src}" alt="{img1_alt}"&gt;</w:t>
-      </w:r>
-    </w:p>
-    <w:p>
-      <w:pPr>
-        <w:pStyle w:val="Výchozí"/>
-        <w:suppressAutoHyphens w:val="1"/>
-        <w:spacing w:before="0" w:line="240" w:lineRule="auto"/>
-      </w:pPr>
-      <w:r>
-        <w:rPr>
-          <w:rtl w:val="0"/>
-          <w:lang w:val="en-US"/>
-        </w:rPr>
-        <w:t xml:space="preserve">      &lt;/div&gt;</w:t>
+        <w:t xml:space="preserve">      &lt;h2&gt;{sekce_obsah_nadpis}&lt;/h2&gt;</w:t>
+      </w:r>
+    </w:p>
+    <w:p>
+      <w:pPr>
+        <w:pStyle w:val="Výchozí"/>
+        <w:suppressAutoHyphens w:val="1"/>
+        <w:spacing w:before="0" w:line="240" w:lineRule="auto"/>
+      </w:pPr>
+      <w:r>
+        <w:rPr>
+          <w:rtl w:val="0"/>
+          <w:lang w:val="en-US"/>
+        </w:rPr>
+        <w:t xml:space="preserve">      &lt;ul&gt;</w:t>
+      </w:r>
+    </w:p>
+    <w:p>
+      <w:pPr>
+        <w:pStyle w:val="Výchozí"/>
+        <w:suppressAutoHyphens w:val="1"/>
+        <w:spacing w:before="0" w:line="240" w:lineRule="auto"/>
+      </w:pPr>
+      <w:r>
+        <w:rPr>
+          <w:rtl w:val="0"/>
+          <w:lang w:val="en-US"/>
+        </w:rPr>
+        <w:t xml:space="preserve">        &lt;li&gt;{obsah_bod1}&lt;/li&gt;</w:t>
+      </w:r>
+    </w:p>
+    <w:p>
+      <w:pPr>
+        <w:pStyle w:val="Výchozí"/>
+        <w:suppressAutoHyphens w:val="1"/>
+        <w:spacing w:before="0" w:line="240" w:lineRule="auto"/>
+      </w:pPr>
+      <w:r>
+        <w:rPr>
+          <w:rtl w:val="0"/>
+          <w:lang w:val="en-US"/>
+        </w:rPr>
+        <w:t xml:space="preserve">        &lt;li&gt;{obsah_bod2}&lt;/li&gt;</w:t>
+      </w:r>
+    </w:p>
+    <w:p>
+      <w:pPr>
+        <w:pStyle w:val="Výchozí"/>
+        <w:suppressAutoHyphens w:val="1"/>
+        <w:spacing w:before="0" w:line="240" w:lineRule="auto"/>
+      </w:pPr>
+      <w:r>
+        <w:rPr>
+          <w:rtl w:val="0"/>
+          <w:lang w:val="en-US"/>
+        </w:rPr>
+        <w:t xml:space="preserve">        &lt;li&gt;{obsah_bod3}&lt;/li&gt;</w:t>
+      </w:r>
+    </w:p>
+    <w:p>
+      <w:pPr>
+        <w:pStyle w:val="Výchozí"/>
+        <w:suppressAutoHyphens w:val="1"/>
+        <w:spacing w:before="0" w:line="240" w:lineRule="auto"/>
+      </w:pPr>
+      <w:r>
+        <w:rPr>
+          <w:rtl w:val="0"/>
+          <w:lang w:val="en-US"/>
+        </w:rPr>
+        <w:t xml:space="preserve">        &lt;li&gt;{obsah_bod4}&lt;/li&gt;</w:t>
+      </w:r>
+    </w:p>
+    <w:p>
+      <w:pPr>
+        <w:pStyle w:val="Výchozí"/>
+        <w:suppressAutoHyphens w:val="1"/>
+        <w:spacing w:before="0" w:line="240" w:lineRule="auto"/>
+      </w:pPr>
+      <w:r>
+        <w:rPr>
+          <w:rtl w:val="0"/>
+          <w:lang w:val="en-US"/>
+        </w:rPr>
+        <w:t xml:space="preserve">      &lt;/ul&gt;</w:t>
       </w:r>
     </w:p>
     <w:p>
@@ -5116,7 +5648,175 @@
           <w:rtl w:val="0"/>
           <w:lang w:val="en-US"/>
         </w:rPr>
-        <w:t xml:space="preserve">      &lt;h2&gt;{sekce_obsah_nadpis}&lt;/h2&gt;</w:t>
+        <w:t xml:space="preserve">      &lt;h2&gt;{sekce_pravidla_nadpis}&lt;/h2&gt;</w:t>
+      </w:r>
+    </w:p>
+    <w:p>
+      <w:pPr>
+        <w:pStyle w:val="Výchozí"/>
+        <w:suppressAutoHyphens w:val="1"/>
+        <w:spacing w:before="0" w:line="240" w:lineRule="auto"/>
+      </w:pPr>
+      <w:r>
+        <w:rPr>
+          <w:rtl w:val="0"/>
+          <w:lang w:val="en-US"/>
+        </w:rPr>
+        <w:t xml:space="preserve">      &lt;p&gt;{sekce_pravidla_text}&lt;/p&gt;</w:t>
+      </w:r>
+    </w:p>
+    <w:p>
+      <w:pPr>
+        <w:pStyle w:val="Výchozí"/>
+        <w:suppressAutoHyphens w:val="1"/>
+        <w:spacing w:before="0" w:line="240" w:lineRule="auto"/>
+      </w:pPr>
+      <w:r>
+        <w:rPr>
+          <w:rtl w:val="0"/>
+          <w:lang w:val="en-US"/>
+        </w:rPr>
+        <w:t xml:space="preserve">    &lt;/section&gt;</w:t>
+      </w:r>
+    </w:p>
+    <w:p>
+      <w:pPr>
+        <w:pStyle w:val="Výchozí"/>
+        <w:suppressAutoHyphens w:val="1"/>
+        <w:spacing w:before="0" w:line="240" w:lineRule="auto"/>
+      </w:pPr>
+    </w:p>
+    <w:p>
+      <w:pPr>
+        <w:pStyle w:val="Výchozí"/>
+        <w:suppressAutoHyphens w:val="1"/>
+        <w:spacing w:before="0" w:line="240" w:lineRule="auto"/>
+      </w:pPr>
+      <w:r>
+        <w:rPr>
+          <w:rtl w:val="0"/>
+          <w:lang w:val="en-US"/>
+        </w:rPr>
+        <w:t xml:space="preserve">    &lt;section class="section-card"&gt;</w:t>
+      </w:r>
+    </w:p>
+    <w:p>
+      <w:pPr>
+        <w:pStyle w:val="Výchozí"/>
+        <w:suppressAutoHyphens w:val="1"/>
+        <w:spacing w:before="0" w:line="240" w:lineRule="auto"/>
+      </w:pPr>
+      <w:r>
+        <w:rPr>
+          <w:rtl w:val="0"/>
+          <w:lang w:val="en-US"/>
+        </w:rPr>
+        <w:t xml:space="preserve">      &lt;h2&gt;{sekce_lore_nadpis}&lt;/h2&gt;</w:t>
+      </w:r>
+    </w:p>
+    <w:p>
+      <w:pPr>
+        <w:pStyle w:val="Výchozí"/>
+        <w:suppressAutoHyphens w:val="1"/>
+        <w:spacing w:before="0" w:line="240" w:lineRule="auto"/>
+      </w:pPr>
+      <w:r>
+        <w:rPr>
+          <w:rtl w:val="0"/>
+          <w:lang w:val="en-US"/>
+        </w:rPr>
+        <w:t xml:space="preserve">      &lt;p&gt;{sekce_lore_text}&lt;/p&gt;</w:t>
+      </w:r>
+    </w:p>
+    <w:p>
+      <w:pPr>
+        <w:pStyle w:val="Výchozí"/>
+        <w:suppressAutoHyphens w:val="1"/>
+        <w:spacing w:before="0" w:line="240" w:lineRule="auto"/>
+      </w:pPr>
+      <w:r>
+        <w:rPr>
+          <w:rtl w:val="0"/>
+          <w:lang w:val="en-US"/>
+        </w:rPr>
+        <w:t xml:space="preserve">    &lt;/section&gt;</w:t>
+      </w:r>
+    </w:p>
+    <w:p>
+      <w:pPr>
+        <w:pStyle w:val="Výchozí"/>
+        <w:suppressAutoHyphens w:val="1"/>
+        <w:spacing w:before="0" w:line="240" w:lineRule="auto"/>
+      </w:pPr>
+    </w:p>
+    <w:p>
+      <w:pPr>
+        <w:pStyle w:val="Výchozí"/>
+        <w:suppressAutoHyphens w:val="1"/>
+        <w:spacing w:before="0" w:line="240" w:lineRule="auto"/>
+      </w:pPr>
+      <w:r>
+        <w:rPr>
+          <w:rtl w:val="0"/>
+          <w:lang w:val="en-US"/>
+        </w:rPr>
+        <w:t xml:space="preserve">    &lt;section class="section-card"&gt;</w:t>
+      </w:r>
+    </w:p>
+    <w:p>
+      <w:pPr>
+        <w:pStyle w:val="Výchozí"/>
+        <w:suppressAutoHyphens w:val="1"/>
+        <w:spacing w:before="0" w:line="240" w:lineRule="auto"/>
+      </w:pPr>
+      <w:r>
+        <w:rPr>
+          <w:rtl w:val="0"/>
+          <w:lang w:val="en-US"/>
+        </w:rPr>
+        <w:t xml:space="preserve">      &lt;h2&gt;{sekce_pro_koho_nadpis}&lt;/h2&gt;</w:t>
+      </w:r>
+    </w:p>
+    <w:p>
+      <w:pPr>
+        <w:pStyle w:val="Výchozí"/>
+        <w:suppressAutoHyphens w:val="1"/>
+        <w:spacing w:before="0" w:line="240" w:lineRule="auto"/>
+      </w:pPr>
+      <w:r>
+        <w:rPr>
+          <w:rtl w:val="0"/>
+          <w:lang w:val="en-US"/>
+        </w:rPr>
+        <w:t xml:space="preserve">      &lt;p style="margin-top:0; margin-bottom:16px;"&gt;{doporu</w:t>
+      </w:r>
+      <w:r>
+        <w:rPr>
+          <w:rtl w:val="0"/>
+          <w:lang w:val="en-US"/>
+        </w:rPr>
+        <w:t>č</w:t>
+      </w:r>
+      <w:r>
+        <w:rPr>
+          <w:rtl w:val="0"/>
+          <w:lang w:val="en-US"/>
+        </w:rPr>
+        <w:t>en</w:t>
+      </w:r>
+      <w:r>
+        <w:rPr>
+          <w:rtl w:val="0"/>
+          <w:lang w:val="en-US"/>
+        </w:rPr>
+        <w:t>í</w:t>
+      </w:r>
+      <w:r>
+        <w:rPr>
+          <w:rtl w:val="0"/>
+          <w:lang w:val="en-US"/>
+        </w:rPr>
+        <w:t>_pro_koho}&lt;/p&gt;</w:t>
       </w:r>
     </w:p>
     <w:p>
@@ -5144,49 +5844,35 @@
           <w:rtl w:val="0"/>
           <w:lang w:val="en-US"/>
         </w:rPr>
-        <w:t xml:space="preserve">        &lt;li&gt;{obsah_bod1}&lt;/li&gt;</w:t>
-      </w:r>
-    </w:p>
-    <w:p>
-      <w:pPr>
-        <w:pStyle w:val="Výchozí"/>
-        <w:suppressAutoHyphens w:val="1"/>
-        <w:spacing w:before="0" w:line="240" w:lineRule="auto"/>
-      </w:pPr>
-      <w:r>
-        <w:rPr>
-          <w:rtl w:val="0"/>
-          <w:lang w:val="en-US"/>
-        </w:rPr>
-        <w:t xml:space="preserve">        &lt;li&gt;{obsah_bod2}&lt;/li&gt;</w:t>
-      </w:r>
-    </w:p>
-    <w:p>
-      <w:pPr>
-        <w:pStyle w:val="Výchozí"/>
-        <w:suppressAutoHyphens w:val="1"/>
-        <w:spacing w:before="0" w:line="240" w:lineRule="auto"/>
-      </w:pPr>
-      <w:r>
-        <w:rPr>
-          <w:rtl w:val="0"/>
-          <w:lang w:val="en-US"/>
-        </w:rPr>
-        <w:t xml:space="preserve">        &lt;li&gt;{obsah_bod3}&lt;/li&gt;</w:t>
-      </w:r>
-    </w:p>
-    <w:p>
-      <w:pPr>
-        <w:pStyle w:val="Výchozí"/>
-        <w:suppressAutoHyphens w:val="1"/>
-        <w:spacing w:before="0" w:line="240" w:lineRule="auto"/>
-      </w:pPr>
-      <w:r>
-        <w:rPr>
-          <w:rtl w:val="0"/>
-          <w:lang w:val="en-US"/>
-        </w:rPr>
-        <w:t xml:space="preserve">        &lt;li&gt;{obsah_bod4}&lt;/li&gt;</w:t>
+        <w:t xml:space="preserve">        &lt;li&gt;{pro_koho_bod1}&lt;/li&gt;</w:t>
+      </w:r>
+    </w:p>
+    <w:p>
+      <w:pPr>
+        <w:pStyle w:val="Výchozí"/>
+        <w:suppressAutoHyphens w:val="1"/>
+        <w:spacing w:before="0" w:line="240" w:lineRule="auto"/>
+      </w:pPr>
+      <w:r>
+        <w:rPr>
+          <w:rtl w:val="0"/>
+          <w:lang w:val="en-US"/>
+        </w:rPr>
+        <w:t xml:space="preserve">        &lt;li&gt;{pro_koho_bod2}&lt;/li&gt;</w:t>
+      </w:r>
+    </w:p>
+    <w:p>
+      <w:pPr>
+        <w:pStyle w:val="Výchozí"/>
+        <w:suppressAutoHyphens w:val="1"/>
+        <w:spacing w:before="0" w:line="240" w:lineRule="auto"/>
+      </w:pPr>
+      <w:r>
+        <w:rPr>
+          <w:rtl w:val="0"/>
+          <w:lang w:val="en-US"/>
+        </w:rPr>
+        <w:t xml:space="preserve">        &lt;li&gt;{pro_koho_bod3}&lt;/li&gt;</w:t>
       </w:r>
     </w:p>
     <w:p>
@@ -5249,21 +5935,35 @@
           <w:rtl w:val="0"/>
           <w:lang w:val="en-US"/>
         </w:rPr>
-        <w:t xml:space="preserve">      &lt;h2&gt;{sekce_pravidla_nadpis}&lt;/h2&gt;</w:t>
-      </w:r>
-    </w:p>
-    <w:p>
-      <w:pPr>
-        <w:pStyle w:val="Výchozí"/>
-        <w:suppressAutoHyphens w:val="1"/>
-        <w:spacing w:before="0" w:line="240" w:lineRule="auto"/>
-      </w:pPr>
-      <w:r>
-        <w:rPr>
-          <w:rtl w:val="0"/>
-          <w:lang w:val="en-US"/>
-        </w:rPr>
-        <w:t xml:space="preserve">      &lt;p&gt;{sekce_pravidla_text}&lt;/p&gt;</w:t>
+        <w:t xml:space="preserve">      &lt;h2&gt;{sekce_frakce_nadpis}&lt;/h2&gt;</w:t>
+      </w:r>
+    </w:p>
+    <w:p>
+      <w:pPr>
+        <w:pStyle w:val="Výchozí"/>
+        <w:suppressAutoHyphens w:val="1"/>
+        <w:spacing w:before="0" w:line="240" w:lineRule="auto"/>
+      </w:pPr>
+      <w:r>
+        <w:rPr>
+          <w:rtl w:val="0"/>
+          <w:lang w:val="en-US"/>
+        </w:rPr>
+        <w:t xml:space="preserve">      &lt;p&gt;&lt;strong&gt;Frakce:&lt;/strong&gt; {frakce}&lt;/p&gt;</w:t>
+      </w:r>
+    </w:p>
+    <w:p>
+      <w:pPr>
+        <w:pStyle w:val="Výchozí"/>
+        <w:suppressAutoHyphens w:val="1"/>
+        <w:spacing w:before="0" w:line="240" w:lineRule="auto"/>
+      </w:pPr>
+      <w:r>
+        <w:rPr>
+          <w:rtl w:val="0"/>
+          <w:lang w:val="en-US"/>
+        </w:rPr>
+        <w:t xml:space="preserve">      &lt;p&gt;{sekce_frakce_text}&lt;/p&gt;</w:t>
       </w:r>
     </w:p>
     <w:p>
@@ -5312,203 +6012,91 @@
           <w:rtl w:val="0"/>
           <w:lang w:val="en-US"/>
         </w:rPr>
-        <w:t xml:space="preserve">      &lt;h2&gt;{sekce_lore_nadpis}&lt;/h2&gt;</w:t>
-      </w:r>
-    </w:p>
-    <w:p>
-      <w:pPr>
-        <w:pStyle w:val="Výchozí"/>
-        <w:suppressAutoHyphens w:val="1"/>
-        <w:spacing w:before="0" w:line="240" w:lineRule="auto"/>
-      </w:pPr>
-      <w:r>
-        <w:rPr>
-          <w:rtl w:val="0"/>
-          <w:lang w:val="en-US"/>
-        </w:rPr>
-        <w:t xml:space="preserve">      &lt;p&gt;{sekce_lore_text}&lt;/p&gt;</w:t>
-      </w:r>
-    </w:p>
-    <w:p>
-      <w:pPr>
-        <w:pStyle w:val="Výchozí"/>
-        <w:suppressAutoHyphens w:val="1"/>
-        <w:spacing w:before="0" w:line="240" w:lineRule="auto"/>
-      </w:pPr>
-      <w:r>
-        <w:rPr>
-          <w:rtl w:val="0"/>
-          <w:lang w:val="en-US"/>
-        </w:rPr>
-        <w:t xml:space="preserve">    &lt;/section&gt;</w:t>
-      </w:r>
-    </w:p>
-    <w:p>
-      <w:pPr>
-        <w:pStyle w:val="Výchozí"/>
-        <w:suppressAutoHyphens w:val="1"/>
-        <w:spacing w:before="0" w:line="240" w:lineRule="auto"/>
-      </w:pPr>
-    </w:p>
-    <w:p>
-      <w:pPr>
-        <w:pStyle w:val="Výchozí"/>
-        <w:suppressAutoHyphens w:val="1"/>
-        <w:spacing w:before="0" w:line="240" w:lineRule="auto"/>
-      </w:pPr>
-      <w:r>
-        <w:rPr>
-          <w:rtl w:val="0"/>
-          <w:lang w:val="en-US"/>
-        </w:rPr>
-        <w:t xml:space="preserve">    &lt;section class="section-card"&gt;</w:t>
-      </w:r>
-    </w:p>
-    <w:p>
-      <w:pPr>
-        <w:pStyle w:val="Výchozí"/>
-        <w:suppressAutoHyphens w:val="1"/>
-        <w:spacing w:before="0" w:line="240" w:lineRule="auto"/>
-      </w:pPr>
-      <w:r>
-        <w:rPr>
-          <w:rtl w:val="0"/>
-          <w:lang w:val="en-US"/>
-        </w:rPr>
-        <w:t xml:space="preserve">      &lt;h2&gt;{sekce_pro_koho_nadpis}&lt;/h2&gt;</w:t>
-      </w:r>
-    </w:p>
-    <w:p>
-      <w:pPr>
-        <w:pStyle w:val="Výchozí"/>
-        <w:suppressAutoHyphens w:val="1"/>
-        <w:spacing w:before="0" w:line="240" w:lineRule="auto"/>
-      </w:pPr>
-      <w:r>
-        <w:rPr>
-          <w:rtl w:val="0"/>
-          <w:lang w:val="en-US"/>
-        </w:rPr>
-        <w:t xml:space="preserve">      &lt;ul&gt;</w:t>
-      </w:r>
-    </w:p>
-    <w:p>
-      <w:pPr>
-        <w:pStyle w:val="Výchozí"/>
-        <w:suppressAutoHyphens w:val="1"/>
-        <w:spacing w:before="0" w:line="240" w:lineRule="auto"/>
-      </w:pPr>
-      <w:r>
-        <w:rPr>
-          <w:rtl w:val="0"/>
-          <w:lang w:val="en-US"/>
-        </w:rPr>
-        <w:t xml:space="preserve">        &lt;li&gt;{pro_koho_bod1}&lt;/li&gt;</w:t>
-      </w:r>
-    </w:p>
-    <w:p>
-      <w:pPr>
-        <w:pStyle w:val="Výchozí"/>
-        <w:suppressAutoHyphens w:val="1"/>
-        <w:spacing w:before="0" w:line="240" w:lineRule="auto"/>
-      </w:pPr>
-      <w:r>
-        <w:rPr>
-          <w:rtl w:val="0"/>
-          <w:lang w:val="en-US"/>
-        </w:rPr>
-        <w:t xml:space="preserve">        &lt;li&gt;{pro_koho_bod2}&lt;/li&gt;</w:t>
-      </w:r>
-    </w:p>
-    <w:p>
-      <w:pPr>
-        <w:pStyle w:val="Výchozí"/>
-        <w:suppressAutoHyphens w:val="1"/>
-        <w:spacing w:before="0" w:line="240" w:lineRule="auto"/>
-      </w:pPr>
-      <w:r>
-        <w:rPr>
-          <w:rtl w:val="0"/>
-          <w:lang w:val="en-US"/>
-        </w:rPr>
-        <w:t xml:space="preserve">        &lt;li&gt;{pro_koho_bod3}&lt;/li&gt;</w:t>
-      </w:r>
-    </w:p>
-    <w:p>
-      <w:pPr>
-        <w:pStyle w:val="Výchozí"/>
-        <w:suppressAutoHyphens w:val="1"/>
-        <w:spacing w:before="0" w:line="240" w:lineRule="auto"/>
-      </w:pPr>
-      <w:r>
-        <w:rPr>
-          <w:rtl w:val="0"/>
-          <w:lang w:val="en-US"/>
-        </w:rPr>
-        <w:t xml:space="preserve">      &lt;/ul&gt;</w:t>
-      </w:r>
-    </w:p>
-    <w:p>
-      <w:pPr>
-        <w:pStyle w:val="Výchozí"/>
-        <w:suppressAutoHyphens w:val="1"/>
-        <w:spacing w:before="0" w:line="240" w:lineRule="auto"/>
-      </w:pPr>
-      <w:r>
-        <w:rPr>
-          <w:rtl w:val="0"/>
-          <w:lang w:val="en-US"/>
-        </w:rPr>
-        <w:t xml:space="preserve">    &lt;/section&gt;</w:t>
-      </w:r>
-    </w:p>
-    <w:p>
-      <w:pPr>
-        <w:pStyle w:val="Výchozí"/>
-        <w:suppressAutoHyphens w:val="1"/>
-        <w:spacing w:before="0" w:line="240" w:lineRule="auto"/>
-      </w:pPr>
-    </w:p>
-    <w:p>
-      <w:pPr>
-        <w:pStyle w:val="Výchozí"/>
-        <w:suppressAutoHyphens w:val="1"/>
-        <w:spacing w:before="0" w:line="240" w:lineRule="auto"/>
-      </w:pPr>
-      <w:r>
-        <w:rPr>
-          <w:rtl w:val="0"/>
-          <w:lang w:val="en-US"/>
-        </w:rPr>
-        <w:t xml:space="preserve">    &lt;section class="section-card"&gt;</w:t>
-      </w:r>
-    </w:p>
-    <w:p>
-      <w:pPr>
-        <w:pStyle w:val="Výchozí"/>
-        <w:suppressAutoHyphens w:val="1"/>
-        <w:spacing w:before="0" w:line="240" w:lineRule="auto"/>
-      </w:pPr>
-      <w:r>
-        <w:rPr>
-          <w:rtl w:val="0"/>
-          <w:lang w:val="en-US"/>
-        </w:rPr>
-        <w:t xml:space="preserve">      &lt;h2&gt;{sekce_frakce_nadpis}&lt;/h2&gt;</w:t>
-      </w:r>
-    </w:p>
-    <w:p>
-      <w:pPr>
-        <w:pStyle w:val="Výchozí"/>
-        <w:suppressAutoHyphens w:val="1"/>
-        <w:spacing w:before="0" w:line="240" w:lineRule="auto"/>
-      </w:pPr>
-      <w:r>
-        <w:rPr>
-          <w:rtl w:val="0"/>
-          <w:lang w:val="en-US"/>
-        </w:rPr>
-        <w:t xml:space="preserve">      &lt;p&gt;{sekce_frakce_text}&lt;/p&gt;</w:t>
+        <w:t xml:space="preserve">      &lt;h2&gt;Co bude</w:t>
+      </w:r>
+      <w:r>
+        <w:rPr>
+          <w:rtl w:val="0"/>
+          <w:lang w:val="en-US"/>
+        </w:rPr>
+        <w:t xml:space="preserve">š </w:t>
+      </w:r>
+      <w:r>
+        <w:rPr>
+          <w:rtl w:val="0"/>
+          <w:lang w:val="en-US"/>
+        </w:rPr>
+        <w:t>pot</w:t>
+      </w:r>
+      <w:r>
+        <w:rPr>
+          <w:rtl w:val="0"/>
+          <w:lang w:val="en-US"/>
+        </w:rPr>
+        <w:t>ř</w:t>
+      </w:r>
+      <w:r>
+        <w:rPr>
+          <w:rtl w:val="0"/>
+          <w:lang w:val="en-US"/>
+        </w:rPr>
+        <w:t>ebovat&lt;/h2&gt;</w:t>
+      </w:r>
+    </w:p>
+    <w:p>
+      <w:pPr>
+        <w:pStyle w:val="Výchozí"/>
+        <w:suppressAutoHyphens w:val="1"/>
+        <w:spacing w:before="0" w:line="240" w:lineRule="auto"/>
+      </w:pPr>
+      <w:r>
+        <w:rPr>
+          <w:rtl w:val="0"/>
+          <w:lang w:val="en-US"/>
+        </w:rPr>
+        <w:t xml:space="preserve">      &lt;p&gt;{pot</w:t>
+      </w:r>
+      <w:r>
+        <w:rPr>
+          <w:rtl w:val="0"/>
+          <w:lang w:val="en-US"/>
+        </w:rPr>
+        <w:t>ř</w:t>
+      </w:r>
+      <w:r>
+        <w:rPr>
+          <w:rtl w:val="0"/>
+          <w:lang w:val="en-US"/>
+        </w:rPr>
+        <w:t>ebn</w:t>
+      </w:r>
+      <w:r>
+        <w:rPr>
+          <w:rtl w:val="0"/>
+          <w:lang w:val="en-US"/>
+        </w:rPr>
+        <w:t>é</w:t>
+      </w:r>
+      <w:r>
+        <w:rPr>
+          <w:rtl w:val="0"/>
+          <w:lang w:val="en-US"/>
+        </w:rPr>
+        <w:t>_vybaven</w:t>
+      </w:r>
+      <w:r>
+        <w:rPr>
+          <w:rtl w:val="0"/>
+          <w:lang w:val="en-US"/>
+        </w:rPr>
+        <w:t>í</w:t>
+      </w:r>
+      <w:r>
+        <w:rPr>
+          <w:rtl w:val="0"/>
+          <w:lang w:val="en-US"/>
+        </w:rPr>
+        <w:t>}&lt;/p&gt;</w:t>
       </w:r>
     </w:p>
     <w:p>
